--- a/mode_docx_nc/pmi_tokz/template.docx
+++ b/mode_docx_nc/pmi_tokz/template.docx
@@ -150,13 +150,13 @@
               <w:rPr>
                 <w:sz w:val="22"/>
               </w:rPr>
-              <w:t>Микропроцессорное устройство защиты и автоматики отходя</w:t>
+              <w:t xml:space="preserve">Микропроцессорное устройство защиты и автоматики </w:t>
             </w:r>
             <w:r>
               <w:rPr>
                 <w:sz w:val="22"/>
               </w:rPr>
-              <w:t>щего присоединения «ЮНИТ-М300-Т</w:t>
+              <w:t>трансформатора «ЮНИТ-М300-Т</w:t>
             </w:r>
             <w:r>
               <w:rPr>
@@ -217,37 +217,14 @@
             <w:r>
               <w:rPr>
                 <w:sz w:val="22"/>
-                <w:highlight w:val="yellow"/>
-              </w:rPr>
-              <w:t>ЮНИТ-</w:t>
+              </w:rPr>
+              <w:t>ЮНИТ-М319-Т</w:t>
             </w:r>
             <w:r>
               <w:rPr>
                 <w:sz w:val="22"/>
-                <w:highlight w:val="yellow"/>
-              </w:rPr>
-              <w:t>М319-</w:t>
-            </w:r>
-            <w:r>
-              <w:rPr>
-                <w:sz w:val="22"/>
-                <w:highlight w:val="yellow"/>
-              </w:rPr>
-              <w:t>Т</w:t>
-            </w:r>
-            <w:r>
-              <w:rPr>
-                <w:sz w:val="22"/>
-                <w:highlight w:val="yellow"/>
-              </w:rPr>
-              <w:t>-Р02с-B021</w:t>
-            </w:r>
-            <w:r>
-              <w:rPr>
-                <w:sz w:val="22"/>
-                <w:highlight w:val="yellow"/>
-              </w:rPr>
-              <w:t>-В021-В001-К001-К003-M046-5400-x-C02.00</w:t>
+              </w:rPr>
+              <w:t>-Р02с_________________________________________</w:t>
             </w:r>
           </w:p>
         </w:tc>
@@ -477,7 +454,7 @@
       <w:r>
         <w:fldChar w:fldCharType="separate"/>
       </w:r>
-      <w:hyperlink w:anchor="_Toc204093827" w:history="1">
+      <w:hyperlink w:anchor="_Toc204173851" w:history="1">
         <w:r>
           <w:rPr>
             <w:rStyle w:val="af4"/>
@@ -521,7 +498,7 @@
             <w:noProof/>
             <w:webHidden/>
           </w:rPr>
-          <w:instrText xml:space="preserve"> PAGEREF _Toc204093827 \h </w:instrText>
+          <w:instrText xml:space="preserve"> PAGEREF _Toc204173851 \h </w:instrText>
         </w:r>
         <w:r>
           <w:rPr>
@@ -563,7 +540,7 @@
           <w:lang w:val="en-US"/>
         </w:rPr>
       </w:pPr>
-      <w:hyperlink w:anchor="_Toc204093828" w:history="1">
+      <w:hyperlink w:anchor="_Toc204173852" w:history="1">
         <w:r>
           <w:rPr>
             <w:rStyle w:val="af4"/>
@@ -590,7 +567,7 @@
             <w:noProof/>
             <w:webHidden/>
           </w:rPr>
-          <w:instrText xml:space="preserve"> PAGEREF _Toc204093828 \h </w:instrText>
+          <w:instrText xml:space="preserve"> PAGEREF _Toc204173852 \h </w:instrText>
         </w:r>
         <w:r>
           <w:rPr>
@@ -632,7 +609,7 @@
           <w:lang w:val="en-US"/>
         </w:rPr>
       </w:pPr>
-      <w:hyperlink w:anchor="_Toc204093829" w:history="1">
+      <w:hyperlink w:anchor="_Toc204173853" w:history="1">
         <w:r>
           <w:rPr>
             <w:rStyle w:val="af4"/>
@@ -659,7 +636,7 @@
             <w:noProof/>
             <w:webHidden/>
           </w:rPr>
-          <w:instrText xml:space="preserve"> PAGEREF _Toc204093829 \h </w:instrText>
+          <w:instrText xml:space="preserve"> PAGEREF _Toc204173853 \h </w:instrText>
         </w:r>
         <w:r>
           <w:rPr>
@@ -701,7 +678,7 @@
           <w:lang w:val="en-US"/>
         </w:rPr>
       </w:pPr>
-      <w:hyperlink w:anchor="_Toc204093830" w:history="1">
+      <w:hyperlink w:anchor="_Toc204173854" w:history="1">
         <w:r>
           <w:rPr>
             <w:rStyle w:val="af4"/>
@@ -728,7 +705,7 @@
             <w:noProof/>
             <w:webHidden/>
           </w:rPr>
-          <w:instrText xml:space="preserve"> PAGEREF _Toc204093830 \h </w:instrText>
+          <w:instrText xml:space="preserve"> PAGEREF _Toc204173854 \h </w:instrText>
         </w:r>
         <w:r>
           <w:rPr>
@@ -770,7 +747,7 @@
           <w:lang w:val="en-US"/>
         </w:rPr>
       </w:pPr>
-      <w:hyperlink w:anchor="_Toc204093831" w:history="1">
+      <w:hyperlink w:anchor="_Toc204173855" w:history="1">
         <w:r>
           <w:rPr>
             <w:rStyle w:val="af4"/>
@@ -797,7 +774,7 @@
             <w:noProof/>
             <w:webHidden/>
           </w:rPr>
-          <w:instrText xml:space="preserve"> PAGEREF _Toc204093831 \h </w:instrText>
+          <w:instrText xml:space="preserve"> PAGEREF _Toc204173855 \h </w:instrText>
         </w:r>
         <w:r>
           <w:rPr>
@@ -839,7 +816,7 @@
           <w:lang w:val="en-US"/>
         </w:rPr>
       </w:pPr>
-      <w:hyperlink w:anchor="_Toc204093832" w:history="1">
+      <w:hyperlink w:anchor="_Toc204173856" w:history="1">
         <w:r>
           <w:rPr>
             <w:rStyle w:val="af4"/>
@@ -866,7 +843,7 @@
             <w:noProof/>
             <w:webHidden/>
           </w:rPr>
-          <w:instrText xml:space="preserve"> PAGEREF _Toc204093832 \h </w:instrText>
+          <w:instrText xml:space="preserve"> PAGEREF _Toc204173856 \h </w:instrText>
         </w:r>
         <w:r>
           <w:rPr>
@@ -908,7 +885,7 @@
           <w:lang w:val="en-US"/>
         </w:rPr>
       </w:pPr>
-      <w:hyperlink w:anchor="_Toc204093833" w:history="1">
+      <w:hyperlink w:anchor="_Toc204173857" w:history="1">
         <w:r>
           <w:rPr>
             <w:rStyle w:val="af4"/>
@@ -935,7 +912,7 @@
             <w:noProof/>
             <w:webHidden/>
           </w:rPr>
-          <w:instrText xml:space="preserve"> PAGEREF _Toc204093833 \h </w:instrText>
+          <w:instrText xml:space="preserve"> PAGEREF _Toc204173857 \h </w:instrText>
         </w:r>
         <w:r>
           <w:rPr>
@@ -977,7 +954,7 @@
           <w:lang w:val="en-US"/>
         </w:rPr>
       </w:pPr>
-      <w:hyperlink w:anchor="_Toc204093834" w:history="1">
+      <w:hyperlink w:anchor="_Toc204173858" w:history="1">
         <w:r>
           <w:rPr>
             <w:rStyle w:val="af4"/>
@@ -1004,7 +981,7 @@
             <w:noProof/>
             <w:webHidden/>
           </w:rPr>
-          <w:instrText xml:space="preserve"> PAGEREF _Toc204093834 \h </w:instrText>
+          <w:instrText xml:space="preserve"> PAGEREF _Toc204173858 \h </w:instrText>
         </w:r>
         <w:r>
           <w:rPr>
@@ -1050,7 +1027,7 @@
           <w:lang w:val="en-US"/>
         </w:rPr>
       </w:pPr>
-      <w:hyperlink w:anchor="_Toc204093835" w:history="1">
+      <w:hyperlink w:anchor="_Toc204173859" w:history="1">
         <w:r>
           <w:rPr>
             <w:rStyle w:val="af4"/>
@@ -1073,21 +1050,7 @@
             <w:rStyle w:val="af4"/>
             <w:noProof/>
           </w:rPr>
-          <w:t>ПРОГРАММА И МЕТОДИКИ ПРОВЕДЕНИЯ И</w:t>
-        </w:r>
-        <w:r>
-          <w:rPr>
-            <w:rStyle w:val="af4"/>
-            <w:noProof/>
-          </w:rPr>
-          <w:t>С</w:t>
-        </w:r>
-        <w:r>
-          <w:rPr>
-            <w:rStyle w:val="af4"/>
-            <w:noProof/>
-          </w:rPr>
-          <w:t>ПЫТАНИЙ</w:t>
+          <w:t>ПРОГРАММА ПРОВЕДЕНИЯ ИСПЫТАНИЙ</w:t>
         </w:r>
         <w:r>
           <w:rPr>
@@ -1108,7 +1071,7 @@
             <w:noProof/>
             <w:webHidden/>
           </w:rPr>
-          <w:instrText xml:space="preserve"> PAGEREF _Toc204093835 \h </w:instrText>
+          <w:instrText xml:space="preserve"> PAGEREF _Toc204173859 \h </w:instrText>
         </w:r>
         <w:r>
           <w:rPr>
@@ -1150,7 +1113,7 @@
           <w:lang w:val="en-US"/>
         </w:rPr>
       </w:pPr>
-      <w:hyperlink w:anchor="_Toc204093836" w:history="1">
+      <w:hyperlink w:anchor="_Toc204173860" w:history="1">
         <w:r>
           <w:rPr>
             <w:rStyle w:val="af4"/>
@@ -1177,7 +1140,7 @@
             <w:noProof/>
             <w:webHidden/>
           </w:rPr>
-          <w:instrText xml:space="preserve"> PAGEREF _Toc204093836 \h </w:instrText>
+          <w:instrText xml:space="preserve"> PAGEREF _Toc204173860 \h </w:instrText>
         </w:r>
         <w:r>
           <w:rPr>
@@ -1219,13 +1182,13 @@
           <w:lang w:val="en-US"/>
         </w:rPr>
       </w:pPr>
-      <w:hyperlink w:anchor="_Toc204093837" w:history="1">
+      <w:hyperlink w:anchor="_Toc204173861" w:history="1">
         <w:r>
           <w:rPr>
             <w:rStyle w:val="af4"/>
             <w:noProof/>
           </w:rPr>
-          <w:t>2.2 Подключение аналоговых цепей к устройству</w:t>
+          <w:t>2.2 Подключение испытательной установки к устройству</w:t>
         </w:r>
         <w:r>
           <w:rPr>
@@ -1246,7 +1209,7 @@
             <w:noProof/>
             <w:webHidden/>
           </w:rPr>
-          <w:instrText xml:space="preserve"> PAGEREF _Toc204093837 \h </w:instrText>
+          <w:instrText xml:space="preserve"> PAGEREF _Toc204173861 \h </w:instrText>
         </w:r>
         <w:r>
           <w:rPr>
@@ -1288,13 +1251,13 @@
           <w:lang w:val="en-US"/>
         </w:rPr>
       </w:pPr>
-      <w:hyperlink w:anchor="_Toc204093838" w:history="1">
+      <w:hyperlink w:anchor="_Toc204173862" w:history="1">
         <w:r>
           <w:rPr>
             <w:rStyle w:val="af4"/>
             <w:noProof/>
           </w:rPr>
-          <w:t>2.3 Подключение дискретных входных и выходных цепей устройства</w:t>
+          <w:t>2.3 Назначение дискретных входов устройства ЮНИТ-М-300</w:t>
         </w:r>
         <w:r>
           <w:rPr>
@@ -1315,7 +1278,7 @@
             <w:noProof/>
             <w:webHidden/>
           </w:rPr>
-          <w:instrText xml:space="preserve"> PAGEREF _Toc204093838 \h </w:instrText>
+          <w:instrText xml:space="preserve"> PAGEREF _Toc204173862 \h </w:instrText>
         </w:r>
         <w:r>
           <w:rPr>
@@ -1335,7 +1298,7 @@
             <w:noProof/>
             <w:webHidden/>
           </w:rPr>
-          <w:t>5</w:t>
+          <w:t>7</w:t>
         </w:r>
         <w:r>
           <w:rPr>
@@ -1357,13 +1320,13 @@
           <w:lang w:val="en-US"/>
         </w:rPr>
       </w:pPr>
-      <w:hyperlink w:anchor="_Toc204093839" w:history="1">
+      <w:hyperlink w:anchor="_Toc204173863" w:history="1">
         <w:r>
           <w:rPr>
             <w:rStyle w:val="af4"/>
             <w:noProof/>
           </w:rPr>
-          <w:t>2.4 Назначение дискретных входов устройства ЮНИТ-М-300</w:t>
+          <w:t>2.4 Назначение выходных реле устройства ЮНИТ-М-300</w:t>
         </w:r>
         <w:r>
           <w:rPr>
@@ -1384,7 +1347,7 @@
             <w:noProof/>
             <w:webHidden/>
           </w:rPr>
-          <w:instrText xml:space="preserve"> PAGEREF _Toc204093839 \h </w:instrText>
+          <w:instrText xml:space="preserve"> PAGEREF _Toc204173863 \h </w:instrText>
         </w:r>
         <w:r>
           <w:rPr>
@@ -1404,76 +1367,7 @@
             <w:noProof/>
             <w:webHidden/>
           </w:rPr>
-          <w:t>5</w:t>
-        </w:r>
-        <w:r>
-          <w:rPr>
-            <w:noProof/>
-            <w:webHidden/>
-          </w:rPr>
-          <w:fldChar w:fldCharType="end"/>
-        </w:r>
-      </w:hyperlink>
-    </w:p>
-    <w:p>
-      <w:pPr>
-        <w:pStyle w:val="22"/>
-        <w:rPr>
-          <w:rFonts w:asciiTheme="minorHAnsi" w:eastAsiaTheme="minorEastAsia" w:hAnsiTheme="minorHAnsi"/>
-          <w:noProof/>
-          <w:color w:val="auto"/>
-          <w:sz w:val="22"/>
-          <w:lang w:val="en-US"/>
-        </w:rPr>
-      </w:pPr>
-      <w:hyperlink w:anchor="_Toc204093840" w:history="1">
-        <w:r>
-          <w:rPr>
-            <w:rStyle w:val="af4"/>
-            <w:noProof/>
-          </w:rPr>
-          <w:t>2.5 Назначение выходных реле устройства ЮНИТ-М-300</w:t>
-        </w:r>
-        <w:r>
-          <w:rPr>
-            <w:noProof/>
-            <w:webHidden/>
-          </w:rPr>
-          <w:tab/>
-        </w:r>
-        <w:r>
-          <w:rPr>
-            <w:noProof/>
-            <w:webHidden/>
-          </w:rPr>
-          <w:fldChar w:fldCharType="begin"/>
-        </w:r>
-        <w:r>
-          <w:rPr>
-            <w:noProof/>
-            <w:webHidden/>
-          </w:rPr>
-          <w:instrText xml:space="preserve"> PAGEREF _Toc204093840 \h </w:instrText>
-        </w:r>
-        <w:r>
-          <w:rPr>
-            <w:noProof/>
-            <w:webHidden/>
-          </w:rPr>
-        </w:r>
-        <w:r>
-          <w:rPr>
-            <w:noProof/>
-            <w:webHidden/>
-          </w:rPr>
-          <w:fldChar w:fldCharType="separate"/>
-        </w:r>
-        <w:r>
-          <w:rPr>
-            <w:noProof/>
-            <w:webHidden/>
-          </w:rPr>
-          <w:t>8</w:t>
+          <w:t>9</w:t>
         </w:r>
         <w:r>
           <w:rPr>
@@ -1534,7 +1428,7 @@
         <w:lastRenderedPageBreak/>
         <w:tab/>
       </w:r>
-      <w:bookmarkStart w:id="0" w:name="_Toc204093827"/>
+      <w:bookmarkStart w:id="0" w:name="_Toc204173851"/>
       <w:r>
         <w:t>ОБЩИЕ СВЕДЕНИЯ</w:t>
       </w:r>
@@ -1544,7 +1438,7 @@
       <w:pPr>
         <w:pStyle w:val="2"/>
       </w:pPr>
-      <w:bookmarkStart w:id="1" w:name="_Toc204093828"/>
+      <w:bookmarkStart w:id="1" w:name="_Toc204173852"/>
       <w:r>
         <w:t>Цель проведения испытаний</w:t>
       </w:r>
@@ -1555,26 +1449,32 @@
         <w:pStyle w:val="a5"/>
       </w:pPr>
       <w:r>
-        <w:t>Проверка функциональн</w:t>
-      </w:r>
-      <w:r>
-        <w:t>ой схемы устройства ЮНИТ-М300-Т</w:t>
+        <w:t>Проверка и подтверждение соответствия взаимосвязей функциональны</w:t>
+      </w:r>
+      <w:r>
+        <w:t>х блоков устройства ЮНИТ-М300-Т</w:t>
+      </w:r>
+      <w:r>
+        <w:t xml:space="preserve"> согласованной функциональной схеме устройства (далее </w:t>
+      </w:r>
+      <w:r>
+        <w:t xml:space="preserve">ФСУ) версии </w:t>
+      </w:r>
+      <w:r>
+        <w:t>___</w:t>
       </w:r>
       <w:r>
         <w:t xml:space="preserve"> в части </w:t>
       </w:r>
       <w:r>
-        <w:t>токовых функций</w:t>
-      </w:r>
-      <w:r>
-        <w:t>.</w:t>
+        <w:t>токовых функций.</w:t>
       </w:r>
     </w:p>
     <w:p>
       <w:pPr>
         <w:pStyle w:val="2"/>
       </w:pPr>
-      <w:bookmarkStart w:id="2" w:name="_Toc204093829"/>
+      <w:bookmarkStart w:id="2" w:name="_Toc204173853"/>
       <w:r>
         <w:t>Место</w:t>
       </w:r>
@@ -1703,9 +1603,8 @@
             <w:r>
               <w:rPr>
                 <w:szCs w:val="24"/>
-                <w:highlight w:val="yellow"/>
-              </w:rPr>
-              <w:t>111024</w:t>
+              </w:rPr>
+              <w:t>153040</w:t>
             </w:r>
             <w:r>
               <w:rPr>
@@ -1721,7 +1620,7 @@
       <w:pPr>
         <w:pStyle w:val="2"/>
       </w:pPr>
-      <w:bookmarkStart w:id="3" w:name="_Toc204093830"/>
+      <w:bookmarkStart w:id="3" w:name="_Toc204173854"/>
       <w:r>
         <w:t>Информация об объекте испытаний</w:t>
       </w:r>
@@ -1755,7 +1654,7 @@
         </w:trPr>
         <w:tc>
           <w:tcPr>
-            <w:tcW w:w="9911" w:type="dxa"/>
+            <w:tcW w:w="9605" w:type="dxa"/>
             <w:gridSpan w:val="3"/>
           </w:tcPr>
           <w:p>
@@ -1777,11 +1676,10 @@
         </w:trPr>
         <w:tc>
           <w:tcPr>
-            <w:tcW w:w="4815" w:type="dxa"/>
-          </w:tcPr>
-          <w:p>
-            <w:pPr>
-              <w:jc w:val="left"/>
+            <w:tcW w:w="4644" w:type="dxa"/>
+          </w:tcPr>
+          <w:p>
+            <w:pPr>
               <w:rPr>
                 <w:b/>
               </w:rPr>
@@ -1796,11 +1694,10 @@
         </w:tc>
         <w:tc>
           <w:tcPr>
-            <w:tcW w:w="2551" w:type="dxa"/>
-          </w:tcPr>
-          <w:p>
-            <w:pPr>
-              <w:jc w:val="left"/>
+            <w:tcW w:w="2477" w:type="dxa"/>
+          </w:tcPr>
+          <w:p>
+            <w:pPr>
               <w:rPr>
                 <w:b/>
               </w:rPr>
@@ -1815,11 +1712,10 @@
         </w:tc>
         <w:tc>
           <w:tcPr>
-            <w:tcW w:w="2545" w:type="dxa"/>
-          </w:tcPr>
-          <w:p>
-            <w:pPr>
-              <w:jc w:val="left"/>
+            <w:tcW w:w="2484" w:type="dxa"/>
+          </w:tcPr>
+          <w:p>
+            <w:pPr>
               <w:rPr>
                 <w:b/>
               </w:rPr>
@@ -1839,37 +1735,45 @@
         </w:trPr>
         <w:tc>
           <w:tcPr>
-            <w:tcW w:w="4815" w:type="dxa"/>
+            <w:tcW w:w="4644" w:type="dxa"/>
           </w:tcPr>
           <w:p>
             <w:pPr>
               <w:jc w:val="left"/>
             </w:pPr>
             <w:r>
-              <w:t>Микропроцессорное устройство защи</w:t>
-            </w:r>
-            <w:r>
-              <w:t>ты отходящей линии «ЮНИТ-М300-Т</w:t>
-            </w:r>
-            <w:r>
-              <w:t>»,</w:t>
+              <w:t xml:space="preserve">Наименование: </w:t>
+            </w:r>
+            <w:r>
+              <w:rPr>
+                <w:i/>
+              </w:rPr>
+              <w:t xml:space="preserve">Микропроцессорное устройство защиты </w:t>
+            </w:r>
+            <w:r>
+              <w:rPr>
+                <w:i/>
+              </w:rPr>
+              <w:t>защиты и автоматики трансформатора</w:t>
+            </w:r>
+            <w:r>
+              <w:rPr>
+                <w:i/>
+              </w:rPr>
+              <w:t xml:space="preserve"> «ЮНИТ-М300-Т»</w:t>
             </w:r>
           </w:p>
           <w:p>
             <w:pPr>
               <w:jc w:val="left"/>
             </w:pPr>
-            <w:r>
-              <w:rPr>
-                <w:highlight w:val="yellow"/>
-              </w:rPr>
-              <w:t>Модель ЮНИТ-М314-Т</w:t>
-            </w:r>
-            <w:r>
-              <w:rPr>
-                <w:highlight w:val="yellow"/>
-              </w:rPr>
-              <w:t>-Р02с-B021-В021-В001-К001-К003-M046-5400-x-C02.00,</w:t>
+            <w:proofErr w:type="gramStart"/>
+            <w:r>
+              <w:t>Модель:_</w:t>
+            </w:r>
+            <w:proofErr w:type="gramEnd"/>
+            <w:r>
+              <w:t>_______________________________</w:t>
             </w:r>
           </w:p>
           <w:p>
@@ -1877,25 +1781,27 @@
               <w:jc w:val="left"/>
             </w:pPr>
             <w:r>
-              <w:t xml:space="preserve">ПО версия </w:t>
-            </w:r>
-            <w:r>
-              <w:rPr>
-                <w:highlight w:val="yellow"/>
-              </w:rPr>
-              <w:t>ХХ</w:t>
-            </w:r>
-          </w:p>
-        </w:tc>
-        <w:tc>
-          <w:tcPr>
-            <w:tcW w:w="2551" w:type="dxa"/>
+              <w:t>_______________________________________</w:t>
+            </w:r>
+          </w:p>
+          <w:p>
+            <w:pPr>
+              <w:jc w:val="left"/>
+            </w:pPr>
+            <w:r>
+              <w:t>Версия ПО: _________</w:t>
+            </w:r>
+          </w:p>
+        </w:tc>
+        <w:tc>
+          <w:tcPr>
+            <w:tcW w:w="2477" w:type="dxa"/>
           </w:tcPr>
           <w:p/>
         </w:tc>
         <w:tc>
           <w:tcPr>
-            <w:tcW w:w="2545" w:type="dxa"/>
+            <w:tcW w:w="2484" w:type="dxa"/>
           </w:tcPr>
           <w:p>
             <w:r>
@@ -1962,7 +1868,6 @@
           </w:tcPr>
           <w:p>
             <w:pPr>
-              <w:jc w:val="left"/>
               <w:rPr>
                 <w:b/>
               </w:rPr>
@@ -1981,7 +1886,6 @@
           </w:tcPr>
           <w:p>
             <w:pPr>
-              <w:jc w:val="left"/>
               <w:rPr>
                 <w:b/>
               </w:rPr>
@@ -2000,7 +1904,6 @@
           </w:tcPr>
           <w:p>
             <w:pPr>
-              <w:jc w:val="left"/>
               <w:rPr>
                 <w:b/>
               </w:rPr>
@@ -2022,11 +1925,6 @@
           <w:tcPr>
             <w:tcW w:w="4815" w:type="dxa"/>
           </w:tcPr>
-          <w:p>
-            <w:pPr>
-              <w:jc w:val="left"/>
-            </w:pPr>
-          </w:p>
           <w:p>
             <w:pPr>
               <w:jc w:val="left"/>
@@ -2071,7 +1969,7 @@
       <w:pPr>
         <w:pStyle w:val="2"/>
       </w:pPr>
-      <w:bookmarkStart w:id="4" w:name="_Toc204093831"/>
+      <w:bookmarkStart w:id="4" w:name="_Toc204173855"/>
       <w:r>
         <w:t>Период проведения испытаний</w:t>
       </w:r>
@@ -2088,17 +1986,14 @@
         <w:tab/>
       </w:r>
       <w:r>
-        <w:rPr>
-          <w:highlight w:val="yellow"/>
-        </w:rPr>
-        <w:t>15.09.2025 - 17.10.2025</w:t>
+        <w:t>___________________________</w:t>
       </w:r>
     </w:p>
     <w:p>
       <w:pPr>
         <w:pStyle w:val="2"/>
       </w:pPr>
-      <w:bookmarkStart w:id="5" w:name="_Toc204093832"/>
+      <w:bookmarkStart w:id="5" w:name="_Toc204173856"/>
       <w:r>
         <w:t>Условия проведения испытаний и измерений</w:t>
       </w:r>
@@ -2116,7 +2011,7 @@
       <w:pPr>
         <w:pStyle w:val="2"/>
       </w:pPr>
-      <w:bookmarkStart w:id="6" w:name="_Toc204093833"/>
+      <w:bookmarkStart w:id="6" w:name="_Toc204173857"/>
       <w:r>
         <w:t>Нормативная документация</w:t>
       </w:r>
@@ -2127,19 +2022,45 @@
         <w:pStyle w:val="a5"/>
       </w:pPr>
       <w:r>
+        <w:t xml:space="preserve">1. СТО 56947007-33.040.20.296-2019 </w:t>
+      </w:r>
+      <w:r>
+        <w:t>Типовые шкафы ШЭТ и ОЭТ 6-35 кВ. Архитектура I типа</w:t>
+      </w:r>
+      <w:r>
+        <w:t>, ПАО «ФСК ЕЭС».</w:t>
+      </w:r>
+    </w:p>
+    <w:p>
+      <w:pPr>
+        <w:pStyle w:val="a5"/>
+      </w:pPr>
+      <w:r>
+        <w:lastRenderedPageBreak/>
+        <w:t xml:space="preserve">2. СТО 56947007-33.040.20.297-2019 </w:t>
+      </w:r>
+      <w:r>
+        <w:t>Типовые шкафы ШЭТ и ОЭТ 6-35 кВ. Архитектура I</w:t>
+      </w:r>
+      <w:r>
         <w:rPr>
-          <w:highlight w:val="yellow"/>
+          <w:lang w:val="en-US"/>
         </w:rPr>
-        <w:t>(указать НТД и др. документы, на соответствие требованиям которых проводились испытания)</w:t>
+        <w:t>I</w:t>
+      </w:r>
+      <w:r>
+        <w:t xml:space="preserve"> типа</w:t>
+      </w:r>
+      <w:r>
+        <w:t>, ПАО «ФСК ЕЭС».</w:t>
       </w:r>
     </w:p>
     <w:p>
       <w:pPr>
         <w:pStyle w:val="2"/>
       </w:pPr>
-      <w:bookmarkStart w:id="7" w:name="_Toc204093834"/>
-      <w:r>
-        <w:lastRenderedPageBreak/>
+      <w:bookmarkStart w:id="7" w:name="_Toc204173858"/>
+      <w:r>
         <w:t>Перечень используемых средств измерений (СИ), испытательного оборудования (ИО) и вспомогательного оборудования (ВО)</w:t>
       </w:r>
       <w:bookmarkEnd w:id="7"/>
@@ -2506,58 +2427,6 @@
           <w:p/>
         </w:tc>
       </w:tr>
-      <w:tr>
-        <w:tc>
-          <w:tcPr>
-            <w:tcW w:w="3681" w:type="dxa"/>
-          </w:tcPr>
-          <w:p/>
-        </w:tc>
-        <w:tc>
-          <w:tcPr>
-            <w:tcW w:w="2835" w:type="dxa"/>
-          </w:tcPr>
-          <w:p/>
-        </w:tc>
-        <w:tc>
-          <w:tcPr>
-            <w:tcW w:w="1559" w:type="dxa"/>
-          </w:tcPr>
-          <w:p/>
-        </w:tc>
-        <w:tc>
-          <w:tcPr>
-            <w:tcW w:w="1559" w:type="dxa"/>
-          </w:tcPr>
-          <w:p/>
-        </w:tc>
-      </w:tr>
-      <w:tr>
-        <w:tc>
-          <w:tcPr>
-            <w:tcW w:w="3681" w:type="dxa"/>
-          </w:tcPr>
-          <w:p/>
-        </w:tc>
-        <w:tc>
-          <w:tcPr>
-            <w:tcW w:w="2835" w:type="dxa"/>
-          </w:tcPr>
-          <w:p/>
-        </w:tc>
-        <w:tc>
-          <w:tcPr>
-            <w:tcW w:w="1559" w:type="dxa"/>
-          </w:tcPr>
-          <w:p/>
-        </w:tc>
-        <w:tc>
-          <w:tcPr>
-            <w:tcW w:w="1559" w:type="dxa"/>
-          </w:tcPr>
-          <w:p/>
-        </w:tc>
-      </w:tr>
     </w:tbl>
     <w:p>
       <w:pPr>
@@ -2895,58 +2764,6 @@
           <w:p/>
         </w:tc>
       </w:tr>
-      <w:tr>
-        <w:tc>
-          <w:tcPr>
-            <w:tcW w:w="3681" w:type="dxa"/>
-          </w:tcPr>
-          <w:p/>
-        </w:tc>
-        <w:tc>
-          <w:tcPr>
-            <w:tcW w:w="2835" w:type="dxa"/>
-          </w:tcPr>
-          <w:p/>
-        </w:tc>
-        <w:tc>
-          <w:tcPr>
-            <w:tcW w:w="1559" w:type="dxa"/>
-          </w:tcPr>
-          <w:p/>
-        </w:tc>
-        <w:tc>
-          <w:tcPr>
-            <w:tcW w:w="1559" w:type="dxa"/>
-          </w:tcPr>
-          <w:p/>
-        </w:tc>
-      </w:tr>
-      <w:tr>
-        <w:tc>
-          <w:tcPr>
-            <w:tcW w:w="3681" w:type="dxa"/>
-          </w:tcPr>
-          <w:p/>
-        </w:tc>
-        <w:tc>
-          <w:tcPr>
-            <w:tcW w:w="2835" w:type="dxa"/>
-          </w:tcPr>
-          <w:p/>
-        </w:tc>
-        <w:tc>
-          <w:tcPr>
-            <w:tcW w:w="1559" w:type="dxa"/>
-          </w:tcPr>
-          <w:p/>
-        </w:tc>
-        <w:tc>
-          <w:tcPr>
-            <w:tcW w:w="1559" w:type="dxa"/>
-          </w:tcPr>
-          <w:p/>
-        </w:tc>
-      </w:tr>
     </w:tbl>
     <w:p>
       <w:pPr>
@@ -3648,7 +3465,7 @@
       <w:pPr>
         <w:pStyle w:val="1"/>
       </w:pPr>
-      <w:bookmarkStart w:id="8" w:name="_Toc204093835"/>
+      <w:bookmarkStart w:id="8" w:name="_Toc204173859"/>
       <w:r>
         <w:lastRenderedPageBreak/>
         <w:t>ПРОГРАММА ПРОВЕДЕНИЯ ИСПЫТАНИЙ</w:t>
@@ -3659,7 +3476,7 @@
       <w:pPr>
         <w:pStyle w:val="2"/>
       </w:pPr>
-      <w:bookmarkStart w:id="9" w:name="_Toc204093836"/>
+      <w:bookmarkStart w:id="9" w:name="_Toc204173860"/>
       <w:r>
         <w:t>Цел</w:t>
       </w:r>
@@ -3679,33 +3496,40 @@
         <w:t xml:space="preserve">  </w:t>
       </w:r>
       <w:r>
-        <w:t xml:space="preserve">Оценка корректности реализации логических </w:t>
-      </w:r>
-      <w:bookmarkStart w:id="10" w:name="_GoBack"/>
-      <w:bookmarkEnd w:id="10"/>
-      <w:r>
-        <w:t>взаимосвязей между функциональными блоками (</w:t>
-      </w:r>
-      <w:r>
-        <w:t>КСВ</w:t>
+        <w:t>Оценка корректности реализации логических взаимосвязей между функциональными блоками (</w:t>
+      </w:r>
+      <w:r>
+        <w:t>ТО</w:t>
       </w:r>
       <w:r>
         <w:t xml:space="preserve">, </w:t>
       </w:r>
       <w:r>
-        <w:t>КП</w:t>
+        <w:t>ЗП</w:t>
       </w:r>
       <w:r>
         <w:t xml:space="preserve">, </w:t>
       </w:r>
       <w:r>
-        <w:t>КА</w:t>
+        <w:t>ЗОП</w:t>
       </w:r>
       <w:r>
         <w:t>,</w:t>
       </w:r>
       <w:r>
-        <w:t xml:space="preserve"> УВ, СС,</w:t>
+        <w:t xml:space="preserve"> </w:t>
+      </w:r>
+      <w:r>
+        <w:t>ТК ЗДЗ</w:t>
+      </w:r>
+      <w:r>
+        <w:t>,</w:t>
+      </w:r>
+      <w:r>
+        <w:t xml:space="preserve"> ТО РПН, ЛЗТ, ЛО Т,</w:t>
+      </w:r>
+      <w:r>
+        <w:t xml:space="preserve"> СС,</w:t>
       </w:r>
       <w:r>
         <w:t xml:space="preserve"> ПС), а также внутри этих блоков, в объеме, достаточном для проверки правильности их взаимодействия</w:t>
@@ -3728,51 +3552,47 @@
       <w:r>
         <w:t>.</w:t>
       </w:r>
-    </w:p>
-    <w:p>
-      <w:pPr>
-        <w:pStyle w:val="2"/>
-        <w:rPr>
-          <w:color w:val="FF0000"/>
-        </w:rPr>
-      </w:pPr>
-      <w:bookmarkStart w:id="11" w:name="_Toc204093837"/>
-      <w:r>
-        <w:rPr>
-          <w:color w:val="FF0000"/>
-        </w:rPr>
-        <w:t>Подключение аналоговых цепей к устройству</w:t>
-      </w:r>
-      <w:bookmarkEnd w:id="11"/>
     </w:p>
     <w:p>
       <w:pPr>
         <w:pStyle w:val="a5"/>
+      </w:pPr>
+      <w:bookmarkStart w:id="10" w:name="_GoBack"/>
+      <w:r>
+        <w:t xml:space="preserve">2.1.2 В приложении к данному </w:t>
+      </w:r>
+      <w:r>
         <w:rPr>
-          <w:color w:val="FF0000"/>
+          <w:highlight w:val="yellow"/>
         </w:rPr>
-      </w:pPr>
-      <w:r>
-        <w:rPr>
-          <w:color w:val="FF0000"/>
-        </w:rPr>
-        <w:t xml:space="preserve">Подключение аналоговых цепей </w:t>
-      </w:r>
-      <w:r>
-        <w:rPr>
-          <w:color w:val="FF0000"/>
-        </w:rPr>
-        <w:t>не требуется.</w:t>
+        <w:t>протоколу (см.</w:t>
+      </w:r>
+      <w:r>
+        <w:t xml:space="preserve"> </w:t>
+      </w:r>
+      <w:proofErr w:type="gramStart"/>
+      <w:r>
+        <w:t>файл )</w:t>
+      </w:r>
+      <w:proofErr w:type="gramEnd"/>
+      <w:r>
+        <w:t xml:space="preserve"> приведены выставляемые уставки и параметры для каждого режима.</w:t>
       </w:r>
     </w:p>
     <w:p>
       <w:pPr>
         <w:pStyle w:val="2"/>
       </w:pPr>
-      <w:bookmarkStart w:id="12" w:name="_Toc204093838"/>
-      <w:r>
-        <w:t>Подключение дискретных входных и выходных цепей устройства</w:t>
-      </w:r>
+      <w:bookmarkStart w:id="11" w:name="_Toc198633114"/>
+      <w:bookmarkStart w:id="12" w:name="_Toc204173861"/>
+      <w:bookmarkEnd w:id="10"/>
+      <w:r>
+        <w:t>Подключение испытатель</w:t>
+      </w:r>
+      <w:r>
+        <w:t>ной установки к устройству</w:t>
+      </w:r>
+      <w:bookmarkEnd w:id="11"/>
       <w:bookmarkEnd w:id="12"/>
     </w:p>
     <w:p>
@@ -3780,7 +3600,67 @@
         <w:pStyle w:val="3"/>
       </w:pPr>
       <w:r>
-        <w:t>Подключение дискретных входных и выходных цепей производится в соответствии с рисунком 2.2.</w:t>
+        <w:t>Перед началом испытаний необходимо подключить аналоговые</w:t>
+      </w:r>
+      <w:r>
+        <w:t>,</w:t>
+      </w:r>
+      <w:r>
+        <w:t xml:space="preserve"> дискретные цепи терминала и испытательной установки в соответствии со </w:t>
+      </w:r>
+      <w:r>
+        <w:t xml:space="preserve">схемами на рисунках </w:t>
+      </w:r>
+      <w:r>
+        <w:fldChar w:fldCharType="begin"/>
+      </w:r>
+      <w:r>
+        <w:instrText xml:space="preserve"> REF _Ref198628607 \r \h  \* MERGEFORMAT </w:instrText>
+      </w:r>
+      <w:r>
+        <w:fldChar w:fldCharType="separate"/>
+      </w:r>
+      <w:r>
+        <w:rPr>
+          <w:vanish/>
+        </w:rPr>
+        <w:t xml:space="preserve">Рисунок </w:t>
+      </w:r>
+      <w:r>
+        <w:t xml:space="preserve">2.1 - </w:t>
+      </w:r>
+      <w:r>
+        <w:fldChar w:fldCharType="end"/>
+      </w:r>
+      <w:r>
+        <w:fldChar w:fldCharType="begin"/>
+      </w:r>
+      <w:r>
+        <w:instrText xml:space="preserve"> REF _Ref198628610 \r \h  \* MERGEFORMAT </w:instrText>
+      </w:r>
+      <w:r>
+        <w:fldChar w:fldCharType="separate"/>
+      </w:r>
+      <w:r>
+        <w:rPr>
+          <w:vanish/>
+        </w:rPr>
+        <w:t xml:space="preserve">Рисунок </w:t>
+      </w:r>
+      <w:r>
+        <w:t>2.3</w:t>
+      </w:r>
+      <w:r>
+        <w:rPr>
+          <w:vanish/>
+        </w:rPr>
+        <w:t xml:space="preserve"> - </w:t>
+      </w:r>
+      <w:r>
+        <w:fldChar w:fldCharType="end"/>
+      </w:r>
+      <w:r>
+        <w:t>.</w:t>
       </w:r>
     </w:p>
     <w:p>
@@ -3791,7 +3671,10 @@
         </w:rPr>
       </w:pPr>
       <w:r>
-        <w:object w:dxaOrig="19650" w:dyaOrig="13425">
+        <w:rPr>
+          <w:lang w:val="ru-RU"/>
+        </w:rPr>
+        <w:object w:dxaOrig="8700" w:dyaOrig="6675">
           <v:shapetype id="_x0000_t75" coordsize="21600,21600" o:spt="75" o:preferrelative="t" path="m@4@5l@4@11@9@11@9@5xe" filled="f" stroked="f">
             <v:stroke joinstyle="miter"/>
             <v:formulas>
@@ -3811,10 +3694,10 @@
             <v:path o:extrusionok="f" gradientshapeok="t" o:connecttype="rect"/>
             <o:lock v:ext="edit" aspectratio="t"/>
           </v:shapetype>
-          <v:shape id="_x0000_i1025" type="#_x0000_t75" style="width:411.95pt;height:283pt" o:ole="">
+          <v:shape id="_x0000_i1025" type="#_x0000_t75" style="width:352.5pt;height:270.5pt" o:ole="">
             <v:imagedata r:id="rId10" o:title=""/>
           </v:shape>
-          <o:OLEObject Type="Embed" ProgID="Acrobat.Document.DC" ShapeID="_x0000_i1025" DrawAspect="Content" ObjectID="_1814706576" r:id="rId11"/>
+          <o:OLEObject Type="Embed" ProgID="Acrobat.Document.DC" ShapeID="_x0000_i1025" DrawAspect="Content" ObjectID="_1814786990" r:id="rId11"/>
         </w:object>
       </w:r>
     </w:p>
@@ -3822,19 +3705,149 @@
       <w:pPr>
         <w:pStyle w:val="a1"/>
       </w:pPr>
-      <w:r>
-        <w:t>Схема подключения дискретных входных и выходных цепей для проверки устройства ЮНИТ-М300</w:t>
-      </w:r>
+      <w:bookmarkStart w:id="13" w:name="_Ref198628607"/>
+      <w:r>
+        <w:t xml:space="preserve">Схема подключения </w:t>
+      </w:r>
+      <w:r>
+        <w:t xml:space="preserve">к </w:t>
+      </w:r>
+      <w:r>
+        <w:t>аналоговы</w:t>
+      </w:r>
+      <w:r>
+        <w:t>м</w:t>
+      </w:r>
+      <w:r>
+        <w:t xml:space="preserve"> цеп</w:t>
+      </w:r>
+      <w:r>
+        <w:t>ям</w:t>
+      </w:r>
+      <w:r>
+        <w:t xml:space="preserve"> </w:t>
+      </w:r>
+      <w:r>
+        <w:t>устройства</w:t>
+      </w:r>
+      <w:bookmarkEnd w:id="13"/>
+    </w:p>
+    <w:p>
+      <w:pPr>
+        <w:pStyle w:val="aa"/>
+        <w:rPr>
+          <w:lang w:val="ru-RU"/>
+        </w:rPr>
+      </w:pPr>
+      <w:r>
+        <w:object w:dxaOrig="14400" w:dyaOrig="18285">
+          <v:shape id="_x0000_i1026" type="#_x0000_t75" style="width:395.5pt;height:502pt" o:ole="">
+            <v:imagedata r:id="rId12" o:title=""/>
+          </v:shape>
+          <o:OLEObject Type="Embed" ProgID="Acrobat.Document.DC" ShapeID="_x0000_i1026" DrawAspect="Content" ObjectID="_1814786991" r:id="rId13"/>
+        </w:object>
+      </w:r>
+    </w:p>
+    <w:p>
+      <w:pPr>
+        <w:pStyle w:val="a1"/>
+      </w:pPr>
+      <w:r>
+        <w:t xml:space="preserve">Схема подключения </w:t>
+      </w:r>
+      <w:r>
+        <w:t xml:space="preserve">к </w:t>
+      </w:r>
+      <w:r>
+        <w:t>дискретны</w:t>
+      </w:r>
+      <w:r>
+        <w:t>м</w:t>
+      </w:r>
+      <w:r>
+        <w:t xml:space="preserve"> входны</w:t>
+      </w:r>
+      <w:r>
+        <w:t xml:space="preserve">м </w:t>
+      </w:r>
+      <w:r>
+        <w:t>цеп</w:t>
+      </w:r>
+      <w:r>
+        <w:t>ям</w:t>
+      </w:r>
+      <w:r>
+        <w:t xml:space="preserve"> </w:t>
+      </w:r>
+      <w:r>
+        <w:t>устройства</w:t>
+      </w:r>
+    </w:p>
+    <w:p>
+      <w:pPr>
+        <w:pStyle w:val="aa"/>
+      </w:pPr>
+      <w:r>
+        <w:object w:dxaOrig="14235" w:dyaOrig="16485">
+          <v:shape id="_x0000_i1027" type="#_x0000_t75" style="width:396.5pt;height:459pt" o:ole="">
+            <v:imagedata r:id="rId14" o:title=""/>
+          </v:shape>
+          <o:OLEObject Type="Embed" ProgID="Acrobat.Document.DC" ShapeID="_x0000_i1027" DrawAspect="Content" ObjectID="_1814786992" r:id="rId15"/>
+        </w:object>
+      </w:r>
+    </w:p>
+    <w:p>
+      <w:pPr>
+        <w:pStyle w:val="a1"/>
+      </w:pPr>
+      <w:bookmarkStart w:id="14" w:name="_Ref198628610"/>
+      <w:r>
+        <w:t xml:space="preserve">Схема подключения </w:t>
+      </w:r>
+      <w:r>
+        <w:t xml:space="preserve">к </w:t>
+      </w:r>
+      <w:r>
+        <w:t>дискретны</w:t>
+      </w:r>
+      <w:r>
+        <w:t>м</w:t>
+      </w:r>
+      <w:r>
+        <w:t xml:space="preserve"> в</w:t>
+      </w:r>
+      <w:r>
+        <w:t>ы</w:t>
+      </w:r>
+      <w:r>
+        <w:t>ходны</w:t>
+      </w:r>
+      <w:r>
+        <w:t xml:space="preserve">м </w:t>
+      </w:r>
+      <w:r>
+        <w:t>цеп</w:t>
+      </w:r>
+      <w:r>
+        <w:t>ям</w:t>
+      </w:r>
+      <w:r>
+        <w:t xml:space="preserve"> </w:t>
+      </w:r>
+      <w:r>
+        <w:t>устройства</w:t>
+      </w:r>
+      <w:bookmarkEnd w:id="14"/>
     </w:p>
     <w:p>
       <w:pPr>
         <w:pStyle w:val="2"/>
       </w:pPr>
-      <w:bookmarkStart w:id="13" w:name="_Toc204093839"/>
+      <w:bookmarkStart w:id="15" w:name="_Toc204173862"/>
       <w:r>
         <w:t>Назначение дискретных входов устройства ЮНИТ-М-300</w:t>
       </w:r>
-      <w:bookmarkEnd w:id="13"/>
+      <w:bookmarkEnd w:id="15"/>
     </w:p>
     <w:p>
       <w:pPr>
@@ -3874,7 +3887,7 @@
         <w:t xml:space="preserve">Таблица </w:t>
       </w:r>
       <w:r>
-        <w:t>2.1</w:t>
+        <w:t>2.3</w:t>
       </w:r>
       <w:r>
         <w:rPr>
@@ -3923,7 +3936,7 @@
       <w:pPr>
         <w:pStyle w:val="a"/>
       </w:pPr>
-      <w:bookmarkStart w:id="14" w:name="_Ref191625992"/>
+      <w:bookmarkStart w:id="16" w:name="_Ref191625992"/>
       <w:r>
         <w:t xml:space="preserve">Назначение дискретных входов ЮНИТ-М300 для проверки </w:t>
       </w:r>
@@ -3962,7 +3975,6 @@
                 <w:b w:val="0"/>
                 <w:sz w:val="22"/>
               </w:rPr>
-              <w:lastRenderedPageBreak/>
               <w:t>Клемма на устройстве ЮНИТ-М300</w:t>
             </w:r>
           </w:p>
@@ -4408,6 +4420,7 @@
               </w:rPr>
             </w:pPr>
             <w:r>
+              <w:lastRenderedPageBreak/>
               <w:t>М</w:t>
             </w:r>
             <w:r>
@@ -5739,11 +5752,11 @@
       <w:pPr>
         <w:pStyle w:val="a"/>
       </w:pPr>
-      <w:bookmarkStart w:id="15" w:name="_Ref192834795"/>
+      <w:bookmarkStart w:id="17" w:name="_Ref192834795"/>
       <w:r>
         <w:t xml:space="preserve">Назначение дискретных входов ЮНИТ-М300 для проверки </w:t>
       </w:r>
-      <w:bookmarkEnd w:id="15"/>
+      <w:bookmarkEnd w:id="17"/>
       <w:r>
         <w:t>ТО</w:t>
       </w:r>
@@ -6664,7 +6677,6 @@
         <w:pStyle w:val="a"/>
       </w:pPr>
       <w:r>
-        <w:lastRenderedPageBreak/>
         <w:t>Назначение дискретных входов</w:t>
       </w:r>
       <w:r>
@@ -6673,7 +6685,7 @@
       <w:r>
         <w:t xml:space="preserve">ЮНИТ-М300 для проверки </w:t>
       </w:r>
-      <w:bookmarkEnd w:id="14"/>
+      <w:bookmarkEnd w:id="16"/>
       <w:r>
         <w:t>ТО РПН</w:t>
       </w:r>
@@ -6944,6 +6956,7 @@
               <w:pStyle w:val="af0"/>
             </w:pPr>
             <w:r>
+              <w:lastRenderedPageBreak/>
               <w:t>М3</w:t>
             </w:r>
             <w:r>
@@ -8438,14 +8451,14 @@
       <w:pPr>
         <w:pStyle w:val="a"/>
       </w:pPr>
-      <w:bookmarkStart w:id="16" w:name="_Ref192834799"/>
+      <w:bookmarkStart w:id="18" w:name="_Ref192834799"/>
       <w:r>
         <w:t xml:space="preserve">Назначение дискретных входов </w:t>
       </w:r>
       <w:r>
         <w:t xml:space="preserve">ЮНИТ-М300 для проверки </w:t>
       </w:r>
-      <w:bookmarkEnd w:id="16"/>
+      <w:bookmarkEnd w:id="18"/>
       <w:r>
         <w:t>ЗП</w:t>
       </w:r>
@@ -9331,19 +9344,22 @@
       <w:pPr>
         <w:pStyle w:val="2"/>
       </w:pPr>
-      <w:bookmarkStart w:id="17" w:name="_Toc204093840"/>
-      <w:r>
-        <w:lastRenderedPageBreak/>
+      <w:bookmarkStart w:id="19" w:name="_Toc204173863"/>
+      <w:r>
         <w:t>Назначение выходных реле устройства ЮНИТ-М-300</w:t>
       </w:r>
-      <w:bookmarkEnd w:id="17"/>
+      <w:bookmarkEnd w:id="19"/>
     </w:p>
     <w:p>
       <w:pPr>
         <w:pStyle w:val="3"/>
       </w:pPr>
       <w:r>
-        <w:t xml:space="preserve">Назначение внутренних сигналов функциональной логики на выходные реле устройства ЮНИТ-М300 производится при помощи подключенного ПК с установленным ПО «ЮНИТ-СЕРВИС» в инструменте «Матрица входов и выходных реле». </w:t>
+        <w:t xml:space="preserve">Назначение внутренних сигналов функциональной логики на выходные реле устройства ЮНИТ-М300 производится при помощи подключенного ПК с установленным ПО «ЮНИТ-СЕРВИС» в </w:t>
+      </w:r>
+      <w:r>
+        <w:lastRenderedPageBreak/>
+        <w:t xml:space="preserve">инструменте «Матрица входов и выходных реле». </w:t>
       </w:r>
       <w:r>
         <w:t xml:space="preserve">Назначение </w:t>
@@ -9370,7 +9386,7 @@
         <w:t xml:space="preserve">Таблица </w:t>
       </w:r>
       <w:r>
-        <w:t>2.7</w:t>
+        <w:t>2.9</w:t>
       </w:r>
       <w:r>
         <w:rPr>
@@ -9419,16 +9435,16 @@
       <w:pPr>
         <w:pStyle w:val="a"/>
       </w:pPr>
-      <w:bookmarkStart w:id="18" w:name="_Ref191631805"/>
-      <w:bookmarkStart w:id="19" w:name="_Ref195523254"/>
+      <w:bookmarkStart w:id="20" w:name="_Ref191631805"/>
+      <w:bookmarkStart w:id="21" w:name="_Ref195523254"/>
       <w:r>
         <w:t xml:space="preserve">Выходные реле ЮНИТ-М300 для проверки </w:t>
       </w:r>
-      <w:bookmarkEnd w:id="18"/>
+      <w:bookmarkEnd w:id="20"/>
       <w:r>
         <w:t>ЛЗТ</w:t>
       </w:r>
-      <w:bookmarkEnd w:id="19"/>
+      <w:bookmarkEnd w:id="21"/>
     </w:p>
     <w:tbl>
       <w:tblPr>
@@ -10113,7 +10129,7 @@
               <w:jc w:val="left"/>
             </w:pPr>
             <w:r>
-              <w:t>Резерв</w:t>
+              <w:t>ПС: Пуск</w:t>
             </w:r>
           </w:p>
         </w:tc>
@@ -10668,63 +10684,6 @@
             </w:pPr>
             <w:r>
               <w:t>Резерв</w:t>
-            </w:r>
-          </w:p>
-        </w:tc>
-      </w:tr>
-      <w:tr>
-        <w:tc>
-          <w:tcPr>
-            <w:tcW w:w="2479" w:type="dxa"/>
-          </w:tcPr>
-          <w:p>
-            <w:pPr>
-              <w:pStyle w:val="af0"/>
-            </w:pPr>
-            <w:r>
-              <w:t>М</w:t>
-            </w:r>
-            <w:r>
-              <w:rPr>
-                <w:lang w:val="en-US"/>
-              </w:rPr>
-              <w:t xml:space="preserve">1.XP:2 - </w:t>
-            </w:r>
-            <w:r>
-              <w:t>М</w:t>
-            </w:r>
-            <w:r>
-              <w:rPr>
-                <w:lang w:val="en-US"/>
-              </w:rPr>
-              <w:t>1.XP:1</w:t>
-            </w:r>
-          </w:p>
-        </w:tc>
-        <w:tc>
-          <w:tcPr>
-            <w:tcW w:w="2212" w:type="dxa"/>
-          </w:tcPr>
-          <w:p>
-            <w:pPr>
-              <w:pStyle w:val="af0"/>
-            </w:pPr>
-            <w:r>
-              <w:t>М1.К1</w:t>
-            </w:r>
-          </w:p>
-        </w:tc>
-        <w:tc>
-          <w:tcPr>
-            <w:tcW w:w="4914" w:type="dxa"/>
-          </w:tcPr>
-          <w:p>
-            <w:pPr>
-              <w:pStyle w:val="af0"/>
-              <w:jc w:val="left"/>
-            </w:pPr>
-            <w:r>
-              <w:t>ПС: Пуск</w:t>
             </w:r>
           </w:p>
         </w:tc>
@@ -10734,1331 +10693,12 @@
       <w:pPr>
         <w:pStyle w:val="a"/>
       </w:pPr>
-      <w:bookmarkStart w:id="20" w:name="_Ref195523273"/>
+      <w:bookmarkStart w:id="22" w:name="_Ref195523273"/>
       <w:r>
         <w:t xml:space="preserve">Выходные реле ЮНИТ-М300 для проверки </w:t>
       </w:r>
       <w:r>
         <w:t>ТК ЗДЗ</w:t>
-      </w:r>
-      <w:bookmarkEnd w:id="20"/>
-    </w:p>
-    <w:tbl>
-      <w:tblPr>
-        <w:tblStyle w:val="21"/>
-        <w:tblW w:w="0" w:type="auto"/>
-        <w:tblLook w:val="04A0" w:firstRow="1" w:lastRow="0" w:firstColumn="1" w:lastColumn="0" w:noHBand="0" w:noVBand="1"/>
-      </w:tblPr>
-      <w:tblGrid>
-        <w:gridCol w:w="2479"/>
-        <w:gridCol w:w="2212"/>
-        <w:gridCol w:w="4914"/>
-      </w:tblGrid>
-      <w:tr>
-        <w:trPr>
-          <w:cnfStyle w:val="100000000000" w:firstRow="1" w:lastRow="0" w:firstColumn="0" w:lastColumn="0" w:oddVBand="0" w:evenVBand="0" w:oddHBand="0" w:evenHBand="0" w:firstRowFirstColumn="0" w:firstRowLastColumn="0" w:lastRowFirstColumn="0" w:lastRowLastColumn="0"/>
-          <w:tblHeader/>
-        </w:trPr>
-        <w:tc>
-          <w:tcPr>
-            <w:tcW w:w="2479" w:type="dxa"/>
-          </w:tcPr>
-          <w:p>
-            <w:pPr>
-              <w:rPr>
-                <w:b w:val="0"/>
-              </w:rPr>
-            </w:pPr>
-            <w:r>
-              <w:rPr>
-                <w:b w:val="0"/>
-              </w:rPr>
-              <w:t>Клеммы на устройстве</w:t>
-            </w:r>
-          </w:p>
-        </w:tc>
-        <w:tc>
-          <w:tcPr>
-            <w:tcW w:w="2212" w:type="dxa"/>
-          </w:tcPr>
-          <w:p>
-            <w:pPr>
-              <w:rPr>
-                <w:b w:val="0"/>
-              </w:rPr>
-            </w:pPr>
-            <w:r>
-              <w:rPr>
-                <w:b w:val="0"/>
-              </w:rPr>
-              <w:t>Номер выходного реле</w:t>
-            </w:r>
-          </w:p>
-        </w:tc>
-        <w:tc>
-          <w:tcPr>
-            <w:tcW w:w="4914" w:type="dxa"/>
-          </w:tcPr>
-          <w:p>
-            <w:pPr>
-              <w:rPr>
-                <w:b w:val="0"/>
-              </w:rPr>
-            </w:pPr>
-            <w:r>
-              <w:rPr>
-                <w:b w:val="0"/>
-              </w:rPr>
-              <w:t>Наименование сигнала на ФСУ</w:t>
-            </w:r>
-          </w:p>
-        </w:tc>
-      </w:tr>
-      <w:tr>
-        <w:tc>
-          <w:tcPr>
-            <w:tcW w:w="2479" w:type="dxa"/>
-          </w:tcPr>
-          <w:p>
-            <w:pPr>
-              <w:pStyle w:val="af0"/>
-            </w:pPr>
-            <w:r>
-              <w:t>М9.</w:t>
-            </w:r>
-            <w:r>
-              <w:rPr>
-                <w:lang w:val="en-US"/>
-              </w:rPr>
-              <w:t>X</w:t>
-            </w:r>
-            <w:r>
-              <w:t>В</w:t>
-            </w:r>
-            <w:r>
-              <w:rPr>
-                <w:lang w:val="en-US"/>
-              </w:rPr>
-              <w:t>:1</w:t>
-            </w:r>
-            <w:r>
-              <w:t xml:space="preserve"> – М9.</w:t>
-            </w:r>
-            <w:r>
-              <w:rPr>
-                <w:lang w:val="en-US"/>
-              </w:rPr>
-              <w:t>XB:2</w:t>
-            </w:r>
-          </w:p>
-        </w:tc>
-        <w:tc>
-          <w:tcPr>
-            <w:tcW w:w="2212" w:type="dxa"/>
-          </w:tcPr>
-          <w:p>
-            <w:pPr>
-              <w:pStyle w:val="af0"/>
-            </w:pPr>
-            <w:r>
-              <w:t>М9.К1</w:t>
-            </w:r>
-          </w:p>
-        </w:tc>
-        <w:tc>
-          <w:tcPr>
-            <w:tcW w:w="4914" w:type="dxa"/>
-            <w:shd w:val="clear" w:color="auto" w:fill="auto"/>
-          </w:tcPr>
-          <w:p>
-            <w:pPr>
-              <w:pStyle w:val="af0"/>
-              <w:jc w:val="left"/>
-            </w:pPr>
-            <w:r>
-              <w:t>ТК ЗДЗ</w:t>
-            </w:r>
-            <w:r>
-              <w:t>: Ввод</w:t>
-            </w:r>
-          </w:p>
-        </w:tc>
-      </w:tr>
-      <w:tr>
-        <w:tc>
-          <w:tcPr>
-            <w:tcW w:w="2479" w:type="dxa"/>
-          </w:tcPr>
-          <w:p>
-            <w:pPr>
-              <w:pStyle w:val="af0"/>
-            </w:pPr>
-            <w:r>
-              <w:t>М9.</w:t>
-            </w:r>
-            <w:r>
-              <w:rPr>
-                <w:lang w:val="en-US"/>
-              </w:rPr>
-              <w:t>X</w:t>
-            </w:r>
-            <w:r>
-              <w:t>В:3 – М9.</w:t>
-            </w:r>
-            <w:r>
-              <w:rPr>
-                <w:lang w:val="en-US"/>
-              </w:rPr>
-              <w:t>XB</w:t>
-            </w:r>
-            <w:r>
-              <w:t>:4</w:t>
-            </w:r>
-          </w:p>
-        </w:tc>
-        <w:tc>
-          <w:tcPr>
-            <w:tcW w:w="2212" w:type="dxa"/>
-          </w:tcPr>
-          <w:p>
-            <w:pPr>
-              <w:pStyle w:val="af0"/>
-            </w:pPr>
-            <w:r>
-              <w:t>М9.К2</w:t>
-            </w:r>
-          </w:p>
-        </w:tc>
-        <w:tc>
-          <w:tcPr>
-            <w:tcW w:w="4914" w:type="dxa"/>
-            <w:shd w:val="clear" w:color="auto" w:fill="auto"/>
-          </w:tcPr>
-          <w:p>
-            <w:pPr>
-              <w:pStyle w:val="af0"/>
-              <w:jc w:val="left"/>
-            </w:pPr>
-            <w:r>
-              <w:t>ТК ЗДЗ</w:t>
-            </w:r>
-            <w:r>
-              <w:t>: Оперативный вывод</w:t>
-            </w:r>
-          </w:p>
-        </w:tc>
-      </w:tr>
-      <w:tr>
-        <w:tc>
-          <w:tcPr>
-            <w:tcW w:w="2479" w:type="dxa"/>
-          </w:tcPr>
-          <w:p>
-            <w:pPr>
-              <w:pStyle w:val="af0"/>
-              <w:rPr>
-                <w:lang w:val="en-US"/>
-              </w:rPr>
-            </w:pPr>
-            <w:r>
-              <w:t>М9.</w:t>
-            </w:r>
-            <w:r>
-              <w:rPr>
-                <w:lang w:val="en-US"/>
-              </w:rPr>
-              <w:t>X</w:t>
-            </w:r>
-            <w:r>
-              <w:t>В:</w:t>
-            </w:r>
-            <w:r>
-              <w:rPr>
-                <w:lang w:val="en-US"/>
-              </w:rPr>
-              <w:t>7</w:t>
-            </w:r>
-            <w:r>
-              <w:t xml:space="preserve"> – М9.</w:t>
-            </w:r>
-            <w:r>
-              <w:rPr>
-                <w:lang w:val="en-US"/>
-              </w:rPr>
-              <w:t>XB</w:t>
-            </w:r>
-            <w:r>
-              <w:t>:</w:t>
-            </w:r>
-            <w:r>
-              <w:rPr>
-                <w:lang w:val="en-US"/>
-              </w:rPr>
-              <w:t>5</w:t>
-            </w:r>
-          </w:p>
-        </w:tc>
-        <w:tc>
-          <w:tcPr>
-            <w:tcW w:w="2212" w:type="dxa"/>
-          </w:tcPr>
-          <w:p>
-            <w:pPr>
-              <w:pStyle w:val="af0"/>
-            </w:pPr>
-            <w:r>
-              <w:t>М9.К3</w:t>
-            </w:r>
-          </w:p>
-        </w:tc>
-        <w:tc>
-          <w:tcPr>
-            <w:tcW w:w="4914" w:type="dxa"/>
-            <w:shd w:val="clear" w:color="auto" w:fill="auto"/>
-          </w:tcPr>
-          <w:p>
-            <w:pPr>
-              <w:pStyle w:val="af0"/>
-              <w:jc w:val="left"/>
-            </w:pPr>
-            <w:r>
-              <w:t>ТК ЗДЗ</w:t>
-            </w:r>
-            <w:r>
-              <w:rPr>
-                <w:lang w:val="en-US"/>
-              </w:rPr>
-              <w:t xml:space="preserve">: </w:t>
-            </w:r>
-            <w:r>
-              <w:t>Пуск</w:t>
-            </w:r>
-          </w:p>
-        </w:tc>
-      </w:tr>
-      <w:tr>
-        <w:tc>
-          <w:tcPr>
-            <w:tcW w:w="2479" w:type="dxa"/>
-          </w:tcPr>
-          <w:p>
-            <w:pPr>
-              <w:pStyle w:val="af0"/>
-              <w:rPr>
-                <w:lang w:val="en-US"/>
-              </w:rPr>
-            </w:pPr>
-            <w:r>
-              <w:t>М9.</w:t>
-            </w:r>
-            <w:r>
-              <w:rPr>
-                <w:lang w:val="en-US"/>
-              </w:rPr>
-              <w:t>X</w:t>
-            </w:r>
-            <w:r>
-              <w:t>В:</w:t>
-            </w:r>
-            <w:r>
-              <w:rPr>
-                <w:lang w:val="en-US"/>
-              </w:rPr>
-              <w:t>7</w:t>
-            </w:r>
-            <w:r>
-              <w:t xml:space="preserve"> – М9.</w:t>
-            </w:r>
-            <w:r>
-              <w:rPr>
-                <w:lang w:val="en-US"/>
-              </w:rPr>
-              <w:t>XB</w:t>
-            </w:r>
-            <w:r>
-              <w:t>:</w:t>
-            </w:r>
-            <w:r>
-              <w:rPr>
-                <w:lang w:val="en-US"/>
-              </w:rPr>
-              <w:t>6</w:t>
-            </w:r>
-          </w:p>
-        </w:tc>
-        <w:tc>
-          <w:tcPr>
-            <w:tcW w:w="2212" w:type="dxa"/>
-          </w:tcPr>
-          <w:p>
-            <w:pPr>
-              <w:pStyle w:val="af0"/>
-              <w:rPr>
-                <w:lang w:val="en-US"/>
-              </w:rPr>
-            </w:pPr>
-            <w:r>
-              <w:t>М9.К4</w:t>
-            </w:r>
-          </w:p>
-        </w:tc>
-        <w:tc>
-          <w:tcPr>
-            <w:tcW w:w="4914" w:type="dxa"/>
-            <w:shd w:val="clear" w:color="auto" w:fill="auto"/>
-          </w:tcPr>
-          <w:p>
-            <w:pPr>
-              <w:pStyle w:val="af0"/>
-              <w:jc w:val="left"/>
-            </w:pPr>
-            <w:r>
-              <w:t>ТК ЗДЗ</w:t>
-            </w:r>
-            <w:r>
-              <w:rPr>
-                <w:lang w:val="en-US"/>
-              </w:rPr>
-              <w:t>:</w:t>
-            </w:r>
-            <w:r>
-              <w:t xml:space="preserve"> ИО </w:t>
-            </w:r>
-            <w:r>
-              <w:rPr>
-                <w:lang w:val="en-US"/>
-              </w:rPr>
-              <w:t>I</w:t>
-            </w:r>
-            <w:r>
-              <w:t>макс</w:t>
-            </w:r>
-          </w:p>
-        </w:tc>
-      </w:tr>
-      <w:tr>
-        <w:tc>
-          <w:tcPr>
-            <w:tcW w:w="2479" w:type="dxa"/>
-          </w:tcPr>
-          <w:p>
-            <w:pPr>
-              <w:pStyle w:val="af0"/>
-              <w:rPr>
-                <w:lang w:val="en-US"/>
-              </w:rPr>
-            </w:pPr>
-            <w:r>
-              <w:t>М9.</w:t>
-            </w:r>
-            <w:r>
-              <w:rPr>
-                <w:lang w:val="en-US"/>
-              </w:rPr>
-              <w:t>X</w:t>
-            </w:r>
-            <w:r>
-              <w:t>В</w:t>
-            </w:r>
-            <w:r>
-              <w:rPr>
-                <w:lang w:val="en-US"/>
-              </w:rPr>
-              <w:t>:10</w:t>
-            </w:r>
-            <w:r>
-              <w:t xml:space="preserve"> – М9.</w:t>
-            </w:r>
-            <w:r>
-              <w:rPr>
-                <w:lang w:val="en-US"/>
-              </w:rPr>
-              <w:t>XB:8</w:t>
-            </w:r>
-          </w:p>
-        </w:tc>
-        <w:tc>
-          <w:tcPr>
-            <w:tcW w:w="2212" w:type="dxa"/>
-          </w:tcPr>
-          <w:p>
-            <w:pPr>
-              <w:pStyle w:val="af0"/>
-              <w:rPr>
-                <w:lang w:val="en-US"/>
-              </w:rPr>
-            </w:pPr>
-            <w:r>
-              <w:t>М9.К5</w:t>
-            </w:r>
-          </w:p>
-        </w:tc>
-        <w:tc>
-          <w:tcPr>
-            <w:tcW w:w="4914" w:type="dxa"/>
-            <w:shd w:val="clear" w:color="auto" w:fill="auto"/>
-          </w:tcPr>
-          <w:p>
-            <w:pPr>
-              <w:pStyle w:val="af0"/>
-              <w:jc w:val="left"/>
-            </w:pPr>
-            <w:r>
-              <w:t>ЛО Т / ЛО: Срабатывание</w:t>
-            </w:r>
-          </w:p>
-        </w:tc>
-      </w:tr>
-      <w:tr>
-        <w:tc>
-          <w:tcPr>
-            <w:tcW w:w="2479" w:type="dxa"/>
-          </w:tcPr>
-          <w:p>
-            <w:pPr>
-              <w:pStyle w:val="af0"/>
-              <w:rPr>
-                <w:lang w:val="en-US"/>
-              </w:rPr>
-            </w:pPr>
-            <w:r>
-              <w:t>М9</w:t>
-            </w:r>
-            <w:r>
-              <w:rPr>
-                <w:lang w:val="en-US"/>
-              </w:rPr>
-              <w:t>.X</w:t>
-            </w:r>
-            <w:r>
-              <w:t>В</w:t>
-            </w:r>
-            <w:r>
-              <w:rPr>
-                <w:lang w:val="en-US"/>
-              </w:rPr>
-              <w:t xml:space="preserve">:10 – </w:t>
-            </w:r>
-            <w:r>
-              <w:t>М9</w:t>
-            </w:r>
-            <w:r>
-              <w:rPr>
-                <w:lang w:val="en-US"/>
-              </w:rPr>
-              <w:t>.XB:9</w:t>
-            </w:r>
-          </w:p>
-        </w:tc>
-        <w:tc>
-          <w:tcPr>
-            <w:tcW w:w="2212" w:type="dxa"/>
-          </w:tcPr>
-          <w:p>
-            <w:pPr>
-              <w:pStyle w:val="af0"/>
-              <w:rPr>
-                <w:lang w:val="en-US"/>
-              </w:rPr>
-            </w:pPr>
-            <w:r>
-              <w:t>М9.К</w:t>
-            </w:r>
-            <w:r>
-              <w:rPr>
-                <w:lang w:val="en-US"/>
-              </w:rPr>
-              <w:t>6</w:t>
-            </w:r>
-          </w:p>
-        </w:tc>
-        <w:tc>
-          <w:tcPr>
-            <w:tcW w:w="4914" w:type="dxa"/>
-          </w:tcPr>
-          <w:p>
-            <w:pPr>
-              <w:pStyle w:val="af0"/>
-              <w:jc w:val="left"/>
-            </w:pPr>
-            <w:r>
-              <w:t>ЛО Т / ЗАВР: Запрет АВР</w:t>
-            </w:r>
-          </w:p>
-        </w:tc>
-      </w:tr>
-      <w:tr>
-        <w:tc>
-          <w:tcPr>
-            <w:tcW w:w="2479" w:type="dxa"/>
-          </w:tcPr>
-          <w:p>
-            <w:pPr>
-              <w:pStyle w:val="af0"/>
-              <w:rPr>
-                <w:lang w:val="en-US"/>
-              </w:rPr>
-            </w:pPr>
-            <w:r>
-              <w:t>М9</w:t>
-            </w:r>
-            <w:r>
-              <w:rPr>
-                <w:lang w:val="en-US"/>
-              </w:rPr>
-              <w:t>.X</w:t>
-            </w:r>
-            <w:r>
-              <w:t>В</w:t>
-            </w:r>
-            <w:r>
-              <w:rPr>
-                <w:lang w:val="en-US"/>
-              </w:rPr>
-              <w:t xml:space="preserve">:13 – </w:t>
-            </w:r>
-            <w:r>
-              <w:t>М9</w:t>
-            </w:r>
-            <w:r>
-              <w:rPr>
-                <w:lang w:val="en-US"/>
-              </w:rPr>
-              <w:t>.XB:12</w:t>
-            </w:r>
-          </w:p>
-        </w:tc>
-        <w:tc>
-          <w:tcPr>
-            <w:tcW w:w="2212" w:type="dxa"/>
-          </w:tcPr>
-          <w:p>
-            <w:pPr>
-              <w:pStyle w:val="af0"/>
-              <w:rPr>
-                <w:lang w:val="en-US"/>
-              </w:rPr>
-            </w:pPr>
-            <w:r>
-              <w:t>М9.К</w:t>
-            </w:r>
-            <w:r>
-              <w:rPr>
-                <w:lang w:val="en-US"/>
-              </w:rPr>
-              <w:t>7</w:t>
-            </w:r>
-          </w:p>
-        </w:tc>
-        <w:tc>
-          <w:tcPr>
-            <w:tcW w:w="4914" w:type="dxa"/>
-          </w:tcPr>
-          <w:p>
-            <w:pPr>
-              <w:pStyle w:val="af0"/>
-              <w:jc w:val="left"/>
-            </w:pPr>
-            <w:r>
-              <w:t>ЛО Т / ЗАПВ: Запрет АПВ</w:t>
-            </w:r>
-          </w:p>
-        </w:tc>
-      </w:tr>
-      <w:tr>
-        <w:tc>
-          <w:tcPr>
-            <w:tcW w:w="2479" w:type="dxa"/>
-          </w:tcPr>
-          <w:p>
-            <w:pPr>
-              <w:pStyle w:val="af0"/>
-              <w:rPr>
-                <w:lang w:val="en-US"/>
-              </w:rPr>
-            </w:pPr>
-            <w:r>
-              <w:t>М9</w:t>
-            </w:r>
-            <w:r>
-              <w:rPr>
-                <w:lang w:val="en-US"/>
-              </w:rPr>
-              <w:t>.X</w:t>
-            </w:r>
-            <w:r>
-              <w:t>В</w:t>
-            </w:r>
-            <w:r>
-              <w:rPr>
-                <w:lang w:val="en-US"/>
-              </w:rPr>
-              <w:t xml:space="preserve">:16 – </w:t>
-            </w:r>
-            <w:r>
-              <w:t>М9</w:t>
-            </w:r>
-            <w:r>
-              <w:rPr>
-                <w:lang w:val="en-US"/>
-              </w:rPr>
-              <w:t>.XB:15</w:t>
-            </w:r>
-          </w:p>
-        </w:tc>
-        <w:tc>
-          <w:tcPr>
-            <w:tcW w:w="2212" w:type="dxa"/>
-          </w:tcPr>
-          <w:p>
-            <w:pPr>
-              <w:pStyle w:val="af0"/>
-              <w:rPr>
-                <w:lang w:val="en-US"/>
-              </w:rPr>
-            </w:pPr>
-            <w:r>
-              <w:t>М9.К8</w:t>
-            </w:r>
-          </w:p>
-        </w:tc>
-        <w:tc>
-          <w:tcPr>
-            <w:tcW w:w="4914" w:type="dxa"/>
-          </w:tcPr>
-          <w:p>
-            <w:pPr>
-              <w:pStyle w:val="af0"/>
-              <w:jc w:val="left"/>
-            </w:pPr>
-            <w:r>
-              <w:t>Резерв</w:t>
-            </w:r>
-          </w:p>
-        </w:tc>
-      </w:tr>
-      <w:tr>
-        <w:tc>
-          <w:tcPr>
-            <w:tcW w:w="2479" w:type="dxa"/>
-          </w:tcPr>
-          <w:p>
-            <w:pPr>
-              <w:pStyle w:val="af0"/>
-            </w:pPr>
-            <w:r>
-              <w:t>М10.</w:t>
-            </w:r>
-            <w:r>
-              <w:rPr>
-                <w:lang w:val="en-US"/>
-              </w:rPr>
-              <w:t>X</w:t>
-            </w:r>
-            <w:r>
-              <w:t>В</w:t>
-            </w:r>
-            <w:r>
-              <w:rPr>
-                <w:lang w:val="en-US"/>
-              </w:rPr>
-              <w:t>:1</w:t>
-            </w:r>
-            <w:r>
-              <w:t xml:space="preserve"> – М10.</w:t>
-            </w:r>
-            <w:r>
-              <w:rPr>
-                <w:lang w:val="en-US"/>
-              </w:rPr>
-              <w:t>XB:2</w:t>
-            </w:r>
-          </w:p>
-        </w:tc>
-        <w:tc>
-          <w:tcPr>
-            <w:tcW w:w="2212" w:type="dxa"/>
-          </w:tcPr>
-          <w:p>
-            <w:pPr>
-              <w:pStyle w:val="af0"/>
-            </w:pPr>
-            <w:r>
-              <w:t>М10.К1</w:t>
-            </w:r>
-          </w:p>
-        </w:tc>
-        <w:tc>
-          <w:tcPr>
-            <w:tcW w:w="4914" w:type="dxa"/>
-          </w:tcPr>
-          <w:p>
-            <w:pPr>
-              <w:pStyle w:val="af0"/>
-              <w:jc w:val="left"/>
-            </w:pPr>
-            <w:r>
-              <w:t>Резерв</w:t>
-            </w:r>
-          </w:p>
-        </w:tc>
-      </w:tr>
-      <w:tr>
-        <w:tc>
-          <w:tcPr>
-            <w:tcW w:w="2479" w:type="dxa"/>
-          </w:tcPr>
-          <w:p>
-            <w:pPr>
-              <w:pStyle w:val="af0"/>
-            </w:pPr>
-            <w:r>
-              <w:t>М10.</w:t>
-            </w:r>
-            <w:r>
-              <w:rPr>
-                <w:lang w:val="en-US"/>
-              </w:rPr>
-              <w:t>X</w:t>
-            </w:r>
-            <w:r>
-              <w:t>В:3 – М10.</w:t>
-            </w:r>
-            <w:r>
-              <w:rPr>
-                <w:lang w:val="en-US"/>
-              </w:rPr>
-              <w:t>XB</w:t>
-            </w:r>
-            <w:r>
-              <w:t>:4</w:t>
-            </w:r>
-          </w:p>
-        </w:tc>
-        <w:tc>
-          <w:tcPr>
-            <w:tcW w:w="2212" w:type="dxa"/>
-          </w:tcPr>
-          <w:p>
-            <w:pPr>
-              <w:pStyle w:val="af0"/>
-            </w:pPr>
-            <w:r>
-              <w:t>М10.К2</w:t>
-            </w:r>
-          </w:p>
-        </w:tc>
-        <w:tc>
-          <w:tcPr>
-            <w:tcW w:w="4914" w:type="dxa"/>
-          </w:tcPr>
-          <w:p>
-            <w:pPr>
-              <w:pStyle w:val="af0"/>
-              <w:jc w:val="left"/>
-            </w:pPr>
-            <w:r>
-              <w:t>Резерв</w:t>
-            </w:r>
-          </w:p>
-        </w:tc>
-      </w:tr>
-      <w:tr>
-        <w:tc>
-          <w:tcPr>
-            <w:tcW w:w="2479" w:type="dxa"/>
-          </w:tcPr>
-          <w:p>
-            <w:pPr>
-              <w:pStyle w:val="af0"/>
-            </w:pPr>
-            <w:r>
-              <w:t>М10.</w:t>
-            </w:r>
-            <w:r>
-              <w:rPr>
-                <w:lang w:val="en-US"/>
-              </w:rPr>
-              <w:t>X</w:t>
-            </w:r>
-            <w:r>
-              <w:t>В:</w:t>
-            </w:r>
-            <w:r>
-              <w:rPr>
-                <w:lang w:val="en-US"/>
-              </w:rPr>
-              <w:t>7</w:t>
-            </w:r>
-            <w:r>
-              <w:t xml:space="preserve"> – М10.</w:t>
-            </w:r>
-            <w:r>
-              <w:rPr>
-                <w:lang w:val="en-US"/>
-              </w:rPr>
-              <w:t>XB</w:t>
-            </w:r>
-            <w:r>
-              <w:t>:</w:t>
-            </w:r>
-            <w:r>
-              <w:rPr>
-                <w:lang w:val="en-US"/>
-              </w:rPr>
-              <w:t>5</w:t>
-            </w:r>
-          </w:p>
-        </w:tc>
-        <w:tc>
-          <w:tcPr>
-            <w:tcW w:w="2212" w:type="dxa"/>
-          </w:tcPr>
-          <w:p>
-            <w:pPr>
-              <w:pStyle w:val="af0"/>
-            </w:pPr>
-            <w:r>
-              <w:t>М10.К3</w:t>
-            </w:r>
-          </w:p>
-        </w:tc>
-        <w:tc>
-          <w:tcPr>
-            <w:tcW w:w="4914" w:type="dxa"/>
-          </w:tcPr>
-          <w:p>
-            <w:pPr>
-              <w:pStyle w:val="af0"/>
-              <w:jc w:val="left"/>
-            </w:pPr>
-            <w:r>
-              <w:t>Резерв</w:t>
-            </w:r>
-          </w:p>
-        </w:tc>
-      </w:tr>
-      <w:tr>
-        <w:tc>
-          <w:tcPr>
-            <w:tcW w:w="2479" w:type="dxa"/>
-          </w:tcPr>
-          <w:p>
-            <w:pPr>
-              <w:pStyle w:val="af0"/>
-            </w:pPr>
-            <w:r>
-              <w:t>М10.</w:t>
-            </w:r>
-            <w:r>
-              <w:rPr>
-                <w:lang w:val="en-US"/>
-              </w:rPr>
-              <w:t>X</w:t>
-            </w:r>
-            <w:r>
-              <w:t>В:</w:t>
-            </w:r>
-            <w:r>
-              <w:rPr>
-                <w:lang w:val="en-US"/>
-              </w:rPr>
-              <w:t>7</w:t>
-            </w:r>
-            <w:r>
-              <w:t xml:space="preserve"> – М10.</w:t>
-            </w:r>
-            <w:r>
-              <w:rPr>
-                <w:lang w:val="en-US"/>
-              </w:rPr>
-              <w:t>XB</w:t>
-            </w:r>
-            <w:r>
-              <w:t>:</w:t>
-            </w:r>
-            <w:r>
-              <w:rPr>
-                <w:lang w:val="en-US"/>
-              </w:rPr>
-              <w:t>6</w:t>
-            </w:r>
-          </w:p>
-        </w:tc>
-        <w:tc>
-          <w:tcPr>
-            <w:tcW w:w="2212" w:type="dxa"/>
-          </w:tcPr>
-          <w:p>
-            <w:pPr>
-              <w:pStyle w:val="af0"/>
-            </w:pPr>
-            <w:r>
-              <w:t>М10.К4</w:t>
-            </w:r>
-          </w:p>
-        </w:tc>
-        <w:tc>
-          <w:tcPr>
-            <w:tcW w:w="4914" w:type="dxa"/>
-          </w:tcPr>
-          <w:p>
-            <w:pPr>
-              <w:pStyle w:val="af0"/>
-              <w:jc w:val="left"/>
-            </w:pPr>
-            <w:r>
-              <w:t>Резерв</w:t>
-            </w:r>
-          </w:p>
-        </w:tc>
-      </w:tr>
-      <w:tr>
-        <w:tc>
-          <w:tcPr>
-            <w:tcW w:w="2479" w:type="dxa"/>
-          </w:tcPr>
-          <w:p>
-            <w:pPr>
-              <w:pStyle w:val="af0"/>
-            </w:pPr>
-            <w:r>
-              <w:t>М10.</w:t>
-            </w:r>
-            <w:r>
-              <w:rPr>
-                <w:lang w:val="en-US"/>
-              </w:rPr>
-              <w:t>X</w:t>
-            </w:r>
-            <w:r>
-              <w:t>В</w:t>
-            </w:r>
-            <w:r>
-              <w:rPr>
-                <w:lang w:val="en-US"/>
-              </w:rPr>
-              <w:t>:10</w:t>
-            </w:r>
-            <w:r>
-              <w:t xml:space="preserve"> – М10.</w:t>
-            </w:r>
-            <w:r>
-              <w:rPr>
-                <w:lang w:val="en-US"/>
-              </w:rPr>
-              <w:t>XB:8</w:t>
-            </w:r>
-          </w:p>
-        </w:tc>
-        <w:tc>
-          <w:tcPr>
-            <w:tcW w:w="2212" w:type="dxa"/>
-          </w:tcPr>
-          <w:p>
-            <w:pPr>
-              <w:pStyle w:val="af0"/>
-            </w:pPr>
-            <w:r>
-              <w:t>М10.К5</w:t>
-            </w:r>
-          </w:p>
-        </w:tc>
-        <w:tc>
-          <w:tcPr>
-            <w:tcW w:w="4914" w:type="dxa"/>
-          </w:tcPr>
-          <w:p>
-            <w:pPr>
-              <w:pStyle w:val="af0"/>
-              <w:jc w:val="left"/>
-            </w:pPr>
-            <w:r>
-              <w:t>Резерв</w:t>
-            </w:r>
-          </w:p>
-        </w:tc>
-      </w:tr>
-      <w:tr>
-        <w:tc>
-          <w:tcPr>
-            <w:tcW w:w="2479" w:type="dxa"/>
-          </w:tcPr>
-          <w:p>
-            <w:pPr>
-              <w:pStyle w:val="af0"/>
-            </w:pPr>
-            <w:r>
-              <w:t>М10</w:t>
-            </w:r>
-            <w:r>
-              <w:rPr>
-                <w:lang w:val="en-US"/>
-              </w:rPr>
-              <w:t>.X</w:t>
-            </w:r>
-            <w:r>
-              <w:t>В</w:t>
-            </w:r>
-            <w:r>
-              <w:rPr>
-                <w:lang w:val="en-US"/>
-              </w:rPr>
-              <w:t xml:space="preserve">:10 – </w:t>
-            </w:r>
-            <w:r>
-              <w:t>М10</w:t>
-            </w:r>
-            <w:r>
-              <w:rPr>
-                <w:lang w:val="en-US"/>
-              </w:rPr>
-              <w:t>.XB:9</w:t>
-            </w:r>
-          </w:p>
-        </w:tc>
-        <w:tc>
-          <w:tcPr>
-            <w:tcW w:w="2212" w:type="dxa"/>
-          </w:tcPr>
-          <w:p>
-            <w:pPr>
-              <w:pStyle w:val="af0"/>
-            </w:pPr>
-            <w:r>
-              <w:t>М10.К</w:t>
-            </w:r>
-            <w:r>
-              <w:rPr>
-                <w:lang w:val="en-US"/>
-              </w:rPr>
-              <w:t>6</w:t>
-            </w:r>
-          </w:p>
-        </w:tc>
-        <w:tc>
-          <w:tcPr>
-            <w:tcW w:w="4914" w:type="dxa"/>
-          </w:tcPr>
-          <w:p>
-            <w:pPr>
-              <w:pStyle w:val="af0"/>
-              <w:jc w:val="left"/>
-            </w:pPr>
-            <w:r>
-              <w:t>Резерв</w:t>
-            </w:r>
-          </w:p>
-        </w:tc>
-      </w:tr>
-      <w:tr>
-        <w:tc>
-          <w:tcPr>
-            <w:tcW w:w="2479" w:type="dxa"/>
-          </w:tcPr>
-          <w:p>
-            <w:pPr>
-              <w:pStyle w:val="af0"/>
-            </w:pPr>
-            <w:r>
-              <w:t>М10</w:t>
-            </w:r>
-            <w:r>
-              <w:rPr>
-                <w:lang w:val="en-US"/>
-              </w:rPr>
-              <w:t>.X</w:t>
-            </w:r>
-            <w:r>
-              <w:t>В</w:t>
-            </w:r>
-            <w:r>
-              <w:rPr>
-                <w:lang w:val="en-US"/>
-              </w:rPr>
-              <w:t xml:space="preserve">:13 – </w:t>
-            </w:r>
-            <w:r>
-              <w:t>М10</w:t>
-            </w:r>
-            <w:r>
-              <w:rPr>
-                <w:lang w:val="en-US"/>
-              </w:rPr>
-              <w:t>.XB:12</w:t>
-            </w:r>
-          </w:p>
-        </w:tc>
-        <w:tc>
-          <w:tcPr>
-            <w:tcW w:w="2212" w:type="dxa"/>
-          </w:tcPr>
-          <w:p>
-            <w:pPr>
-              <w:pStyle w:val="af0"/>
-            </w:pPr>
-            <w:r>
-              <w:t>М10.К</w:t>
-            </w:r>
-            <w:r>
-              <w:rPr>
-                <w:lang w:val="en-US"/>
-              </w:rPr>
-              <w:t>7</w:t>
-            </w:r>
-          </w:p>
-        </w:tc>
-        <w:tc>
-          <w:tcPr>
-            <w:tcW w:w="4914" w:type="dxa"/>
-          </w:tcPr>
-          <w:p>
-            <w:pPr>
-              <w:pStyle w:val="af0"/>
-              <w:jc w:val="left"/>
-            </w:pPr>
-            <w:r>
-              <w:t>Резерв</w:t>
-            </w:r>
-          </w:p>
-        </w:tc>
-      </w:tr>
-      <w:tr>
-        <w:tc>
-          <w:tcPr>
-            <w:tcW w:w="2479" w:type="dxa"/>
-          </w:tcPr>
-          <w:p>
-            <w:pPr>
-              <w:pStyle w:val="af0"/>
-            </w:pPr>
-            <w:r>
-              <w:t>М10</w:t>
-            </w:r>
-            <w:r>
-              <w:rPr>
-                <w:lang w:val="en-US"/>
-              </w:rPr>
-              <w:t>.X</w:t>
-            </w:r>
-            <w:r>
-              <w:t>В</w:t>
-            </w:r>
-            <w:r>
-              <w:rPr>
-                <w:lang w:val="en-US"/>
-              </w:rPr>
-              <w:t xml:space="preserve">:16 – </w:t>
-            </w:r>
-            <w:r>
-              <w:t>М10</w:t>
-            </w:r>
-            <w:r>
-              <w:rPr>
-                <w:lang w:val="en-US"/>
-              </w:rPr>
-              <w:t>.XB:15</w:t>
-            </w:r>
-          </w:p>
-        </w:tc>
-        <w:tc>
-          <w:tcPr>
-            <w:tcW w:w="2212" w:type="dxa"/>
-          </w:tcPr>
-          <w:p>
-            <w:pPr>
-              <w:pStyle w:val="af0"/>
-            </w:pPr>
-            <w:r>
-              <w:t>М10.К8</w:t>
-            </w:r>
-          </w:p>
-        </w:tc>
-        <w:tc>
-          <w:tcPr>
-            <w:tcW w:w="4914" w:type="dxa"/>
-          </w:tcPr>
-          <w:p>
-            <w:pPr>
-              <w:pStyle w:val="af0"/>
-              <w:jc w:val="left"/>
-            </w:pPr>
-            <w:r>
-              <w:t>Резерв</w:t>
-            </w:r>
-          </w:p>
-        </w:tc>
-      </w:tr>
-      <w:tr>
-        <w:tc>
-          <w:tcPr>
-            <w:tcW w:w="2479" w:type="dxa"/>
-          </w:tcPr>
-          <w:p>
-            <w:pPr>
-              <w:pStyle w:val="af0"/>
-            </w:pPr>
-            <w:r>
-              <w:t>М</w:t>
-            </w:r>
-            <w:r>
-              <w:rPr>
-                <w:lang w:val="en-US"/>
-              </w:rPr>
-              <w:t xml:space="preserve">1.XP:2 - </w:t>
-            </w:r>
-            <w:r>
-              <w:t>М</w:t>
-            </w:r>
-            <w:r>
-              <w:rPr>
-                <w:lang w:val="en-US"/>
-              </w:rPr>
-              <w:t>1.XP:1</w:t>
-            </w:r>
-          </w:p>
-        </w:tc>
-        <w:tc>
-          <w:tcPr>
-            <w:tcW w:w="2212" w:type="dxa"/>
-          </w:tcPr>
-          <w:p>
-            <w:pPr>
-              <w:pStyle w:val="af0"/>
-            </w:pPr>
-            <w:r>
-              <w:t>М1.К1</w:t>
-            </w:r>
-          </w:p>
-        </w:tc>
-        <w:tc>
-          <w:tcPr>
-            <w:tcW w:w="4914" w:type="dxa"/>
-          </w:tcPr>
-          <w:p>
-            <w:pPr>
-              <w:pStyle w:val="af0"/>
-              <w:jc w:val="left"/>
-            </w:pPr>
-            <w:r>
-              <w:t>ПС: Пуск</w:t>
-            </w:r>
-          </w:p>
-        </w:tc>
-      </w:tr>
-    </w:tbl>
-    <w:p>
-      <w:pPr>
-        <w:pStyle w:val="a"/>
-      </w:pPr>
-      <w:bookmarkStart w:id="21" w:name="_Ref192835076"/>
-      <w:bookmarkStart w:id="22" w:name="_Ref195523290"/>
-      <w:r>
-        <w:t xml:space="preserve">Выходные реле ЮНИТ-М300 для проверки </w:t>
-      </w:r>
-      <w:bookmarkEnd w:id="21"/>
-      <w:r>
-        <w:t>ТО</w:t>
       </w:r>
       <w:bookmarkEnd w:id="22"/>
     </w:p>
@@ -12092,7 +10732,6 @@
               <w:rPr>
                 <w:b w:val="0"/>
               </w:rPr>
-              <w:lastRenderedPageBreak/>
               <w:t>Клеммы на устройстве</w:t>
             </w:r>
           </w:p>
@@ -12196,16 +10835,10 @@
               <w:jc w:val="left"/>
             </w:pPr>
             <w:r>
-              <w:t>ТО</w:t>
-            </w:r>
-            <w:r>
-              <w:rPr>
-                <w:lang w:val="en-US"/>
-              </w:rPr>
-              <w:t xml:space="preserve">: </w:t>
-            </w:r>
-            <w:r>
-              <w:t>Ввод</w:t>
+              <w:t>ТК ЗДЗ</w:t>
+            </w:r>
+            <w:r>
+              <w:t>: Ввод</w:t>
             </w:r>
           </w:p>
         </w:tc>
@@ -12266,7 +10899,10 @@
               <w:jc w:val="left"/>
             </w:pPr>
             <w:r>
-              <w:t>ТО: Оперативный вывод</w:t>
+              <w:t>ТК ЗДЗ</w:t>
+            </w:r>
+            <w:r>
+              <w:t>: Оперативный вывод</w:t>
             </w:r>
           </w:p>
         </w:tc>
@@ -12345,7 +10981,16 @@
               <w:jc w:val="left"/>
             </w:pPr>
             <w:r>
-              <w:t>ТО: Пуск</w:t>
+              <w:t>ТК ЗДЗ</w:t>
+            </w:r>
+            <w:r>
+              <w:rPr>
+                <w:lang w:val="en-US"/>
+              </w:rPr>
+              <w:t xml:space="preserve">: </w:t>
+            </w:r>
+            <w:r>
+              <w:t>Пуск</w:t>
             </w:r>
           </w:p>
         </w:tc>
@@ -12427,7 +11072,25 @@
               <w:jc w:val="left"/>
             </w:pPr>
             <w:r>
-              <w:t>ТО: ИО Iмакс</w:t>
+              <w:t>ТК ЗДЗ</w:t>
+            </w:r>
+            <w:r>
+              <w:rPr>
+                <w:lang w:val="en-US"/>
+              </w:rPr>
+              <w:t>:</w:t>
+            </w:r>
+            <w:r>
+              <w:t xml:space="preserve"> ИО </w:t>
+            </w:r>
+            <w:r>
+              <w:rPr>
+                <w:lang w:val="en-US"/>
+              </w:rPr>
+              <w:t>I</w:t>
+            </w:r>
+            <w:r>
+              <w:t>макс</w:t>
             </w:r>
           </w:p>
         </w:tc>
@@ -12500,7 +11163,7 @@
               <w:jc w:val="left"/>
             </w:pPr>
             <w:r>
-              <w:t>ТО: Срабатывание сигн</w:t>
+              <w:t>ЛО Т / ЛО: Срабатывание</w:t>
             </w:r>
           </w:p>
         </w:tc>
@@ -12578,7 +11241,7 @@
               <w:jc w:val="left"/>
             </w:pPr>
             <w:r>
-              <w:t>ТО: Срабатывание</w:t>
+              <w:t>ЛО Т / ЗАВР: Запрет АВР</w:t>
             </w:r>
           </w:p>
         </w:tc>
@@ -12656,7 +11319,7 @@
               <w:jc w:val="left"/>
             </w:pPr>
             <w:r>
-              <w:t>ЛО Т / ЛО: Срабатывание</w:t>
+              <w:t>ЛО Т / ЗАПВ: Запрет АПВ</w:t>
             </w:r>
           </w:p>
         </w:tc>
@@ -12728,7 +11391,7 @@
               <w:jc w:val="left"/>
             </w:pPr>
             <w:r>
-              <w:t>ЛО Т / ЗАВР: Запрет АВР</w:t>
+              <w:t>ПС: Пуск</w:t>
             </w:r>
           </w:p>
         </w:tc>
@@ -12794,7 +11457,7 @@
               <w:jc w:val="left"/>
             </w:pPr>
             <w:r>
-              <w:t>ЛО Т / ЗАПВ: Запрет АПВ</w:t>
+              <w:t>Резерв</w:t>
             </w:r>
           </w:p>
         </w:tc>
@@ -13281,63 +11944,6 @@
             </w:pPr>
             <w:r>
               <w:t>Резерв</w:t>
-            </w:r>
-          </w:p>
-        </w:tc>
-      </w:tr>
-      <w:tr>
-        <w:tc>
-          <w:tcPr>
-            <w:tcW w:w="2479" w:type="dxa"/>
-          </w:tcPr>
-          <w:p>
-            <w:pPr>
-              <w:pStyle w:val="af0"/>
-            </w:pPr>
-            <w:r>
-              <w:t>М</w:t>
-            </w:r>
-            <w:r>
-              <w:rPr>
-                <w:lang w:val="en-US"/>
-              </w:rPr>
-              <w:t xml:space="preserve">1.XP:2 - </w:t>
-            </w:r>
-            <w:r>
-              <w:t>М</w:t>
-            </w:r>
-            <w:r>
-              <w:rPr>
-                <w:lang w:val="en-US"/>
-              </w:rPr>
-              <w:t>1.XP:1</w:t>
-            </w:r>
-          </w:p>
-        </w:tc>
-        <w:tc>
-          <w:tcPr>
-            <w:tcW w:w="2212" w:type="dxa"/>
-          </w:tcPr>
-          <w:p>
-            <w:pPr>
-              <w:pStyle w:val="af0"/>
-            </w:pPr>
-            <w:r>
-              <w:t>М1.К1</w:t>
-            </w:r>
-          </w:p>
-        </w:tc>
-        <w:tc>
-          <w:tcPr>
-            <w:tcW w:w="4914" w:type="dxa"/>
-          </w:tcPr>
-          <w:p>
-            <w:pPr>
-              <w:pStyle w:val="af0"/>
-              <w:jc w:val="left"/>
-            </w:pPr>
-            <w:r>
-              <w:t>ПС: Пуск</w:t>
             </w:r>
           </w:p>
         </w:tc>
@@ -13347,1326 +11953,14 @@
       <w:pPr>
         <w:pStyle w:val="a"/>
       </w:pPr>
-      <w:bookmarkStart w:id="23" w:name="_Ref195523314"/>
+      <w:bookmarkStart w:id="23" w:name="_Ref192835076"/>
+      <w:bookmarkStart w:id="24" w:name="_Ref195523290"/>
       <w:r>
         <w:t xml:space="preserve">Выходные реле ЮНИТ-М300 для проверки </w:t>
       </w:r>
-      <w:r>
-        <w:t>ТО РПН</w:t>
-      </w:r>
       <w:bookmarkEnd w:id="23"/>
-    </w:p>
-    <w:tbl>
-      <w:tblPr>
-        <w:tblStyle w:val="21"/>
-        <w:tblW w:w="0" w:type="auto"/>
-        <w:tblLook w:val="04A0" w:firstRow="1" w:lastRow="0" w:firstColumn="1" w:lastColumn="0" w:noHBand="0" w:noVBand="1"/>
-      </w:tblPr>
-      <w:tblGrid>
-        <w:gridCol w:w="2479"/>
-        <w:gridCol w:w="2212"/>
-        <w:gridCol w:w="4914"/>
-      </w:tblGrid>
-      <w:tr>
-        <w:trPr>
-          <w:cnfStyle w:val="100000000000" w:firstRow="1" w:lastRow="0" w:firstColumn="0" w:lastColumn="0" w:oddVBand="0" w:evenVBand="0" w:oddHBand="0" w:evenHBand="0" w:firstRowFirstColumn="0" w:firstRowLastColumn="0" w:lastRowFirstColumn="0" w:lastRowLastColumn="0"/>
-          <w:tblHeader/>
-        </w:trPr>
-        <w:tc>
-          <w:tcPr>
-            <w:tcW w:w="2479" w:type="dxa"/>
-          </w:tcPr>
-          <w:p>
-            <w:pPr>
-              <w:rPr>
-                <w:b w:val="0"/>
-              </w:rPr>
-            </w:pPr>
-            <w:r>
-              <w:rPr>
-                <w:b w:val="0"/>
-              </w:rPr>
-              <w:t>Клеммы на устройстве</w:t>
-            </w:r>
-          </w:p>
-        </w:tc>
-        <w:tc>
-          <w:tcPr>
-            <w:tcW w:w="2212" w:type="dxa"/>
-          </w:tcPr>
-          <w:p>
-            <w:pPr>
-              <w:rPr>
-                <w:b w:val="0"/>
-              </w:rPr>
-            </w:pPr>
-            <w:r>
-              <w:rPr>
-                <w:b w:val="0"/>
-              </w:rPr>
-              <w:t>Номер выходного реле</w:t>
-            </w:r>
-          </w:p>
-        </w:tc>
-        <w:tc>
-          <w:tcPr>
-            <w:tcW w:w="4914" w:type="dxa"/>
-          </w:tcPr>
-          <w:p>
-            <w:pPr>
-              <w:rPr>
-                <w:b w:val="0"/>
-              </w:rPr>
-            </w:pPr>
-            <w:r>
-              <w:rPr>
-                <w:b w:val="0"/>
-              </w:rPr>
-              <w:t>Наименование сигнала на ФСУ</w:t>
-            </w:r>
-          </w:p>
-        </w:tc>
-      </w:tr>
-      <w:tr>
-        <w:tc>
-          <w:tcPr>
-            <w:tcW w:w="2479" w:type="dxa"/>
-          </w:tcPr>
-          <w:p>
-            <w:pPr>
-              <w:pStyle w:val="af0"/>
-            </w:pPr>
-            <w:r>
-              <w:t>М9.</w:t>
-            </w:r>
-            <w:r>
-              <w:rPr>
-                <w:lang w:val="en-US"/>
-              </w:rPr>
-              <w:t>X</w:t>
-            </w:r>
-            <w:r>
-              <w:t>В</w:t>
-            </w:r>
-            <w:r>
-              <w:rPr>
-                <w:lang w:val="en-US"/>
-              </w:rPr>
-              <w:t>:1</w:t>
-            </w:r>
-            <w:r>
-              <w:t xml:space="preserve"> – М9.</w:t>
-            </w:r>
-            <w:r>
-              <w:rPr>
-                <w:lang w:val="en-US"/>
-              </w:rPr>
-              <w:t>XB:2</w:t>
-            </w:r>
-          </w:p>
-        </w:tc>
-        <w:tc>
-          <w:tcPr>
-            <w:tcW w:w="2212" w:type="dxa"/>
-          </w:tcPr>
-          <w:p>
-            <w:pPr>
-              <w:pStyle w:val="af0"/>
-            </w:pPr>
-            <w:r>
-              <w:t>М9.К1</w:t>
-            </w:r>
-          </w:p>
-        </w:tc>
-        <w:tc>
-          <w:tcPr>
-            <w:tcW w:w="4914" w:type="dxa"/>
-            <w:shd w:val="clear" w:color="auto" w:fill="auto"/>
-          </w:tcPr>
-          <w:p>
-            <w:pPr>
-              <w:pStyle w:val="af0"/>
-              <w:jc w:val="left"/>
-            </w:pPr>
-            <w:r>
-              <w:t>ТО РПН</w:t>
-            </w:r>
-            <w:r>
-              <w:t>: Ввод</w:t>
-            </w:r>
-          </w:p>
-        </w:tc>
-      </w:tr>
-      <w:tr>
-        <w:tc>
-          <w:tcPr>
-            <w:tcW w:w="2479" w:type="dxa"/>
-          </w:tcPr>
-          <w:p>
-            <w:pPr>
-              <w:pStyle w:val="af0"/>
-            </w:pPr>
-            <w:r>
-              <w:t>М9.</w:t>
-            </w:r>
-            <w:r>
-              <w:rPr>
-                <w:lang w:val="en-US"/>
-              </w:rPr>
-              <w:t>X</w:t>
-            </w:r>
-            <w:r>
-              <w:t>В:3 – М9.</w:t>
-            </w:r>
-            <w:r>
-              <w:rPr>
-                <w:lang w:val="en-US"/>
-              </w:rPr>
-              <w:t>XB</w:t>
-            </w:r>
-            <w:r>
-              <w:t>:4</w:t>
-            </w:r>
-          </w:p>
-        </w:tc>
-        <w:tc>
-          <w:tcPr>
-            <w:tcW w:w="2212" w:type="dxa"/>
-          </w:tcPr>
-          <w:p>
-            <w:pPr>
-              <w:pStyle w:val="af0"/>
-            </w:pPr>
-            <w:r>
-              <w:t>М9.К2</w:t>
-            </w:r>
-          </w:p>
-        </w:tc>
-        <w:tc>
-          <w:tcPr>
-            <w:tcW w:w="4914" w:type="dxa"/>
-            <w:shd w:val="clear" w:color="auto" w:fill="auto"/>
-          </w:tcPr>
-          <w:p>
-            <w:pPr>
-              <w:pStyle w:val="af0"/>
-              <w:jc w:val="left"/>
-            </w:pPr>
-            <w:r>
-              <w:t>ТО РПН</w:t>
-            </w:r>
-            <w:r>
-              <w:t>: Оперативный вывод</w:t>
-            </w:r>
-          </w:p>
-        </w:tc>
-      </w:tr>
-      <w:tr>
-        <w:tc>
-          <w:tcPr>
-            <w:tcW w:w="2479" w:type="dxa"/>
-          </w:tcPr>
-          <w:p>
-            <w:pPr>
-              <w:pStyle w:val="af0"/>
-              <w:rPr>
-                <w:lang w:val="en-US"/>
-              </w:rPr>
-            </w:pPr>
-            <w:r>
-              <w:t>М9.</w:t>
-            </w:r>
-            <w:r>
-              <w:rPr>
-                <w:lang w:val="en-US"/>
-              </w:rPr>
-              <w:t>X</w:t>
-            </w:r>
-            <w:r>
-              <w:t>В:</w:t>
-            </w:r>
-            <w:r>
-              <w:rPr>
-                <w:lang w:val="en-US"/>
-              </w:rPr>
-              <w:t>7</w:t>
-            </w:r>
-            <w:r>
-              <w:t xml:space="preserve"> – М9.</w:t>
-            </w:r>
-            <w:r>
-              <w:rPr>
-                <w:lang w:val="en-US"/>
-              </w:rPr>
-              <w:t>XB</w:t>
-            </w:r>
-            <w:r>
-              <w:t>:</w:t>
-            </w:r>
-            <w:r>
-              <w:rPr>
-                <w:lang w:val="en-US"/>
-              </w:rPr>
-              <w:t>5</w:t>
-            </w:r>
-          </w:p>
-        </w:tc>
-        <w:tc>
-          <w:tcPr>
-            <w:tcW w:w="2212" w:type="dxa"/>
-          </w:tcPr>
-          <w:p>
-            <w:pPr>
-              <w:pStyle w:val="af0"/>
-            </w:pPr>
-            <w:r>
-              <w:t>М9.К3</w:t>
-            </w:r>
-          </w:p>
-        </w:tc>
-        <w:tc>
-          <w:tcPr>
-            <w:tcW w:w="4914" w:type="dxa"/>
-            <w:shd w:val="clear" w:color="auto" w:fill="auto"/>
-          </w:tcPr>
-          <w:p>
-            <w:pPr>
-              <w:pStyle w:val="af0"/>
-              <w:jc w:val="left"/>
-            </w:pPr>
-            <w:r>
-              <w:t>ТО РПН</w:t>
-            </w:r>
-            <w:r>
-              <w:rPr>
-                <w:lang w:val="en-US"/>
-              </w:rPr>
-              <w:t xml:space="preserve">: </w:t>
-            </w:r>
-            <w:r>
-              <w:t>Пуск</w:t>
-            </w:r>
-          </w:p>
-        </w:tc>
-      </w:tr>
-      <w:tr>
-        <w:tc>
-          <w:tcPr>
-            <w:tcW w:w="2479" w:type="dxa"/>
-          </w:tcPr>
-          <w:p>
-            <w:pPr>
-              <w:pStyle w:val="af0"/>
-              <w:rPr>
-                <w:lang w:val="en-US"/>
-              </w:rPr>
-            </w:pPr>
-            <w:r>
-              <w:t>М9.</w:t>
-            </w:r>
-            <w:r>
-              <w:rPr>
-                <w:lang w:val="en-US"/>
-              </w:rPr>
-              <w:t>X</w:t>
-            </w:r>
-            <w:r>
-              <w:t>В:</w:t>
-            </w:r>
-            <w:r>
-              <w:rPr>
-                <w:lang w:val="en-US"/>
-              </w:rPr>
-              <w:t>7</w:t>
-            </w:r>
-            <w:r>
-              <w:t xml:space="preserve"> – М9.</w:t>
-            </w:r>
-            <w:r>
-              <w:rPr>
-                <w:lang w:val="en-US"/>
-              </w:rPr>
-              <w:t>XB</w:t>
-            </w:r>
-            <w:r>
-              <w:t>:</w:t>
-            </w:r>
-            <w:r>
-              <w:rPr>
-                <w:lang w:val="en-US"/>
-              </w:rPr>
-              <w:t>6</w:t>
-            </w:r>
-          </w:p>
-        </w:tc>
-        <w:tc>
-          <w:tcPr>
-            <w:tcW w:w="2212" w:type="dxa"/>
-          </w:tcPr>
-          <w:p>
-            <w:pPr>
-              <w:pStyle w:val="af0"/>
-              <w:rPr>
-                <w:lang w:val="en-US"/>
-              </w:rPr>
-            </w:pPr>
-            <w:r>
-              <w:t>М9.К4</w:t>
-            </w:r>
-          </w:p>
-        </w:tc>
-        <w:tc>
-          <w:tcPr>
-            <w:tcW w:w="4914" w:type="dxa"/>
-            <w:shd w:val="clear" w:color="auto" w:fill="auto"/>
-          </w:tcPr>
-          <w:p>
-            <w:pPr>
-              <w:pStyle w:val="af0"/>
-              <w:jc w:val="left"/>
-            </w:pPr>
-            <w:r>
-              <w:t>ТО РПН</w:t>
-            </w:r>
-            <w:r>
-              <w:rPr>
-                <w:lang w:val="en-US"/>
-              </w:rPr>
-              <w:t>:</w:t>
-            </w:r>
-            <w:r>
-              <w:t xml:space="preserve"> ИО </w:t>
-            </w:r>
-            <w:r>
-              <w:rPr>
-                <w:lang w:val="en-US"/>
-              </w:rPr>
-              <w:t>I</w:t>
-            </w:r>
-          </w:p>
-        </w:tc>
-      </w:tr>
-      <w:tr>
-        <w:tc>
-          <w:tcPr>
-            <w:tcW w:w="2479" w:type="dxa"/>
-          </w:tcPr>
-          <w:p>
-            <w:pPr>
-              <w:pStyle w:val="af0"/>
-              <w:rPr>
-                <w:lang w:val="en-US"/>
-              </w:rPr>
-            </w:pPr>
-            <w:r>
-              <w:t>М9.</w:t>
-            </w:r>
-            <w:r>
-              <w:rPr>
-                <w:lang w:val="en-US"/>
-              </w:rPr>
-              <w:t>X</w:t>
-            </w:r>
-            <w:r>
-              <w:t>В</w:t>
-            </w:r>
-            <w:r>
-              <w:rPr>
-                <w:lang w:val="en-US"/>
-              </w:rPr>
-              <w:t>:10</w:t>
-            </w:r>
-            <w:r>
-              <w:t xml:space="preserve"> – М9.</w:t>
-            </w:r>
-            <w:r>
-              <w:rPr>
-                <w:lang w:val="en-US"/>
-              </w:rPr>
-              <w:t>XB:8</w:t>
-            </w:r>
-          </w:p>
-        </w:tc>
-        <w:tc>
-          <w:tcPr>
-            <w:tcW w:w="2212" w:type="dxa"/>
-          </w:tcPr>
-          <w:p>
-            <w:pPr>
-              <w:pStyle w:val="af0"/>
-              <w:rPr>
-                <w:lang w:val="en-US"/>
-              </w:rPr>
-            </w:pPr>
-            <w:r>
-              <w:t>М9.К5</w:t>
-            </w:r>
-          </w:p>
-        </w:tc>
-        <w:tc>
-          <w:tcPr>
-            <w:tcW w:w="4914" w:type="dxa"/>
-            <w:shd w:val="clear" w:color="auto" w:fill="auto"/>
-          </w:tcPr>
-          <w:p>
-            <w:pPr>
-              <w:pStyle w:val="af0"/>
-              <w:jc w:val="left"/>
-            </w:pPr>
-            <w:r>
-              <w:t>ЛО Т / ЛО: Срабатывание</w:t>
-            </w:r>
-          </w:p>
-        </w:tc>
-      </w:tr>
-      <w:tr>
-        <w:tc>
-          <w:tcPr>
-            <w:tcW w:w="2479" w:type="dxa"/>
-          </w:tcPr>
-          <w:p>
-            <w:pPr>
-              <w:pStyle w:val="af0"/>
-              <w:rPr>
-                <w:lang w:val="en-US"/>
-              </w:rPr>
-            </w:pPr>
-            <w:r>
-              <w:t>М9</w:t>
-            </w:r>
-            <w:r>
-              <w:rPr>
-                <w:lang w:val="en-US"/>
-              </w:rPr>
-              <w:t>.X</w:t>
-            </w:r>
-            <w:r>
-              <w:t>В</w:t>
-            </w:r>
-            <w:r>
-              <w:rPr>
-                <w:lang w:val="en-US"/>
-              </w:rPr>
-              <w:t xml:space="preserve">:10 – </w:t>
-            </w:r>
-            <w:r>
-              <w:t>М9</w:t>
-            </w:r>
-            <w:r>
-              <w:rPr>
-                <w:lang w:val="en-US"/>
-              </w:rPr>
-              <w:t>.XB:9</w:t>
-            </w:r>
-          </w:p>
-        </w:tc>
-        <w:tc>
-          <w:tcPr>
-            <w:tcW w:w="2212" w:type="dxa"/>
-          </w:tcPr>
-          <w:p>
-            <w:pPr>
-              <w:pStyle w:val="af0"/>
-              <w:rPr>
-                <w:lang w:val="en-US"/>
-              </w:rPr>
-            </w:pPr>
-            <w:r>
-              <w:t>М9.К</w:t>
-            </w:r>
-            <w:r>
-              <w:rPr>
-                <w:lang w:val="en-US"/>
-              </w:rPr>
-              <w:t>6</w:t>
-            </w:r>
-          </w:p>
-        </w:tc>
-        <w:tc>
-          <w:tcPr>
-            <w:tcW w:w="4914" w:type="dxa"/>
-          </w:tcPr>
-          <w:p>
-            <w:pPr>
-              <w:pStyle w:val="af0"/>
-              <w:jc w:val="left"/>
-            </w:pPr>
-            <w:r>
-              <w:t>ЛО Т / ЗАВР: Запрет АВР</w:t>
-            </w:r>
-          </w:p>
-        </w:tc>
-      </w:tr>
-      <w:tr>
-        <w:tc>
-          <w:tcPr>
-            <w:tcW w:w="2479" w:type="dxa"/>
-          </w:tcPr>
-          <w:p>
-            <w:pPr>
-              <w:pStyle w:val="af0"/>
-              <w:rPr>
-                <w:lang w:val="en-US"/>
-              </w:rPr>
-            </w:pPr>
-            <w:r>
-              <w:t>М9</w:t>
-            </w:r>
-            <w:r>
-              <w:rPr>
-                <w:lang w:val="en-US"/>
-              </w:rPr>
-              <w:t>.X</w:t>
-            </w:r>
-            <w:r>
-              <w:t>В</w:t>
-            </w:r>
-            <w:r>
-              <w:rPr>
-                <w:lang w:val="en-US"/>
-              </w:rPr>
-              <w:t xml:space="preserve">:13 – </w:t>
-            </w:r>
-            <w:r>
-              <w:t>М9</w:t>
-            </w:r>
-            <w:r>
-              <w:rPr>
-                <w:lang w:val="en-US"/>
-              </w:rPr>
-              <w:t>.XB:12</w:t>
-            </w:r>
-          </w:p>
-        </w:tc>
-        <w:tc>
-          <w:tcPr>
-            <w:tcW w:w="2212" w:type="dxa"/>
-          </w:tcPr>
-          <w:p>
-            <w:pPr>
-              <w:pStyle w:val="af0"/>
-              <w:rPr>
-                <w:lang w:val="en-US"/>
-              </w:rPr>
-            </w:pPr>
-            <w:r>
-              <w:t>М9.К</w:t>
-            </w:r>
-            <w:r>
-              <w:rPr>
-                <w:lang w:val="en-US"/>
-              </w:rPr>
-              <w:t>7</w:t>
-            </w:r>
-          </w:p>
-        </w:tc>
-        <w:tc>
-          <w:tcPr>
-            <w:tcW w:w="4914" w:type="dxa"/>
-          </w:tcPr>
-          <w:p>
-            <w:pPr>
-              <w:pStyle w:val="af0"/>
-              <w:jc w:val="left"/>
-            </w:pPr>
-            <w:r>
-              <w:t>ЛО Т / ЗАПВ: Запрет АПВ</w:t>
-            </w:r>
-          </w:p>
-        </w:tc>
-      </w:tr>
-      <w:tr>
-        <w:tc>
-          <w:tcPr>
-            <w:tcW w:w="2479" w:type="dxa"/>
-          </w:tcPr>
-          <w:p>
-            <w:pPr>
-              <w:pStyle w:val="af0"/>
-              <w:rPr>
-                <w:lang w:val="en-US"/>
-              </w:rPr>
-            </w:pPr>
-            <w:r>
-              <w:t>М9</w:t>
-            </w:r>
-            <w:r>
-              <w:rPr>
-                <w:lang w:val="en-US"/>
-              </w:rPr>
-              <w:t>.X</w:t>
-            </w:r>
-            <w:r>
-              <w:t>В</w:t>
-            </w:r>
-            <w:r>
-              <w:rPr>
-                <w:lang w:val="en-US"/>
-              </w:rPr>
-              <w:t xml:space="preserve">:16 – </w:t>
-            </w:r>
-            <w:r>
-              <w:t>М9</w:t>
-            </w:r>
-            <w:r>
-              <w:rPr>
-                <w:lang w:val="en-US"/>
-              </w:rPr>
-              <w:t>.XB:15</w:t>
-            </w:r>
-          </w:p>
-        </w:tc>
-        <w:tc>
-          <w:tcPr>
-            <w:tcW w:w="2212" w:type="dxa"/>
-          </w:tcPr>
-          <w:p>
-            <w:pPr>
-              <w:pStyle w:val="af0"/>
-              <w:rPr>
-                <w:lang w:val="en-US"/>
-              </w:rPr>
-            </w:pPr>
-            <w:r>
-              <w:t>М9.К8</w:t>
-            </w:r>
-          </w:p>
-        </w:tc>
-        <w:tc>
-          <w:tcPr>
-            <w:tcW w:w="4914" w:type="dxa"/>
-          </w:tcPr>
-          <w:p>
-            <w:pPr>
-              <w:pStyle w:val="af0"/>
-              <w:jc w:val="left"/>
-            </w:pPr>
-            <w:r>
-              <w:t>Резерв</w:t>
-            </w:r>
-          </w:p>
-        </w:tc>
-      </w:tr>
-      <w:tr>
-        <w:tc>
-          <w:tcPr>
-            <w:tcW w:w="2479" w:type="dxa"/>
-          </w:tcPr>
-          <w:p>
-            <w:pPr>
-              <w:pStyle w:val="af0"/>
-            </w:pPr>
-            <w:r>
-              <w:t>М10.</w:t>
-            </w:r>
-            <w:r>
-              <w:rPr>
-                <w:lang w:val="en-US"/>
-              </w:rPr>
-              <w:t>X</w:t>
-            </w:r>
-            <w:r>
-              <w:t>В</w:t>
-            </w:r>
-            <w:r>
-              <w:rPr>
-                <w:lang w:val="en-US"/>
-              </w:rPr>
-              <w:t>:1</w:t>
-            </w:r>
-            <w:r>
-              <w:t xml:space="preserve"> – М10.</w:t>
-            </w:r>
-            <w:r>
-              <w:rPr>
-                <w:lang w:val="en-US"/>
-              </w:rPr>
-              <w:t>XB:2</w:t>
-            </w:r>
-          </w:p>
-        </w:tc>
-        <w:tc>
-          <w:tcPr>
-            <w:tcW w:w="2212" w:type="dxa"/>
-          </w:tcPr>
-          <w:p>
-            <w:pPr>
-              <w:pStyle w:val="af0"/>
-            </w:pPr>
-            <w:r>
-              <w:t>М10.К1</w:t>
-            </w:r>
-          </w:p>
-        </w:tc>
-        <w:tc>
-          <w:tcPr>
-            <w:tcW w:w="4914" w:type="dxa"/>
-          </w:tcPr>
-          <w:p>
-            <w:pPr>
-              <w:pStyle w:val="af0"/>
-              <w:jc w:val="left"/>
-            </w:pPr>
-            <w:r>
-              <w:t>Резерв</w:t>
-            </w:r>
-          </w:p>
-        </w:tc>
-      </w:tr>
-      <w:tr>
-        <w:tc>
-          <w:tcPr>
-            <w:tcW w:w="2479" w:type="dxa"/>
-          </w:tcPr>
-          <w:p>
-            <w:pPr>
-              <w:pStyle w:val="af0"/>
-            </w:pPr>
-            <w:r>
-              <w:t>М10.</w:t>
-            </w:r>
-            <w:r>
-              <w:rPr>
-                <w:lang w:val="en-US"/>
-              </w:rPr>
-              <w:t>X</w:t>
-            </w:r>
-            <w:r>
-              <w:t>В:3 – М10.</w:t>
-            </w:r>
-            <w:r>
-              <w:rPr>
-                <w:lang w:val="en-US"/>
-              </w:rPr>
-              <w:t>XB</w:t>
-            </w:r>
-            <w:r>
-              <w:t>:4</w:t>
-            </w:r>
-          </w:p>
-        </w:tc>
-        <w:tc>
-          <w:tcPr>
-            <w:tcW w:w="2212" w:type="dxa"/>
-          </w:tcPr>
-          <w:p>
-            <w:pPr>
-              <w:pStyle w:val="af0"/>
-            </w:pPr>
-            <w:r>
-              <w:t>М10.К2</w:t>
-            </w:r>
-          </w:p>
-        </w:tc>
-        <w:tc>
-          <w:tcPr>
-            <w:tcW w:w="4914" w:type="dxa"/>
-          </w:tcPr>
-          <w:p>
-            <w:pPr>
-              <w:pStyle w:val="af0"/>
-              <w:jc w:val="left"/>
-            </w:pPr>
-            <w:r>
-              <w:t>Резерв</w:t>
-            </w:r>
-          </w:p>
-        </w:tc>
-      </w:tr>
-      <w:tr>
-        <w:tc>
-          <w:tcPr>
-            <w:tcW w:w="2479" w:type="dxa"/>
-          </w:tcPr>
-          <w:p>
-            <w:pPr>
-              <w:pStyle w:val="af0"/>
-            </w:pPr>
-            <w:r>
-              <w:t>М10.</w:t>
-            </w:r>
-            <w:r>
-              <w:rPr>
-                <w:lang w:val="en-US"/>
-              </w:rPr>
-              <w:t>X</w:t>
-            </w:r>
-            <w:r>
-              <w:t>В:</w:t>
-            </w:r>
-            <w:r>
-              <w:rPr>
-                <w:lang w:val="en-US"/>
-              </w:rPr>
-              <w:t>7</w:t>
-            </w:r>
-            <w:r>
-              <w:t xml:space="preserve"> – М10.</w:t>
-            </w:r>
-            <w:r>
-              <w:rPr>
-                <w:lang w:val="en-US"/>
-              </w:rPr>
-              <w:t>XB</w:t>
-            </w:r>
-            <w:r>
-              <w:t>:</w:t>
-            </w:r>
-            <w:r>
-              <w:rPr>
-                <w:lang w:val="en-US"/>
-              </w:rPr>
-              <w:t>5</w:t>
-            </w:r>
-          </w:p>
-        </w:tc>
-        <w:tc>
-          <w:tcPr>
-            <w:tcW w:w="2212" w:type="dxa"/>
-          </w:tcPr>
-          <w:p>
-            <w:pPr>
-              <w:pStyle w:val="af0"/>
-            </w:pPr>
-            <w:r>
-              <w:t>М10.К3</w:t>
-            </w:r>
-          </w:p>
-        </w:tc>
-        <w:tc>
-          <w:tcPr>
-            <w:tcW w:w="4914" w:type="dxa"/>
-          </w:tcPr>
-          <w:p>
-            <w:pPr>
-              <w:pStyle w:val="af0"/>
-              <w:jc w:val="left"/>
-            </w:pPr>
-            <w:r>
-              <w:t>Резерв</w:t>
-            </w:r>
-          </w:p>
-        </w:tc>
-      </w:tr>
-      <w:tr>
-        <w:tc>
-          <w:tcPr>
-            <w:tcW w:w="2479" w:type="dxa"/>
-          </w:tcPr>
-          <w:p>
-            <w:pPr>
-              <w:pStyle w:val="af0"/>
-            </w:pPr>
-            <w:r>
-              <w:t>М10.</w:t>
-            </w:r>
-            <w:r>
-              <w:rPr>
-                <w:lang w:val="en-US"/>
-              </w:rPr>
-              <w:t>X</w:t>
-            </w:r>
-            <w:r>
-              <w:t>В:</w:t>
-            </w:r>
-            <w:r>
-              <w:rPr>
-                <w:lang w:val="en-US"/>
-              </w:rPr>
-              <w:t>7</w:t>
-            </w:r>
-            <w:r>
-              <w:t xml:space="preserve"> – М10.</w:t>
-            </w:r>
-            <w:r>
-              <w:rPr>
-                <w:lang w:val="en-US"/>
-              </w:rPr>
-              <w:t>XB</w:t>
-            </w:r>
-            <w:r>
-              <w:t>:</w:t>
-            </w:r>
-            <w:r>
-              <w:rPr>
-                <w:lang w:val="en-US"/>
-              </w:rPr>
-              <w:t>6</w:t>
-            </w:r>
-          </w:p>
-        </w:tc>
-        <w:tc>
-          <w:tcPr>
-            <w:tcW w:w="2212" w:type="dxa"/>
-          </w:tcPr>
-          <w:p>
-            <w:pPr>
-              <w:pStyle w:val="af0"/>
-            </w:pPr>
-            <w:r>
-              <w:t>М10.К4</w:t>
-            </w:r>
-          </w:p>
-        </w:tc>
-        <w:tc>
-          <w:tcPr>
-            <w:tcW w:w="4914" w:type="dxa"/>
-          </w:tcPr>
-          <w:p>
-            <w:pPr>
-              <w:pStyle w:val="af0"/>
-              <w:jc w:val="left"/>
-            </w:pPr>
-            <w:r>
-              <w:t>Резерв</w:t>
-            </w:r>
-          </w:p>
-        </w:tc>
-      </w:tr>
-      <w:tr>
-        <w:tc>
-          <w:tcPr>
-            <w:tcW w:w="2479" w:type="dxa"/>
-          </w:tcPr>
-          <w:p>
-            <w:pPr>
-              <w:pStyle w:val="af0"/>
-            </w:pPr>
-            <w:r>
-              <w:t>М10.</w:t>
-            </w:r>
-            <w:r>
-              <w:rPr>
-                <w:lang w:val="en-US"/>
-              </w:rPr>
-              <w:t>X</w:t>
-            </w:r>
-            <w:r>
-              <w:t>В</w:t>
-            </w:r>
-            <w:r>
-              <w:rPr>
-                <w:lang w:val="en-US"/>
-              </w:rPr>
-              <w:t>:10</w:t>
-            </w:r>
-            <w:r>
-              <w:t xml:space="preserve"> – М10.</w:t>
-            </w:r>
-            <w:r>
-              <w:rPr>
-                <w:lang w:val="en-US"/>
-              </w:rPr>
-              <w:t>XB:8</w:t>
-            </w:r>
-          </w:p>
-        </w:tc>
-        <w:tc>
-          <w:tcPr>
-            <w:tcW w:w="2212" w:type="dxa"/>
-          </w:tcPr>
-          <w:p>
-            <w:pPr>
-              <w:pStyle w:val="af0"/>
-            </w:pPr>
-            <w:r>
-              <w:t>М10.К5</w:t>
-            </w:r>
-          </w:p>
-        </w:tc>
-        <w:tc>
-          <w:tcPr>
-            <w:tcW w:w="4914" w:type="dxa"/>
-          </w:tcPr>
-          <w:p>
-            <w:pPr>
-              <w:pStyle w:val="af0"/>
-              <w:jc w:val="left"/>
-            </w:pPr>
-            <w:r>
-              <w:t>Резерв</w:t>
-            </w:r>
-          </w:p>
-        </w:tc>
-      </w:tr>
-      <w:tr>
-        <w:tc>
-          <w:tcPr>
-            <w:tcW w:w="2479" w:type="dxa"/>
-          </w:tcPr>
-          <w:p>
-            <w:pPr>
-              <w:pStyle w:val="af0"/>
-            </w:pPr>
-            <w:r>
-              <w:t>М10</w:t>
-            </w:r>
-            <w:r>
-              <w:rPr>
-                <w:lang w:val="en-US"/>
-              </w:rPr>
-              <w:t>.X</w:t>
-            </w:r>
-            <w:r>
-              <w:t>В</w:t>
-            </w:r>
-            <w:r>
-              <w:rPr>
-                <w:lang w:val="en-US"/>
-              </w:rPr>
-              <w:t xml:space="preserve">:10 – </w:t>
-            </w:r>
-            <w:r>
-              <w:t>М10</w:t>
-            </w:r>
-            <w:r>
-              <w:rPr>
-                <w:lang w:val="en-US"/>
-              </w:rPr>
-              <w:t>.XB:9</w:t>
-            </w:r>
-          </w:p>
-        </w:tc>
-        <w:tc>
-          <w:tcPr>
-            <w:tcW w:w="2212" w:type="dxa"/>
-          </w:tcPr>
-          <w:p>
-            <w:pPr>
-              <w:pStyle w:val="af0"/>
-            </w:pPr>
-            <w:r>
-              <w:t>М10.К</w:t>
-            </w:r>
-            <w:r>
-              <w:rPr>
-                <w:lang w:val="en-US"/>
-              </w:rPr>
-              <w:t>6</w:t>
-            </w:r>
-          </w:p>
-        </w:tc>
-        <w:tc>
-          <w:tcPr>
-            <w:tcW w:w="4914" w:type="dxa"/>
-          </w:tcPr>
-          <w:p>
-            <w:pPr>
-              <w:pStyle w:val="af0"/>
-              <w:jc w:val="left"/>
-            </w:pPr>
-            <w:r>
-              <w:t>Резерв</w:t>
-            </w:r>
-          </w:p>
-        </w:tc>
-      </w:tr>
-      <w:tr>
-        <w:tc>
-          <w:tcPr>
-            <w:tcW w:w="2479" w:type="dxa"/>
-          </w:tcPr>
-          <w:p>
-            <w:pPr>
-              <w:pStyle w:val="af0"/>
-            </w:pPr>
-            <w:r>
-              <w:t>М10</w:t>
-            </w:r>
-            <w:r>
-              <w:rPr>
-                <w:lang w:val="en-US"/>
-              </w:rPr>
-              <w:t>.X</w:t>
-            </w:r>
-            <w:r>
-              <w:t>В</w:t>
-            </w:r>
-            <w:r>
-              <w:rPr>
-                <w:lang w:val="en-US"/>
-              </w:rPr>
-              <w:t xml:space="preserve">:13 – </w:t>
-            </w:r>
-            <w:r>
-              <w:t>М10</w:t>
-            </w:r>
-            <w:r>
-              <w:rPr>
-                <w:lang w:val="en-US"/>
-              </w:rPr>
-              <w:t>.XB:12</w:t>
-            </w:r>
-          </w:p>
-        </w:tc>
-        <w:tc>
-          <w:tcPr>
-            <w:tcW w:w="2212" w:type="dxa"/>
-          </w:tcPr>
-          <w:p>
-            <w:pPr>
-              <w:pStyle w:val="af0"/>
-            </w:pPr>
-            <w:r>
-              <w:t>М10.К</w:t>
-            </w:r>
-            <w:r>
-              <w:rPr>
-                <w:lang w:val="en-US"/>
-              </w:rPr>
-              <w:t>7</w:t>
-            </w:r>
-          </w:p>
-        </w:tc>
-        <w:tc>
-          <w:tcPr>
-            <w:tcW w:w="4914" w:type="dxa"/>
-          </w:tcPr>
-          <w:p>
-            <w:pPr>
-              <w:pStyle w:val="af0"/>
-              <w:jc w:val="left"/>
-            </w:pPr>
-            <w:r>
-              <w:t>Резерв</w:t>
-            </w:r>
-          </w:p>
-        </w:tc>
-      </w:tr>
-      <w:tr>
-        <w:tc>
-          <w:tcPr>
-            <w:tcW w:w="2479" w:type="dxa"/>
-          </w:tcPr>
-          <w:p>
-            <w:pPr>
-              <w:pStyle w:val="af0"/>
-            </w:pPr>
-            <w:r>
-              <w:t>М10</w:t>
-            </w:r>
-            <w:r>
-              <w:rPr>
-                <w:lang w:val="en-US"/>
-              </w:rPr>
-              <w:t>.X</w:t>
-            </w:r>
-            <w:r>
-              <w:t>В</w:t>
-            </w:r>
-            <w:r>
-              <w:rPr>
-                <w:lang w:val="en-US"/>
-              </w:rPr>
-              <w:t xml:space="preserve">:16 – </w:t>
-            </w:r>
-            <w:r>
-              <w:t>М10</w:t>
-            </w:r>
-            <w:r>
-              <w:rPr>
-                <w:lang w:val="en-US"/>
-              </w:rPr>
-              <w:t>.XB:15</w:t>
-            </w:r>
-          </w:p>
-        </w:tc>
-        <w:tc>
-          <w:tcPr>
-            <w:tcW w:w="2212" w:type="dxa"/>
-          </w:tcPr>
-          <w:p>
-            <w:pPr>
-              <w:pStyle w:val="af0"/>
-            </w:pPr>
-            <w:r>
-              <w:t>М10.К8</w:t>
-            </w:r>
-          </w:p>
-        </w:tc>
-        <w:tc>
-          <w:tcPr>
-            <w:tcW w:w="4914" w:type="dxa"/>
-          </w:tcPr>
-          <w:p>
-            <w:pPr>
-              <w:pStyle w:val="af0"/>
-              <w:jc w:val="left"/>
-            </w:pPr>
-            <w:r>
-              <w:t>Резерв</w:t>
-            </w:r>
-          </w:p>
-        </w:tc>
-      </w:tr>
-      <w:tr>
-        <w:tc>
-          <w:tcPr>
-            <w:tcW w:w="2479" w:type="dxa"/>
-          </w:tcPr>
-          <w:p>
-            <w:pPr>
-              <w:pStyle w:val="af0"/>
-            </w:pPr>
-            <w:r>
-              <w:t>М</w:t>
-            </w:r>
-            <w:r>
-              <w:rPr>
-                <w:lang w:val="en-US"/>
-              </w:rPr>
-              <w:t xml:space="preserve">1.XP:2 - </w:t>
-            </w:r>
-            <w:r>
-              <w:t>М</w:t>
-            </w:r>
-            <w:r>
-              <w:rPr>
-                <w:lang w:val="en-US"/>
-              </w:rPr>
-              <w:t>1.XP:1</w:t>
-            </w:r>
-          </w:p>
-        </w:tc>
-        <w:tc>
-          <w:tcPr>
-            <w:tcW w:w="2212" w:type="dxa"/>
-          </w:tcPr>
-          <w:p>
-            <w:pPr>
-              <w:pStyle w:val="af0"/>
-            </w:pPr>
-            <w:r>
-              <w:t>М1.К1</w:t>
-            </w:r>
-          </w:p>
-        </w:tc>
-        <w:tc>
-          <w:tcPr>
-            <w:tcW w:w="4914" w:type="dxa"/>
-          </w:tcPr>
-          <w:p>
-            <w:pPr>
-              <w:pStyle w:val="af0"/>
-              <w:jc w:val="left"/>
-            </w:pPr>
-            <w:r>
-              <w:t>ПС: Пуск</w:t>
-            </w:r>
-          </w:p>
-        </w:tc>
-      </w:tr>
-    </w:tbl>
-    <w:p>
-      <w:pPr>
-        <w:pStyle w:val="a"/>
-      </w:pPr>
-      <w:bookmarkStart w:id="24" w:name="_Ref195523332"/>
-      <w:r>
-        <w:t xml:space="preserve">Выходные реле ЮНИТ-М300 для проверки </w:t>
-      </w:r>
-      <w:r>
-        <w:t>ЗОП</w:t>
+      <w:r>
+        <w:t>ТО</w:t>
       </w:r>
       <w:bookmarkEnd w:id="24"/>
     </w:p>
@@ -14803,7 +12097,7 @@
               <w:jc w:val="left"/>
             </w:pPr>
             <w:r>
-              <w:t>ЗОП</w:t>
+              <w:t>ТО</w:t>
             </w:r>
             <w:r>
               <w:rPr>
@@ -14873,16 +12167,7 @@
               <w:jc w:val="left"/>
             </w:pPr>
             <w:r>
-              <w:t>ЗОП</w:t>
-            </w:r>
-            <w:r>
-              <w:rPr>
-                <w:lang w:val="en-US"/>
-              </w:rPr>
-              <w:t>:</w:t>
-            </w:r>
-            <w:r>
-              <w:t xml:space="preserve"> Оперативный вывод</w:t>
+              <w:t>ТО: Оперативный вывод</w:t>
             </w:r>
           </w:p>
         </w:tc>
@@ -14961,7 +12246,7 @@
               <w:jc w:val="left"/>
             </w:pPr>
             <w:r>
-              <w:t>ЗОП: Срабатывание</w:t>
+              <w:t>ТО: Пуск</w:t>
             </w:r>
           </w:p>
         </w:tc>
@@ -15043,7 +12328,7 @@
               <w:jc w:val="left"/>
             </w:pPr>
             <w:r>
-              <w:t>ЗОП: Срабатывание сигн</w:t>
+              <w:t>ТО: ИО Iмакс</w:t>
             </w:r>
           </w:p>
         </w:tc>
@@ -15116,7 +12401,7 @@
               <w:jc w:val="left"/>
             </w:pPr>
             <w:r>
-              <w:t>ЗОП: Пуск</w:t>
+              <w:t>ТО: Срабатывание сигн</w:t>
             </w:r>
           </w:p>
         </w:tc>
@@ -15194,7 +12479,7 @@
               <w:jc w:val="left"/>
             </w:pPr>
             <w:r>
-              <w:t>ЗОП: ИО I2</w:t>
+              <w:t>ТО: Срабатывание</w:t>
             </w:r>
           </w:p>
         </w:tc>
@@ -15212,6 +12497,7 @@
               </w:rPr>
             </w:pPr>
             <w:r>
+              <w:lastRenderedPageBreak/>
               <w:t>М9</w:t>
             </w:r>
             <w:r>
@@ -15272,7 +12558,7 @@
               <w:jc w:val="left"/>
             </w:pPr>
             <w:r>
-              <w:t>ЗОП ИО I2/I1</w:t>
+              <w:t>ЛО Т / ЛО: Срабатывание</w:t>
             </w:r>
           </w:p>
         </w:tc>
@@ -15344,7 +12630,7 @@
               <w:jc w:val="left"/>
             </w:pPr>
             <w:r>
-              <w:t>ЛО Т / ЛО: Срабатывание</w:t>
+              <w:t>ЛО Т / ЗАВР: Запрет АВР</w:t>
             </w:r>
           </w:p>
         </w:tc>
@@ -15410,7 +12696,7 @@
               <w:jc w:val="left"/>
             </w:pPr>
             <w:r>
-              <w:t>ЛО Т / ЗАВР: Запрет АВР</w:t>
+              <w:t>ЛО Т / ЗАПВ: Запрет АПВ</w:t>
             </w:r>
           </w:p>
         </w:tc>
@@ -15425,7 +12711,6 @@
               <w:pStyle w:val="af0"/>
             </w:pPr>
             <w:r>
-              <w:lastRenderedPageBreak/>
               <w:t>М10.</w:t>
             </w:r>
             <w:r>
@@ -15471,7 +12756,7 @@
               <w:jc w:val="left"/>
             </w:pPr>
             <w:r>
-              <w:t>ЛО Т / ЗАПВ: Запрет АПВ</w:t>
+              <w:t>ПС: Пуск</w:t>
             </w:r>
           </w:p>
         </w:tc>
@@ -15898,63 +13183,6 @@
             </w:pPr>
             <w:r>
               <w:t>Резерв</w:t>
-            </w:r>
-          </w:p>
-        </w:tc>
-      </w:tr>
-      <w:tr>
-        <w:tc>
-          <w:tcPr>
-            <w:tcW w:w="2479" w:type="dxa"/>
-          </w:tcPr>
-          <w:p>
-            <w:pPr>
-              <w:pStyle w:val="af0"/>
-            </w:pPr>
-            <w:r>
-              <w:t>М</w:t>
-            </w:r>
-            <w:r>
-              <w:rPr>
-                <w:lang w:val="en-US"/>
-              </w:rPr>
-              <w:t xml:space="preserve">1.XP:2 - </w:t>
-            </w:r>
-            <w:r>
-              <w:t>М</w:t>
-            </w:r>
-            <w:r>
-              <w:rPr>
-                <w:lang w:val="en-US"/>
-              </w:rPr>
-              <w:t>1.XP:1</w:t>
-            </w:r>
-          </w:p>
-        </w:tc>
-        <w:tc>
-          <w:tcPr>
-            <w:tcW w:w="2212" w:type="dxa"/>
-          </w:tcPr>
-          <w:p>
-            <w:pPr>
-              <w:pStyle w:val="af0"/>
-            </w:pPr>
-            <w:r>
-              <w:t>М1.К1</w:t>
-            </w:r>
-          </w:p>
-        </w:tc>
-        <w:tc>
-          <w:tcPr>
-            <w:tcW w:w="4914" w:type="dxa"/>
-          </w:tcPr>
-          <w:p>
-            <w:pPr>
-              <w:pStyle w:val="af0"/>
-              <w:jc w:val="left"/>
-            </w:pPr>
-            <w:r>
-              <w:t>ПС: Пуск</w:t>
             </w:r>
           </w:p>
         </w:tc>
@@ -15964,14 +13192,1269 @@
       <w:pPr>
         <w:pStyle w:val="a"/>
       </w:pPr>
-      <w:bookmarkStart w:id="25" w:name="_Ref192835080"/>
-      <w:bookmarkStart w:id="26" w:name="_Ref195523345"/>
+      <w:bookmarkStart w:id="25" w:name="_Ref195523314"/>
       <w:r>
         <w:t xml:space="preserve">Выходные реле ЮНИТ-М300 для проверки </w:t>
       </w:r>
+      <w:r>
+        <w:t>ТО РПН</w:t>
+      </w:r>
       <w:bookmarkEnd w:id="25"/>
-      <w:r>
-        <w:t>ЗП</w:t>
+    </w:p>
+    <w:tbl>
+      <w:tblPr>
+        <w:tblStyle w:val="21"/>
+        <w:tblW w:w="0" w:type="auto"/>
+        <w:tblLook w:val="04A0" w:firstRow="1" w:lastRow="0" w:firstColumn="1" w:lastColumn="0" w:noHBand="0" w:noVBand="1"/>
+      </w:tblPr>
+      <w:tblGrid>
+        <w:gridCol w:w="2479"/>
+        <w:gridCol w:w="2212"/>
+        <w:gridCol w:w="4914"/>
+      </w:tblGrid>
+      <w:tr>
+        <w:trPr>
+          <w:cnfStyle w:val="100000000000" w:firstRow="1" w:lastRow="0" w:firstColumn="0" w:lastColumn="0" w:oddVBand="0" w:evenVBand="0" w:oddHBand="0" w:evenHBand="0" w:firstRowFirstColumn="0" w:firstRowLastColumn="0" w:lastRowFirstColumn="0" w:lastRowLastColumn="0"/>
+          <w:tblHeader/>
+        </w:trPr>
+        <w:tc>
+          <w:tcPr>
+            <w:tcW w:w="2479" w:type="dxa"/>
+          </w:tcPr>
+          <w:p>
+            <w:pPr>
+              <w:rPr>
+                <w:b w:val="0"/>
+              </w:rPr>
+            </w:pPr>
+            <w:r>
+              <w:rPr>
+                <w:b w:val="0"/>
+              </w:rPr>
+              <w:t>Клеммы на устройстве</w:t>
+            </w:r>
+          </w:p>
+        </w:tc>
+        <w:tc>
+          <w:tcPr>
+            <w:tcW w:w="2212" w:type="dxa"/>
+          </w:tcPr>
+          <w:p>
+            <w:pPr>
+              <w:rPr>
+                <w:b w:val="0"/>
+              </w:rPr>
+            </w:pPr>
+            <w:r>
+              <w:rPr>
+                <w:b w:val="0"/>
+              </w:rPr>
+              <w:t>Номер выходного реле</w:t>
+            </w:r>
+          </w:p>
+        </w:tc>
+        <w:tc>
+          <w:tcPr>
+            <w:tcW w:w="4914" w:type="dxa"/>
+          </w:tcPr>
+          <w:p>
+            <w:pPr>
+              <w:rPr>
+                <w:b w:val="0"/>
+              </w:rPr>
+            </w:pPr>
+            <w:r>
+              <w:rPr>
+                <w:b w:val="0"/>
+              </w:rPr>
+              <w:t>Наименование сигнала на ФСУ</w:t>
+            </w:r>
+          </w:p>
+        </w:tc>
+      </w:tr>
+      <w:tr>
+        <w:tc>
+          <w:tcPr>
+            <w:tcW w:w="2479" w:type="dxa"/>
+          </w:tcPr>
+          <w:p>
+            <w:pPr>
+              <w:pStyle w:val="af0"/>
+            </w:pPr>
+            <w:r>
+              <w:t>М9.</w:t>
+            </w:r>
+            <w:r>
+              <w:rPr>
+                <w:lang w:val="en-US"/>
+              </w:rPr>
+              <w:t>X</w:t>
+            </w:r>
+            <w:r>
+              <w:t>В</w:t>
+            </w:r>
+            <w:r>
+              <w:rPr>
+                <w:lang w:val="en-US"/>
+              </w:rPr>
+              <w:t>:1</w:t>
+            </w:r>
+            <w:r>
+              <w:t xml:space="preserve"> – М9.</w:t>
+            </w:r>
+            <w:r>
+              <w:rPr>
+                <w:lang w:val="en-US"/>
+              </w:rPr>
+              <w:t>XB:2</w:t>
+            </w:r>
+          </w:p>
+        </w:tc>
+        <w:tc>
+          <w:tcPr>
+            <w:tcW w:w="2212" w:type="dxa"/>
+          </w:tcPr>
+          <w:p>
+            <w:pPr>
+              <w:pStyle w:val="af0"/>
+            </w:pPr>
+            <w:r>
+              <w:t>М9.К1</w:t>
+            </w:r>
+          </w:p>
+        </w:tc>
+        <w:tc>
+          <w:tcPr>
+            <w:tcW w:w="4914" w:type="dxa"/>
+            <w:shd w:val="clear" w:color="auto" w:fill="auto"/>
+          </w:tcPr>
+          <w:p>
+            <w:pPr>
+              <w:pStyle w:val="af0"/>
+              <w:jc w:val="left"/>
+            </w:pPr>
+            <w:r>
+              <w:t>ТО РПН</w:t>
+            </w:r>
+            <w:r>
+              <w:t>: Ввод</w:t>
+            </w:r>
+          </w:p>
+        </w:tc>
+      </w:tr>
+      <w:tr>
+        <w:tc>
+          <w:tcPr>
+            <w:tcW w:w="2479" w:type="dxa"/>
+          </w:tcPr>
+          <w:p>
+            <w:pPr>
+              <w:pStyle w:val="af0"/>
+            </w:pPr>
+            <w:r>
+              <w:t>М9.</w:t>
+            </w:r>
+            <w:r>
+              <w:rPr>
+                <w:lang w:val="en-US"/>
+              </w:rPr>
+              <w:t>X</w:t>
+            </w:r>
+            <w:r>
+              <w:t>В:3 – М9.</w:t>
+            </w:r>
+            <w:r>
+              <w:rPr>
+                <w:lang w:val="en-US"/>
+              </w:rPr>
+              <w:t>XB</w:t>
+            </w:r>
+            <w:r>
+              <w:t>:4</w:t>
+            </w:r>
+          </w:p>
+        </w:tc>
+        <w:tc>
+          <w:tcPr>
+            <w:tcW w:w="2212" w:type="dxa"/>
+          </w:tcPr>
+          <w:p>
+            <w:pPr>
+              <w:pStyle w:val="af0"/>
+            </w:pPr>
+            <w:r>
+              <w:t>М9.К2</w:t>
+            </w:r>
+          </w:p>
+        </w:tc>
+        <w:tc>
+          <w:tcPr>
+            <w:tcW w:w="4914" w:type="dxa"/>
+            <w:shd w:val="clear" w:color="auto" w:fill="auto"/>
+          </w:tcPr>
+          <w:p>
+            <w:pPr>
+              <w:pStyle w:val="af0"/>
+              <w:jc w:val="left"/>
+            </w:pPr>
+            <w:r>
+              <w:t>ТО РПН</w:t>
+            </w:r>
+            <w:r>
+              <w:t>: Оперативный вывод</w:t>
+            </w:r>
+          </w:p>
+        </w:tc>
+      </w:tr>
+      <w:tr>
+        <w:tc>
+          <w:tcPr>
+            <w:tcW w:w="2479" w:type="dxa"/>
+          </w:tcPr>
+          <w:p>
+            <w:pPr>
+              <w:pStyle w:val="af0"/>
+              <w:rPr>
+                <w:lang w:val="en-US"/>
+              </w:rPr>
+            </w:pPr>
+            <w:r>
+              <w:t>М9.</w:t>
+            </w:r>
+            <w:r>
+              <w:rPr>
+                <w:lang w:val="en-US"/>
+              </w:rPr>
+              <w:t>X</w:t>
+            </w:r>
+            <w:r>
+              <w:t>В:</w:t>
+            </w:r>
+            <w:r>
+              <w:rPr>
+                <w:lang w:val="en-US"/>
+              </w:rPr>
+              <w:t>7</w:t>
+            </w:r>
+            <w:r>
+              <w:t xml:space="preserve"> – М9.</w:t>
+            </w:r>
+            <w:r>
+              <w:rPr>
+                <w:lang w:val="en-US"/>
+              </w:rPr>
+              <w:t>XB</w:t>
+            </w:r>
+            <w:r>
+              <w:t>:</w:t>
+            </w:r>
+            <w:r>
+              <w:rPr>
+                <w:lang w:val="en-US"/>
+              </w:rPr>
+              <w:t>5</w:t>
+            </w:r>
+          </w:p>
+        </w:tc>
+        <w:tc>
+          <w:tcPr>
+            <w:tcW w:w="2212" w:type="dxa"/>
+          </w:tcPr>
+          <w:p>
+            <w:pPr>
+              <w:pStyle w:val="af0"/>
+            </w:pPr>
+            <w:r>
+              <w:t>М9.К3</w:t>
+            </w:r>
+          </w:p>
+        </w:tc>
+        <w:tc>
+          <w:tcPr>
+            <w:tcW w:w="4914" w:type="dxa"/>
+            <w:shd w:val="clear" w:color="auto" w:fill="auto"/>
+          </w:tcPr>
+          <w:p>
+            <w:pPr>
+              <w:pStyle w:val="af0"/>
+              <w:jc w:val="left"/>
+            </w:pPr>
+            <w:r>
+              <w:t>ТО РПН</w:t>
+            </w:r>
+            <w:r>
+              <w:rPr>
+                <w:lang w:val="en-US"/>
+              </w:rPr>
+              <w:t xml:space="preserve">: </w:t>
+            </w:r>
+            <w:r>
+              <w:t>Пуск</w:t>
+            </w:r>
+          </w:p>
+        </w:tc>
+      </w:tr>
+      <w:tr>
+        <w:tc>
+          <w:tcPr>
+            <w:tcW w:w="2479" w:type="dxa"/>
+          </w:tcPr>
+          <w:p>
+            <w:pPr>
+              <w:pStyle w:val="af0"/>
+              <w:rPr>
+                <w:lang w:val="en-US"/>
+              </w:rPr>
+            </w:pPr>
+            <w:r>
+              <w:t>М9.</w:t>
+            </w:r>
+            <w:r>
+              <w:rPr>
+                <w:lang w:val="en-US"/>
+              </w:rPr>
+              <w:t>X</w:t>
+            </w:r>
+            <w:r>
+              <w:t>В:</w:t>
+            </w:r>
+            <w:r>
+              <w:rPr>
+                <w:lang w:val="en-US"/>
+              </w:rPr>
+              <w:t>7</w:t>
+            </w:r>
+            <w:r>
+              <w:t xml:space="preserve"> – М9.</w:t>
+            </w:r>
+            <w:r>
+              <w:rPr>
+                <w:lang w:val="en-US"/>
+              </w:rPr>
+              <w:t>XB</w:t>
+            </w:r>
+            <w:r>
+              <w:t>:</w:t>
+            </w:r>
+            <w:r>
+              <w:rPr>
+                <w:lang w:val="en-US"/>
+              </w:rPr>
+              <w:t>6</w:t>
+            </w:r>
+          </w:p>
+        </w:tc>
+        <w:tc>
+          <w:tcPr>
+            <w:tcW w:w="2212" w:type="dxa"/>
+          </w:tcPr>
+          <w:p>
+            <w:pPr>
+              <w:pStyle w:val="af0"/>
+              <w:rPr>
+                <w:lang w:val="en-US"/>
+              </w:rPr>
+            </w:pPr>
+            <w:r>
+              <w:t>М9.К4</w:t>
+            </w:r>
+          </w:p>
+        </w:tc>
+        <w:tc>
+          <w:tcPr>
+            <w:tcW w:w="4914" w:type="dxa"/>
+            <w:shd w:val="clear" w:color="auto" w:fill="auto"/>
+          </w:tcPr>
+          <w:p>
+            <w:pPr>
+              <w:pStyle w:val="af0"/>
+              <w:jc w:val="left"/>
+            </w:pPr>
+            <w:r>
+              <w:t>ТО РПН</w:t>
+            </w:r>
+            <w:r>
+              <w:rPr>
+                <w:lang w:val="en-US"/>
+              </w:rPr>
+              <w:t>:</w:t>
+            </w:r>
+            <w:r>
+              <w:t xml:space="preserve"> ИО </w:t>
+            </w:r>
+            <w:r>
+              <w:rPr>
+                <w:lang w:val="en-US"/>
+              </w:rPr>
+              <w:t>I</w:t>
+            </w:r>
+          </w:p>
+        </w:tc>
+      </w:tr>
+      <w:tr>
+        <w:tc>
+          <w:tcPr>
+            <w:tcW w:w="2479" w:type="dxa"/>
+          </w:tcPr>
+          <w:p>
+            <w:pPr>
+              <w:pStyle w:val="af0"/>
+              <w:rPr>
+                <w:lang w:val="en-US"/>
+              </w:rPr>
+            </w:pPr>
+            <w:r>
+              <w:t>М9.</w:t>
+            </w:r>
+            <w:r>
+              <w:rPr>
+                <w:lang w:val="en-US"/>
+              </w:rPr>
+              <w:t>X</w:t>
+            </w:r>
+            <w:r>
+              <w:t>В</w:t>
+            </w:r>
+            <w:r>
+              <w:rPr>
+                <w:lang w:val="en-US"/>
+              </w:rPr>
+              <w:t>:10</w:t>
+            </w:r>
+            <w:r>
+              <w:t xml:space="preserve"> – М9.</w:t>
+            </w:r>
+            <w:r>
+              <w:rPr>
+                <w:lang w:val="en-US"/>
+              </w:rPr>
+              <w:t>XB:8</w:t>
+            </w:r>
+          </w:p>
+        </w:tc>
+        <w:tc>
+          <w:tcPr>
+            <w:tcW w:w="2212" w:type="dxa"/>
+          </w:tcPr>
+          <w:p>
+            <w:pPr>
+              <w:pStyle w:val="af0"/>
+              <w:rPr>
+                <w:lang w:val="en-US"/>
+              </w:rPr>
+            </w:pPr>
+            <w:r>
+              <w:t>М9.К5</w:t>
+            </w:r>
+          </w:p>
+        </w:tc>
+        <w:tc>
+          <w:tcPr>
+            <w:tcW w:w="4914" w:type="dxa"/>
+            <w:shd w:val="clear" w:color="auto" w:fill="auto"/>
+          </w:tcPr>
+          <w:p>
+            <w:pPr>
+              <w:pStyle w:val="af0"/>
+              <w:jc w:val="left"/>
+            </w:pPr>
+            <w:r>
+              <w:t>ЛО Т / ЛО: Срабатывание</w:t>
+            </w:r>
+          </w:p>
+        </w:tc>
+      </w:tr>
+      <w:tr>
+        <w:tc>
+          <w:tcPr>
+            <w:tcW w:w="2479" w:type="dxa"/>
+          </w:tcPr>
+          <w:p>
+            <w:pPr>
+              <w:pStyle w:val="af0"/>
+              <w:rPr>
+                <w:lang w:val="en-US"/>
+              </w:rPr>
+            </w:pPr>
+            <w:r>
+              <w:t>М9</w:t>
+            </w:r>
+            <w:r>
+              <w:rPr>
+                <w:lang w:val="en-US"/>
+              </w:rPr>
+              <w:t>.X</w:t>
+            </w:r>
+            <w:r>
+              <w:t>В</w:t>
+            </w:r>
+            <w:r>
+              <w:rPr>
+                <w:lang w:val="en-US"/>
+              </w:rPr>
+              <w:t xml:space="preserve">:10 – </w:t>
+            </w:r>
+            <w:r>
+              <w:t>М9</w:t>
+            </w:r>
+            <w:r>
+              <w:rPr>
+                <w:lang w:val="en-US"/>
+              </w:rPr>
+              <w:t>.XB:9</w:t>
+            </w:r>
+          </w:p>
+        </w:tc>
+        <w:tc>
+          <w:tcPr>
+            <w:tcW w:w="2212" w:type="dxa"/>
+          </w:tcPr>
+          <w:p>
+            <w:pPr>
+              <w:pStyle w:val="af0"/>
+              <w:rPr>
+                <w:lang w:val="en-US"/>
+              </w:rPr>
+            </w:pPr>
+            <w:r>
+              <w:t>М9.К</w:t>
+            </w:r>
+            <w:r>
+              <w:rPr>
+                <w:lang w:val="en-US"/>
+              </w:rPr>
+              <w:t>6</w:t>
+            </w:r>
+          </w:p>
+        </w:tc>
+        <w:tc>
+          <w:tcPr>
+            <w:tcW w:w="4914" w:type="dxa"/>
+          </w:tcPr>
+          <w:p>
+            <w:pPr>
+              <w:pStyle w:val="af0"/>
+              <w:jc w:val="left"/>
+            </w:pPr>
+            <w:r>
+              <w:t>ЛО Т / ЗАВР: Запрет АВР</w:t>
+            </w:r>
+          </w:p>
+        </w:tc>
+      </w:tr>
+      <w:tr>
+        <w:tc>
+          <w:tcPr>
+            <w:tcW w:w="2479" w:type="dxa"/>
+          </w:tcPr>
+          <w:p>
+            <w:pPr>
+              <w:pStyle w:val="af0"/>
+              <w:rPr>
+                <w:lang w:val="en-US"/>
+              </w:rPr>
+            </w:pPr>
+            <w:r>
+              <w:t>М9</w:t>
+            </w:r>
+            <w:r>
+              <w:rPr>
+                <w:lang w:val="en-US"/>
+              </w:rPr>
+              <w:t>.X</w:t>
+            </w:r>
+            <w:r>
+              <w:t>В</w:t>
+            </w:r>
+            <w:r>
+              <w:rPr>
+                <w:lang w:val="en-US"/>
+              </w:rPr>
+              <w:t xml:space="preserve">:13 – </w:t>
+            </w:r>
+            <w:r>
+              <w:t>М9</w:t>
+            </w:r>
+            <w:r>
+              <w:rPr>
+                <w:lang w:val="en-US"/>
+              </w:rPr>
+              <w:t>.XB:12</w:t>
+            </w:r>
+          </w:p>
+        </w:tc>
+        <w:tc>
+          <w:tcPr>
+            <w:tcW w:w="2212" w:type="dxa"/>
+          </w:tcPr>
+          <w:p>
+            <w:pPr>
+              <w:pStyle w:val="af0"/>
+              <w:rPr>
+                <w:lang w:val="en-US"/>
+              </w:rPr>
+            </w:pPr>
+            <w:r>
+              <w:t>М9.К</w:t>
+            </w:r>
+            <w:r>
+              <w:rPr>
+                <w:lang w:val="en-US"/>
+              </w:rPr>
+              <w:t>7</w:t>
+            </w:r>
+          </w:p>
+        </w:tc>
+        <w:tc>
+          <w:tcPr>
+            <w:tcW w:w="4914" w:type="dxa"/>
+          </w:tcPr>
+          <w:p>
+            <w:pPr>
+              <w:pStyle w:val="af0"/>
+              <w:jc w:val="left"/>
+            </w:pPr>
+            <w:r>
+              <w:t>ЛО Т / ЗАПВ: Запрет АПВ</w:t>
+            </w:r>
+          </w:p>
+        </w:tc>
+      </w:tr>
+      <w:tr>
+        <w:tc>
+          <w:tcPr>
+            <w:tcW w:w="2479" w:type="dxa"/>
+          </w:tcPr>
+          <w:p>
+            <w:pPr>
+              <w:pStyle w:val="af0"/>
+              <w:rPr>
+                <w:lang w:val="en-US"/>
+              </w:rPr>
+            </w:pPr>
+            <w:r>
+              <w:t>М9</w:t>
+            </w:r>
+            <w:r>
+              <w:rPr>
+                <w:lang w:val="en-US"/>
+              </w:rPr>
+              <w:t>.X</w:t>
+            </w:r>
+            <w:r>
+              <w:t>В</w:t>
+            </w:r>
+            <w:r>
+              <w:rPr>
+                <w:lang w:val="en-US"/>
+              </w:rPr>
+              <w:t xml:space="preserve">:16 – </w:t>
+            </w:r>
+            <w:r>
+              <w:t>М9</w:t>
+            </w:r>
+            <w:r>
+              <w:rPr>
+                <w:lang w:val="en-US"/>
+              </w:rPr>
+              <w:t>.XB:15</w:t>
+            </w:r>
+          </w:p>
+        </w:tc>
+        <w:tc>
+          <w:tcPr>
+            <w:tcW w:w="2212" w:type="dxa"/>
+          </w:tcPr>
+          <w:p>
+            <w:pPr>
+              <w:pStyle w:val="af0"/>
+              <w:rPr>
+                <w:lang w:val="en-US"/>
+              </w:rPr>
+            </w:pPr>
+            <w:r>
+              <w:t>М9.К8</w:t>
+            </w:r>
+          </w:p>
+        </w:tc>
+        <w:tc>
+          <w:tcPr>
+            <w:tcW w:w="4914" w:type="dxa"/>
+          </w:tcPr>
+          <w:p>
+            <w:pPr>
+              <w:pStyle w:val="af0"/>
+              <w:jc w:val="left"/>
+            </w:pPr>
+            <w:r>
+              <w:t>ПС: Пуск</w:t>
+            </w:r>
+          </w:p>
+        </w:tc>
+      </w:tr>
+      <w:tr>
+        <w:tc>
+          <w:tcPr>
+            <w:tcW w:w="2479" w:type="dxa"/>
+          </w:tcPr>
+          <w:p>
+            <w:pPr>
+              <w:pStyle w:val="af0"/>
+            </w:pPr>
+            <w:r>
+              <w:t>М10.</w:t>
+            </w:r>
+            <w:r>
+              <w:rPr>
+                <w:lang w:val="en-US"/>
+              </w:rPr>
+              <w:t>X</w:t>
+            </w:r>
+            <w:r>
+              <w:t>В</w:t>
+            </w:r>
+            <w:r>
+              <w:rPr>
+                <w:lang w:val="en-US"/>
+              </w:rPr>
+              <w:t>:1</w:t>
+            </w:r>
+            <w:r>
+              <w:t xml:space="preserve"> – М10.</w:t>
+            </w:r>
+            <w:r>
+              <w:rPr>
+                <w:lang w:val="en-US"/>
+              </w:rPr>
+              <w:t>XB:2</w:t>
+            </w:r>
+          </w:p>
+        </w:tc>
+        <w:tc>
+          <w:tcPr>
+            <w:tcW w:w="2212" w:type="dxa"/>
+          </w:tcPr>
+          <w:p>
+            <w:pPr>
+              <w:pStyle w:val="af0"/>
+            </w:pPr>
+            <w:r>
+              <w:t>М10.К1</w:t>
+            </w:r>
+          </w:p>
+        </w:tc>
+        <w:tc>
+          <w:tcPr>
+            <w:tcW w:w="4914" w:type="dxa"/>
+          </w:tcPr>
+          <w:p>
+            <w:pPr>
+              <w:pStyle w:val="af0"/>
+              <w:jc w:val="left"/>
+            </w:pPr>
+            <w:r>
+              <w:t>Резерв</w:t>
+            </w:r>
+          </w:p>
+        </w:tc>
+      </w:tr>
+      <w:tr>
+        <w:tc>
+          <w:tcPr>
+            <w:tcW w:w="2479" w:type="dxa"/>
+          </w:tcPr>
+          <w:p>
+            <w:pPr>
+              <w:pStyle w:val="af0"/>
+            </w:pPr>
+            <w:r>
+              <w:t>М10.</w:t>
+            </w:r>
+            <w:r>
+              <w:rPr>
+                <w:lang w:val="en-US"/>
+              </w:rPr>
+              <w:t>X</w:t>
+            </w:r>
+            <w:r>
+              <w:t>В:3 – М10.</w:t>
+            </w:r>
+            <w:r>
+              <w:rPr>
+                <w:lang w:val="en-US"/>
+              </w:rPr>
+              <w:t>XB</w:t>
+            </w:r>
+            <w:r>
+              <w:t>:4</w:t>
+            </w:r>
+          </w:p>
+        </w:tc>
+        <w:tc>
+          <w:tcPr>
+            <w:tcW w:w="2212" w:type="dxa"/>
+          </w:tcPr>
+          <w:p>
+            <w:pPr>
+              <w:pStyle w:val="af0"/>
+            </w:pPr>
+            <w:r>
+              <w:t>М10.К2</w:t>
+            </w:r>
+          </w:p>
+        </w:tc>
+        <w:tc>
+          <w:tcPr>
+            <w:tcW w:w="4914" w:type="dxa"/>
+          </w:tcPr>
+          <w:p>
+            <w:pPr>
+              <w:pStyle w:val="af0"/>
+              <w:jc w:val="left"/>
+            </w:pPr>
+            <w:r>
+              <w:t>Резерв</w:t>
+            </w:r>
+          </w:p>
+        </w:tc>
+      </w:tr>
+      <w:tr>
+        <w:tc>
+          <w:tcPr>
+            <w:tcW w:w="2479" w:type="dxa"/>
+          </w:tcPr>
+          <w:p>
+            <w:pPr>
+              <w:pStyle w:val="af0"/>
+            </w:pPr>
+            <w:r>
+              <w:t>М10.</w:t>
+            </w:r>
+            <w:r>
+              <w:rPr>
+                <w:lang w:val="en-US"/>
+              </w:rPr>
+              <w:t>X</w:t>
+            </w:r>
+            <w:r>
+              <w:t>В:</w:t>
+            </w:r>
+            <w:r>
+              <w:rPr>
+                <w:lang w:val="en-US"/>
+              </w:rPr>
+              <w:t>7</w:t>
+            </w:r>
+            <w:r>
+              <w:t xml:space="preserve"> – М10.</w:t>
+            </w:r>
+            <w:r>
+              <w:rPr>
+                <w:lang w:val="en-US"/>
+              </w:rPr>
+              <w:t>XB</w:t>
+            </w:r>
+            <w:r>
+              <w:t>:</w:t>
+            </w:r>
+            <w:r>
+              <w:rPr>
+                <w:lang w:val="en-US"/>
+              </w:rPr>
+              <w:t>5</w:t>
+            </w:r>
+          </w:p>
+        </w:tc>
+        <w:tc>
+          <w:tcPr>
+            <w:tcW w:w="2212" w:type="dxa"/>
+          </w:tcPr>
+          <w:p>
+            <w:pPr>
+              <w:pStyle w:val="af0"/>
+            </w:pPr>
+            <w:r>
+              <w:t>М10.К3</w:t>
+            </w:r>
+          </w:p>
+        </w:tc>
+        <w:tc>
+          <w:tcPr>
+            <w:tcW w:w="4914" w:type="dxa"/>
+          </w:tcPr>
+          <w:p>
+            <w:pPr>
+              <w:pStyle w:val="af0"/>
+              <w:jc w:val="left"/>
+            </w:pPr>
+            <w:r>
+              <w:t>Резерв</w:t>
+            </w:r>
+          </w:p>
+        </w:tc>
+      </w:tr>
+      <w:tr>
+        <w:tc>
+          <w:tcPr>
+            <w:tcW w:w="2479" w:type="dxa"/>
+          </w:tcPr>
+          <w:p>
+            <w:pPr>
+              <w:pStyle w:val="af0"/>
+            </w:pPr>
+            <w:r>
+              <w:t>М10.</w:t>
+            </w:r>
+            <w:r>
+              <w:rPr>
+                <w:lang w:val="en-US"/>
+              </w:rPr>
+              <w:t>X</w:t>
+            </w:r>
+            <w:r>
+              <w:t>В:</w:t>
+            </w:r>
+            <w:r>
+              <w:rPr>
+                <w:lang w:val="en-US"/>
+              </w:rPr>
+              <w:t>7</w:t>
+            </w:r>
+            <w:r>
+              <w:t xml:space="preserve"> – М10.</w:t>
+            </w:r>
+            <w:r>
+              <w:rPr>
+                <w:lang w:val="en-US"/>
+              </w:rPr>
+              <w:t>XB</w:t>
+            </w:r>
+            <w:r>
+              <w:t>:</w:t>
+            </w:r>
+            <w:r>
+              <w:rPr>
+                <w:lang w:val="en-US"/>
+              </w:rPr>
+              <w:t>6</w:t>
+            </w:r>
+          </w:p>
+        </w:tc>
+        <w:tc>
+          <w:tcPr>
+            <w:tcW w:w="2212" w:type="dxa"/>
+          </w:tcPr>
+          <w:p>
+            <w:pPr>
+              <w:pStyle w:val="af0"/>
+            </w:pPr>
+            <w:r>
+              <w:t>М10.К4</w:t>
+            </w:r>
+          </w:p>
+        </w:tc>
+        <w:tc>
+          <w:tcPr>
+            <w:tcW w:w="4914" w:type="dxa"/>
+          </w:tcPr>
+          <w:p>
+            <w:pPr>
+              <w:pStyle w:val="af0"/>
+              <w:jc w:val="left"/>
+            </w:pPr>
+            <w:r>
+              <w:t>Резерв</w:t>
+            </w:r>
+          </w:p>
+        </w:tc>
+      </w:tr>
+      <w:tr>
+        <w:tc>
+          <w:tcPr>
+            <w:tcW w:w="2479" w:type="dxa"/>
+          </w:tcPr>
+          <w:p>
+            <w:pPr>
+              <w:pStyle w:val="af0"/>
+            </w:pPr>
+            <w:r>
+              <w:t>М10.</w:t>
+            </w:r>
+            <w:r>
+              <w:rPr>
+                <w:lang w:val="en-US"/>
+              </w:rPr>
+              <w:t>X</w:t>
+            </w:r>
+            <w:r>
+              <w:t>В</w:t>
+            </w:r>
+            <w:r>
+              <w:rPr>
+                <w:lang w:val="en-US"/>
+              </w:rPr>
+              <w:t>:10</w:t>
+            </w:r>
+            <w:r>
+              <w:t xml:space="preserve"> – М10.</w:t>
+            </w:r>
+            <w:r>
+              <w:rPr>
+                <w:lang w:val="en-US"/>
+              </w:rPr>
+              <w:t>XB:8</w:t>
+            </w:r>
+          </w:p>
+        </w:tc>
+        <w:tc>
+          <w:tcPr>
+            <w:tcW w:w="2212" w:type="dxa"/>
+          </w:tcPr>
+          <w:p>
+            <w:pPr>
+              <w:pStyle w:val="af0"/>
+            </w:pPr>
+            <w:r>
+              <w:t>М10.К5</w:t>
+            </w:r>
+          </w:p>
+        </w:tc>
+        <w:tc>
+          <w:tcPr>
+            <w:tcW w:w="4914" w:type="dxa"/>
+          </w:tcPr>
+          <w:p>
+            <w:pPr>
+              <w:pStyle w:val="af0"/>
+              <w:jc w:val="left"/>
+            </w:pPr>
+            <w:r>
+              <w:t>Резерв</w:t>
+            </w:r>
+          </w:p>
+        </w:tc>
+      </w:tr>
+      <w:tr>
+        <w:tc>
+          <w:tcPr>
+            <w:tcW w:w="2479" w:type="dxa"/>
+          </w:tcPr>
+          <w:p>
+            <w:pPr>
+              <w:pStyle w:val="af0"/>
+            </w:pPr>
+            <w:r>
+              <w:t>М10</w:t>
+            </w:r>
+            <w:r>
+              <w:rPr>
+                <w:lang w:val="en-US"/>
+              </w:rPr>
+              <w:t>.X</w:t>
+            </w:r>
+            <w:r>
+              <w:t>В</w:t>
+            </w:r>
+            <w:r>
+              <w:rPr>
+                <w:lang w:val="en-US"/>
+              </w:rPr>
+              <w:t xml:space="preserve">:10 – </w:t>
+            </w:r>
+            <w:r>
+              <w:t>М10</w:t>
+            </w:r>
+            <w:r>
+              <w:rPr>
+                <w:lang w:val="en-US"/>
+              </w:rPr>
+              <w:t>.XB:9</w:t>
+            </w:r>
+          </w:p>
+        </w:tc>
+        <w:tc>
+          <w:tcPr>
+            <w:tcW w:w="2212" w:type="dxa"/>
+          </w:tcPr>
+          <w:p>
+            <w:pPr>
+              <w:pStyle w:val="af0"/>
+            </w:pPr>
+            <w:r>
+              <w:t>М10.К</w:t>
+            </w:r>
+            <w:r>
+              <w:rPr>
+                <w:lang w:val="en-US"/>
+              </w:rPr>
+              <w:t>6</w:t>
+            </w:r>
+          </w:p>
+        </w:tc>
+        <w:tc>
+          <w:tcPr>
+            <w:tcW w:w="4914" w:type="dxa"/>
+          </w:tcPr>
+          <w:p>
+            <w:pPr>
+              <w:pStyle w:val="af0"/>
+              <w:jc w:val="left"/>
+            </w:pPr>
+            <w:r>
+              <w:t>Резерв</w:t>
+            </w:r>
+          </w:p>
+        </w:tc>
+      </w:tr>
+      <w:tr>
+        <w:tc>
+          <w:tcPr>
+            <w:tcW w:w="2479" w:type="dxa"/>
+          </w:tcPr>
+          <w:p>
+            <w:pPr>
+              <w:pStyle w:val="af0"/>
+            </w:pPr>
+            <w:r>
+              <w:t>М10</w:t>
+            </w:r>
+            <w:r>
+              <w:rPr>
+                <w:lang w:val="en-US"/>
+              </w:rPr>
+              <w:t>.X</w:t>
+            </w:r>
+            <w:r>
+              <w:t>В</w:t>
+            </w:r>
+            <w:r>
+              <w:rPr>
+                <w:lang w:val="en-US"/>
+              </w:rPr>
+              <w:t xml:space="preserve">:13 – </w:t>
+            </w:r>
+            <w:r>
+              <w:t>М10</w:t>
+            </w:r>
+            <w:r>
+              <w:rPr>
+                <w:lang w:val="en-US"/>
+              </w:rPr>
+              <w:t>.XB:12</w:t>
+            </w:r>
+          </w:p>
+        </w:tc>
+        <w:tc>
+          <w:tcPr>
+            <w:tcW w:w="2212" w:type="dxa"/>
+          </w:tcPr>
+          <w:p>
+            <w:pPr>
+              <w:pStyle w:val="af0"/>
+            </w:pPr>
+            <w:r>
+              <w:t>М10.К</w:t>
+            </w:r>
+            <w:r>
+              <w:rPr>
+                <w:lang w:val="en-US"/>
+              </w:rPr>
+              <w:t>7</w:t>
+            </w:r>
+          </w:p>
+        </w:tc>
+        <w:tc>
+          <w:tcPr>
+            <w:tcW w:w="4914" w:type="dxa"/>
+          </w:tcPr>
+          <w:p>
+            <w:pPr>
+              <w:pStyle w:val="af0"/>
+              <w:jc w:val="left"/>
+            </w:pPr>
+            <w:r>
+              <w:t>Резерв</w:t>
+            </w:r>
+          </w:p>
+        </w:tc>
+      </w:tr>
+      <w:tr>
+        <w:tc>
+          <w:tcPr>
+            <w:tcW w:w="2479" w:type="dxa"/>
+          </w:tcPr>
+          <w:p>
+            <w:pPr>
+              <w:pStyle w:val="af0"/>
+            </w:pPr>
+            <w:r>
+              <w:t>М10</w:t>
+            </w:r>
+            <w:r>
+              <w:rPr>
+                <w:lang w:val="en-US"/>
+              </w:rPr>
+              <w:t>.X</w:t>
+            </w:r>
+            <w:r>
+              <w:t>В</w:t>
+            </w:r>
+            <w:r>
+              <w:rPr>
+                <w:lang w:val="en-US"/>
+              </w:rPr>
+              <w:t xml:space="preserve">:16 – </w:t>
+            </w:r>
+            <w:r>
+              <w:t>М10</w:t>
+            </w:r>
+            <w:r>
+              <w:rPr>
+                <w:lang w:val="en-US"/>
+              </w:rPr>
+              <w:t>.XB:15</w:t>
+            </w:r>
+          </w:p>
+        </w:tc>
+        <w:tc>
+          <w:tcPr>
+            <w:tcW w:w="2212" w:type="dxa"/>
+          </w:tcPr>
+          <w:p>
+            <w:pPr>
+              <w:pStyle w:val="af0"/>
+            </w:pPr>
+            <w:r>
+              <w:t>М10.К8</w:t>
+            </w:r>
+          </w:p>
+        </w:tc>
+        <w:tc>
+          <w:tcPr>
+            <w:tcW w:w="4914" w:type="dxa"/>
+          </w:tcPr>
+          <w:p>
+            <w:pPr>
+              <w:pStyle w:val="af0"/>
+              <w:jc w:val="left"/>
+            </w:pPr>
+            <w:r>
+              <w:t>Резерв</w:t>
+            </w:r>
+          </w:p>
+        </w:tc>
+      </w:tr>
+    </w:tbl>
+    <w:p>
+      <w:pPr>
+        <w:pStyle w:val="a"/>
+      </w:pPr>
+      <w:bookmarkStart w:id="26" w:name="_Ref195523332"/>
+      <w:r>
+        <w:t xml:space="preserve">Выходные реле ЮНИТ-М300 для проверки </w:t>
+      </w:r>
+      <w:r>
+        <w:t>ЗОП</w:t>
       </w:r>
       <w:bookmarkEnd w:id="26"/>
     </w:p>
@@ -16108,7 +14591,16 @@
               <w:jc w:val="left"/>
             </w:pPr>
             <w:r>
-              <w:t>ЗП: Ввод</w:t>
+              <w:t>ЗОП</w:t>
+            </w:r>
+            <w:r>
+              <w:rPr>
+                <w:lang w:val="en-US"/>
+              </w:rPr>
+              <w:t xml:space="preserve">: </w:t>
+            </w:r>
+            <w:r>
+              <w:t>Ввод</w:t>
             </w:r>
           </w:p>
         </w:tc>
@@ -16169,7 +14661,16 @@
               <w:jc w:val="left"/>
             </w:pPr>
             <w:r>
-              <w:t>ЗП: Оперативный вывод</w:t>
+              <w:t>ЗОП</w:t>
+            </w:r>
+            <w:r>
+              <w:rPr>
+                <w:lang w:val="en-US"/>
+              </w:rPr>
+              <w:t>:</w:t>
+            </w:r>
+            <w:r>
+              <w:t xml:space="preserve"> Оперативный вывод</w:t>
             </w:r>
           </w:p>
         </w:tc>
@@ -16248,7 +14749,7 @@
               <w:jc w:val="left"/>
             </w:pPr>
             <w:r>
-              <w:t>ЗП: Пуск</w:t>
+              <w:t>ЗОП: Срабатывание</w:t>
             </w:r>
           </w:p>
         </w:tc>
@@ -16330,7 +14831,7 @@
               <w:jc w:val="left"/>
             </w:pPr>
             <w:r>
-              <w:t>ЗП ИО I</w:t>
+              <w:t>ЗОП: Срабатывание сигн</w:t>
             </w:r>
           </w:p>
         </w:tc>
@@ -16403,6 +14904,1236 @@
               <w:jc w:val="left"/>
             </w:pPr>
             <w:r>
+              <w:t>ЗОП: Пуск</w:t>
+            </w:r>
+          </w:p>
+        </w:tc>
+      </w:tr>
+      <w:tr>
+        <w:tc>
+          <w:tcPr>
+            <w:tcW w:w="2479" w:type="dxa"/>
+          </w:tcPr>
+          <w:p>
+            <w:pPr>
+              <w:pStyle w:val="af0"/>
+              <w:rPr>
+                <w:lang w:val="en-US"/>
+              </w:rPr>
+            </w:pPr>
+            <w:r>
+              <w:t>М9</w:t>
+            </w:r>
+            <w:r>
+              <w:rPr>
+                <w:lang w:val="en-US"/>
+              </w:rPr>
+              <w:t>.X</w:t>
+            </w:r>
+            <w:r>
+              <w:t>В</w:t>
+            </w:r>
+            <w:r>
+              <w:rPr>
+                <w:lang w:val="en-US"/>
+              </w:rPr>
+              <w:t xml:space="preserve">:10 – </w:t>
+            </w:r>
+            <w:r>
+              <w:t>М9</w:t>
+            </w:r>
+            <w:r>
+              <w:rPr>
+                <w:lang w:val="en-US"/>
+              </w:rPr>
+              <w:t>.XB:9</w:t>
+            </w:r>
+          </w:p>
+        </w:tc>
+        <w:tc>
+          <w:tcPr>
+            <w:tcW w:w="2212" w:type="dxa"/>
+          </w:tcPr>
+          <w:p>
+            <w:pPr>
+              <w:pStyle w:val="af0"/>
+              <w:rPr>
+                <w:lang w:val="en-US"/>
+              </w:rPr>
+            </w:pPr>
+            <w:r>
+              <w:t>М9.К</w:t>
+            </w:r>
+            <w:r>
+              <w:rPr>
+                <w:lang w:val="en-US"/>
+              </w:rPr>
+              <w:t>6</w:t>
+            </w:r>
+          </w:p>
+        </w:tc>
+        <w:tc>
+          <w:tcPr>
+            <w:tcW w:w="4914" w:type="dxa"/>
+          </w:tcPr>
+          <w:p>
+            <w:pPr>
+              <w:pStyle w:val="af0"/>
+              <w:jc w:val="left"/>
+            </w:pPr>
+            <w:r>
+              <w:t>ЗОП: ИО I2</w:t>
+            </w:r>
+          </w:p>
+        </w:tc>
+      </w:tr>
+      <w:tr>
+        <w:tc>
+          <w:tcPr>
+            <w:tcW w:w="2479" w:type="dxa"/>
+          </w:tcPr>
+          <w:p>
+            <w:pPr>
+              <w:pStyle w:val="af0"/>
+              <w:rPr>
+                <w:lang w:val="en-US"/>
+              </w:rPr>
+            </w:pPr>
+            <w:r>
+              <w:t>М9</w:t>
+            </w:r>
+            <w:r>
+              <w:rPr>
+                <w:lang w:val="en-US"/>
+              </w:rPr>
+              <w:t>.X</w:t>
+            </w:r>
+            <w:r>
+              <w:t>В</w:t>
+            </w:r>
+            <w:r>
+              <w:rPr>
+                <w:lang w:val="en-US"/>
+              </w:rPr>
+              <w:t xml:space="preserve">:13 – </w:t>
+            </w:r>
+            <w:r>
+              <w:t>М9</w:t>
+            </w:r>
+            <w:r>
+              <w:rPr>
+                <w:lang w:val="en-US"/>
+              </w:rPr>
+              <w:t>.XB:12</w:t>
+            </w:r>
+          </w:p>
+        </w:tc>
+        <w:tc>
+          <w:tcPr>
+            <w:tcW w:w="2212" w:type="dxa"/>
+          </w:tcPr>
+          <w:p>
+            <w:pPr>
+              <w:pStyle w:val="af0"/>
+              <w:rPr>
+                <w:lang w:val="en-US"/>
+              </w:rPr>
+            </w:pPr>
+            <w:r>
+              <w:t>М9.К</w:t>
+            </w:r>
+            <w:r>
+              <w:rPr>
+                <w:lang w:val="en-US"/>
+              </w:rPr>
+              <w:t>7</w:t>
+            </w:r>
+          </w:p>
+        </w:tc>
+        <w:tc>
+          <w:tcPr>
+            <w:tcW w:w="4914" w:type="dxa"/>
+          </w:tcPr>
+          <w:p>
+            <w:pPr>
+              <w:pStyle w:val="af0"/>
+              <w:jc w:val="left"/>
+            </w:pPr>
+            <w:r>
+              <w:t>ЗОП ИО I2/I1</w:t>
+            </w:r>
+          </w:p>
+        </w:tc>
+      </w:tr>
+      <w:tr>
+        <w:tc>
+          <w:tcPr>
+            <w:tcW w:w="2479" w:type="dxa"/>
+          </w:tcPr>
+          <w:p>
+            <w:pPr>
+              <w:pStyle w:val="af0"/>
+              <w:rPr>
+                <w:lang w:val="en-US"/>
+              </w:rPr>
+            </w:pPr>
+            <w:r>
+              <w:t>М9</w:t>
+            </w:r>
+            <w:r>
+              <w:rPr>
+                <w:lang w:val="en-US"/>
+              </w:rPr>
+              <w:t>.X</w:t>
+            </w:r>
+            <w:r>
+              <w:t>В</w:t>
+            </w:r>
+            <w:r>
+              <w:rPr>
+                <w:lang w:val="en-US"/>
+              </w:rPr>
+              <w:t xml:space="preserve">:16 – </w:t>
+            </w:r>
+            <w:r>
+              <w:t>М9</w:t>
+            </w:r>
+            <w:r>
+              <w:rPr>
+                <w:lang w:val="en-US"/>
+              </w:rPr>
+              <w:t>.XB:15</w:t>
+            </w:r>
+          </w:p>
+        </w:tc>
+        <w:tc>
+          <w:tcPr>
+            <w:tcW w:w="2212" w:type="dxa"/>
+          </w:tcPr>
+          <w:p>
+            <w:pPr>
+              <w:pStyle w:val="af0"/>
+              <w:rPr>
+                <w:lang w:val="en-US"/>
+              </w:rPr>
+            </w:pPr>
+            <w:r>
+              <w:t>М9.К8</w:t>
+            </w:r>
+          </w:p>
+        </w:tc>
+        <w:tc>
+          <w:tcPr>
+            <w:tcW w:w="4914" w:type="dxa"/>
+          </w:tcPr>
+          <w:p>
+            <w:pPr>
+              <w:pStyle w:val="af0"/>
+              <w:jc w:val="left"/>
+            </w:pPr>
+            <w:r>
+              <w:t>ЛО Т / ЛО: Срабатывание</w:t>
+            </w:r>
+          </w:p>
+        </w:tc>
+      </w:tr>
+      <w:tr>
+        <w:tc>
+          <w:tcPr>
+            <w:tcW w:w="2479" w:type="dxa"/>
+          </w:tcPr>
+          <w:p>
+            <w:pPr>
+              <w:pStyle w:val="af0"/>
+            </w:pPr>
+            <w:r>
+              <w:t>М10.</w:t>
+            </w:r>
+            <w:r>
+              <w:rPr>
+                <w:lang w:val="en-US"/>
+              </w:rPr>
+              <w:t>X</w:t>
+            </w:r>
+            <w:r>
+              <w:t>В</w:t>
+            </w:r>
+            <w:r>
+              <w:rPr>
+                <w:lang w:val="en-US"/>
+              </w:rPr>
+              <w:t>:1</w:t>
+            </w:r>
+            <w:r>
+              <w:t xml:space="preserve"> – М10.</w:t>
+            </w:r>
+            <w:r>
+              <w:rPr>
+                <w:lang w:val="en-US"/>
+              </w:rPr>
+              <w:t>XB:2</w:t>
+            </w:r>
+          </w:p>
+        </w:tc>
+        <w:tc>
+          <w:tcPr>
+            <w:tcW w:w="2212" w:type="dxa"/>
+          </w:tcPr>
+          <w:p>
+            <w:pPr>
+              <w:pStyle w:val="af0"/>
+            </w:pPr>
+            <w:r>
+              <w:t>М10.К1</w:t>
+            </w:r>
+          </w:p>
+        </w:tc>
+        <w:tc>
+          <w:tcPr>
+            <w:tcW w:w="4914" w:type="dxa"/>
+          </w:tcPr>
+          <w:p>
+            <w:pPr>
+              <w:pStyle w:val="af0"/>
+              <w:jc w:val="left"/>
+            </w:pPr>
+            <w:r>
+              <w:t>ЛО Т / ЗАВР: Запрет АВР</w:t>
+            </w:r>
+          </w:p>
+        </w:tc>
+      </w:tr>
+      <w:tr>
+        <w:tc>
+          <w:tcPr>
+            <w:tcW w:w="2479" w:type="dxa"/>
+          </w:tcPr>
+          <w:p>
+            <w:pPr>
+              <w:pStyle w:val="af0"/>
+            </w:pPr>
+            <w:r>
+              <w:t>М10.</w:t>
+            </w:r>
+            <w:r>
+              <w:rPr>
+                <w:lang w:val="en-US"/>
+              </w:rPr>
+              <w:t>X</w:t>
+            </w:r>
+            <w:r>
+              <w:t>В:3 – М10.</w:t>
+            </w:r>
+            <w:r>
+              <w:rPr>
+                <w:lang w:val="en-US"/>
+              </w:rPr>
+              <w:t>XB</w:t>
+            </w:r>
+            <w:r>
+              <w:t>:4</w:t>
+            </w:r>
+          </w:p>
+        </w:tc>
+        <w:tc>
+          <w:tcPr>
+            <w:tcW w:w="2212" w:type="dxa"/>
+          </w:tcPr>
+          <w:p>
+            <w:pPr>
+              <w:pStyle w:val="af0"/>
+            </w:pPr>
+            <w:r>
+              <w:t>М10.К2</w:t>
+            </w:r>
+          </w:p>
+        </w:tc>
+        <w:tc>
+          <w:tcPr>
+            <w:tcW w:w="4914" w:type="dxa"/>
+          </w:tcPr>
+          <w:p>
+            <w:pPr>
+              <w:pStyle w:val="af0"/>
+              <w:jc w:val="left"/>
+            </w:pPr>
+            <w:r>
+              <w:t>ЛО Т / ЗАПВ: Запрет АПВ</w:t>
+            </w:r>
+          </w:p>
+        </w:tc>
+      </w:tr>
+      <w:tr>
+        <w:tc>
+          <w:tcPr>
+            <w:tcW w:w="2479" w:type="dxa"/>
+          </w:tcPr>
+          <w:p>
+            <w:pPr>
+              <w:pStyle w:val="af0"/>
+            </w:pPr>
+            <w:r>
+              <w:t>М10.</w:t>
+            </w:r>
+            <w:r>
+              <w:rPr>
+                <w:lang w:val="en-US"/>
+              </w:rPr>
+              <w:t>X</w:t>
+            </w:r>
+            <w:r>
+              <w:t>В:</w:t>
+            </w:r>
+            <w:r>
+              <w:rPr>
+                <w:lang w:val="en-US"/>
+              </w:rPr>
+              <w:t>7</w:t>
+            </w:r>
+            <w:r>
+              <w:t xml:space="preserve"> – М10.</w:t>
+            </w:r>
+            <w:r>
+              <w:rPr>
+                <w:lang w:val="en-US"/>
+              </w:rPr>
+              <w:t>XB</w:t>
+            </w:r>
+            <w:r>
+              <w:t>:</w:t>
+            </w:r>
+            <w:r>
+              <w:rPr>
+                <w:lang w:val="en-US"/>
+              </w:rPr>
+              <w:t>5</w:t>
+            </w:r>
+          </w:p>
+        </w:tc>
+        <w:tc>
+          <w:tcPr>
+            <w:tcW w:w="2212" w:type="dxa"/>
+          </w:tcPr>
+          <w:p>
+            <w:pPr>
+              <w:pStyle w:val="af0"/>
+            </w:pPr>
+            <w:r>
+              <w:t>М10.К3</w:t>
+            </w:r>
+          </w:p>
+        </w:tc>
+        <w:tc>
+          <w:tcPr>
+            <w:tcW w:w="4914" w:type="dxa"/>
+          </w:tcPr>
+          <w:p>
+            <w:pPr>
+              <w:pStyle w:val="af0"/>
+              <w:jc w:val="left"/>
+            </w:pPr>
+            <w:r>
+              <w:t>ПС: Пуск</w:t>
+            </w:r>
+          </w:p>
+        </w:tc>
+      </w:tr>
+      <w:tr>
+        <w:tc>
+          <w:tcPr>
+            <w:tcW w:w="2479" w:type="dxa"/>
+          </w:tcPr>
+          <w:p>
+            <w:pPr>
+              <w:pStyle w:val="af0"/>
+            </w:pPr>
+            <w:r>
+              <w:t>М10.</w:t>
+            </w:r>
+            <w:r>
+              <w:rPr>
+                <w:lang w:val="en-US"/>
+              </w:rPr>
+              <w:t>X</w:t>
+            </w:r>
+            <w:r>
+              <w:t>В:</w:t>
+            </w:r>
+            <w:r>
+              <w:rPr>
+                <w:lang w:val="en-US"/>
+              </w:rPr>
+              <w:t>7</w:t>
+            </w:r>
+            <w:r>
+              <w:t xml:space="preserve"> – М10.</w:t>
+            </w:r>
+            <w:r>
+              <w:rPr>
+                <w:lang w:val="en-US"/>
+              </w:rPr>
+              <w:t>XB</w:t>
+            </w:r>
+            <w:r>
+              <w:t>:</w:t>
+            </w:r>
+            <w:r>
+              <w:rPr>
+                <w:lang w:val="en-US"/>
+              </w:rPr>
+              <w:t>6</w:t>
+            </w:r>
+          </w:p>
+        </w:tc>
+        <w:tc>
+          <w:tcPr>
+            <w:tcW w:w="2212" w:type="dxa"/>
+          </w:tcPr>
+          <w:p>
+            <w:pPr>
+              <w:pStyle w:val="af0"/>
+            </w:pPr>
+            <w:r>
+              <w:t>М10.К4</w:t>
+            </w:r>
+          </w:p>
+        </w:tc>
+        <w:tc>
+          <w:tcPr>
+            <w:tcW w:w="4914" w:type="dxa"/>
+          </w:tcPr>
+          <w:p>
+            <w:pPr>
+              <w:pStyle w:val="af0"/>
+              <w:jc w:val="left"/>
+            </w:pPr>
+            <w:r>
+              <w:t>Резерв</w:t>
+            </w:r>
+          </w:p>
+        </w:tc>
+      </w:tr>
+      <w:tr>
+        <w:tc>
+          <w:tcPr>
+            <w:tcW w:w="2479" w:type="dxa"/>
+          </w:tcPr>
+          <w:p>
+            <w:pPr>
+              <w:pStyle w:val="af0"/>
+            </w:pPr>
+            <w:r>
+              <w:t>М10.</w:t>
+            </w:r>
+            <w:r>
+              <w:rPr>
+                <w:lang w:val="en-US"/>
+              </w:rPr>
+              <w:t>X</w:t>
+            </w:r>
+            <w:r>
+              <w:t>В</w:t>
+            </w:r>
+            <w:r>
+              <w:rPr>
+                <w:lang w:val="en-US"/>
+              </w:rPr>
+              <w:t>:10</w:t>
+            </w:r>
+            <w:r>
+              <w:t xml:space="preserve"> – М10.</w:t>
+            </w:r>
+            <w:r>
+              <w:rPr>
+                <w:lang w:val="en-US"/>
+              </w:rPr>
+              <w:t>XB:8</w:t>
+            </w:r>
+          </w:p>
+        </w:tc>
+        <w:tc>
+          <w:tcPr>
+            <w:tcW w:w="2212" w:type="dxa"/>
+          </w:tcPr>
+          <w:p>
+            <w:pPr>
+              <w:pStyle w:val="af0"/>
+            </w:pPr>
+            <w:r>
+              <w:t>М10.К5</w:t>
+            </w:r>
+          </w:p>
+        </w:tc>
+        <w:tc>
+          <w:tcPr>
+            <w:tcW w:w="4914" w:type="dxa"/>
+          </w:tcPr>
+          <w:p>
+            <w:pPr>
+              <w:pStyle w:val="af0"/>
+              <w:jc w:val="left"/>
+            </w:pPr>
+            <w:r>
+              <w:t>Резерв</w:t>
+            </w:r>
+          </w:p>
+        </w:tc>
+      </w:tr>
+      <w:tr>
+        <w:tc>
+          <w:tcPr>
+            <w:tcW w:w="2479" w:type="dxa"/>
+          </w:tcPr>
+          <w:p>
+            <w:pPr>
+              <w:pStyle w:val="af0"/>
+            </w:pPr>
+            <w:r>
+              <w:t>М10</w:t>
+            </w:r>
+            <w:r>
+              <w:rPr>
+                <w:lang w:val="en-US"/>
+              </w:rPr>
+              <w:t>.X</w:t>
+            </w:r>
+            <w:r>
+              <w:t>В</w:t>
+            </w:r>
+            <w:r>
+              <w:rPr>
+                <w:lang w:val="en-US"/>
+              </w:rPr>
+              <w:t xml:space="preserve">:10 – </w:t>
+            </w:r>
+            <w:r>
+              <w:t>М10</w:t>
+            </w:r>
+            <w:r>
+              <w:rPr>
+                <w:lang w:val="en-US"/>
+              </w:rPr>
+              <w:t>.XB:9</w:t>
+            </w:r>
+          </w:p>
+        </w:tc>
+        <w:tc>
+          <w:tcPr>
+            <w:tcW w:w="2212" w:type="dxa"/>
+          </w:tcPr>
+          <w:p>
+            <w:pPr>
+              <w:pStyle w:val="af0"/>
+            </w:pPr>
+            <w:r>
+              <w:t>М10.К</w:t>
+            </w:r>
+            <w:r>
+              <w:rPr>
+                <w:lang w:val="en-US"/>
+              </w:rPr>
+              <w:t>6</w:t>
+            </w:r>
+          </w:p>
+        </w:tc>
+        <w:tc>
+          <w:tcPr>
+            <w:tcW w:w="4914" w:type="dxa"/>
+          </w:tcPr>
+          <w:p>
+            <w:pPr>
+              <w:pStyle w:val="af0"/>
+              <w:jc w:val="left"/>
+            </w:pPr>
+            <w:r>
+              <w:t>Резерв</w:t>
+            </w:r>
+          </w:p>
+        </w:tc>
+      </w:tr>
+      <w:tr>
+        <w:tc>
+          <w:tcPr>
+            <w:tcW w:w="2479" w:type="dxa"/>
+          </w:tcPr>
+          <w:p>
+            <w:pPr>
+              <w:pStyle w:val="af0"/>
+            </w:pPr>
+            <w:r>
+              <w:t>М10</w:t>
+            </w:r>
+            <w:r>
+              <w:rPr>
+                <w:lang w:val="en-US"/>
+              </w:rPr>
+              <w:t>.X</w:t>
+            </w:r>
+            <w:r>
+              <w:t>В</w:t>
+            </w:r>
+            <w:r>
+              <w:rPr>
+                <w:lang w:val="en-US"/>
+              </w:rPr>
+              <w:t xml:space="preserve">:13 – </w:t>
+            </w:r>
+            <w:r>
+              <w:t>М10</w:t>
+            </w:r>
+            <w:r>
+              <w:rPr>
+                <w:lang w:val="en-US"/>
+              </w:rPr>
+              <w:t>.XB:12</w:t>
+            </w:r>
+          </w:p>
+        </w:tc>
+        <w:tc>
+          <w:tcPr>
+            <w:tcW w:w="2212" w:type="dxa"/>
+          </w:tcPr>
+          <w:p>
+            <w:pPr>
+              <w:pStyle w:val="af0"/>
+            </w:pPr>
+            <w:r>
+              <w:t>М10.К</w:t>
+            </w:r>
+            <w:r>
+              <w:rPr>
+                <w:lang w:val="en-US"/>
+              </w:rPr>
+              <w:t>7</w:t>
+            </w:r>
+          </w:p>
+        </w:tc>
+        <w:tc>
+          <w:tcPr>
+            <w:tcW w:w="4914" w:type="dxa"/>
+          </w:tcPr>
+          <w:p>
+            <w:pPr>
+              <w:pStyle w:val="af0"/>
+              <w:jc w:val="left"/>
+            </w:pPr>
+            <w:r>
+              <w:t>Резерв</w:t>
+            </w:r>
+          </w:p>
+        </w:tc>
+      </w:tr>
+      <w:tr>
+        <w:tc>
+          <w:tcPr>
+            <w:tcW w:w="2479" w:type="dxa"/>
+          </w:tcPr>
+          <w:p>
+            <w:pPr>
+              <w:pStyle w:val="af0"/>
+            </w:pPr>
+            <w:r>
+              <w:t>М10</w:t>
+            </w:r>
+            <w:r>
+              <w:rPr>
+                <w:lang w:val="en-US"/>
+              </w:rPr>
+              <w:t>.X</w:t>
+            </w:r>
+            <w:r>
+              <w:t>В</w:t>
+            </w:r>
+            <w:r>
+              <w:rPr>
+                <w:lang w:val="en-US"/>
+              </w:rPr>
+              <w:t xml:space="preserve">:16 – </w:t>
+            </w:r>
+            <w:r>
+              <w:t>М10</w:t>
+            </w:r>
+            <w:r>
+              <w:rPr>
+                <w:lang w:val="en-US"/>
+              </w:rPr>
+              <w:t>.XB:15</w:t>
+            </w:r>
+          </w:p>
+        </w:tc>
+        <w:tc>
+          <w:tcPr>
+            <w:tcW w:w="2212" w:type="dxa"/>
+          </w:tcPr>
+          <w:p>
+            <w:pPr>
+              <w:pStyle w:val="af0"/>
+            </w:pPr>
+            <w:r>
+              <w:t>М10.К8</w:t>
+            </w:r>
+          </w:p>
+        </w:tc>
+        <w:tc>
+          <w:tcPr>
+            <w:tcW w:w="4914" w:type="dxa"/>
+          </w:tcPr>
+          <w:p>
+            <w:pPr>
+              <w:pStyle w:val="af0"/>
+              <w:jc w:val="left"/>
+            </w:pPr>
+            <w:r>
+              <w:t>Резерв</w:t>
+            </w:r>
+          </w:p>
+        </w:tc>
+      </w:tr>
+    </w:tbl>
+    <w:p>
+      <w:pPr>
+        <w:pStyle w:val="a"/>
+      </w:pPr>
+      <w:bookmarkStart w:id="27" w:name="_Ref192835080"/>
+      <w:bookmarkStart w:id="28" w:name="_Ref195523345"/>
+      <w:r>
+        <w:lastRenderedPageBreak/>
+        <w:t xml:space="preserve">Выходные реле ЮНИТ-М300 для проверки </w:t>
+      </w:r>
+      <w:bookmarkEnd w:id="27"/>
+      <w:r>
+        <w:t>ЗП</w:t>
+      </w:r>
+      <w:bookmarkEnd w:id="28"/>
+    </w:p>
+    <w:tbl>
+      <w:tblPr>
+        <w:tblStyle w:val="21"/>
+        <w:tblW w:w="0" w:type="auto"/>
+        <w:tblLook w:val="04A0" w:firstRow="1" w:lastRow="0" w:firstColumn="1" w:lastColumn="0" w:noHBand="0" w:noVBand="1"/>
+      </w:tblPr>
+      <w:tblGrid>
+        <w:gridCol w:w="2479"/>
+        <w:gridCol w:w="2212"/>
+        <w:gridCol w:w="4914"/>
+      </w:tblGrid>
+      <w:tr>
+        <w:trPr>
+          <w:cnfStyle w:val="100000000000" w:firstRow="1" w:lastRow="0" w:firstColumn="0" w:lastColumn="0" w:oddVBand="0" w:evenVBand="0" w:oddHBand="0" w:evenHBand="0" w:firstRowFirstColumn="0" w:firstRowLastColumn="0" w:lastRowFirstColumn="0" w:lastRowLastColumn="0"/>
+          <w:tblHeader/>
+        </w:trPr>
+        <w:tc>
+          <w:tcPr>
+            <w:tcW w:w="2479" w:type="dxa"/>
+          </w:tcPr>
+          <w:p>
+            <w:pPr>
+              <w:rPr>
+                <w:b w:val="0"/>
+              </w:rPr>
+            </w:pPr>
+            <w:r>
+              <w:rPr>
+                <w:b w:val="0"/>
+              </w:rPr>
+              <w:t>Клеммы на устройстве</w:t>
+            </w:r>
+          </w:p>
+        </w:tc>
+        <w:tc>
+          <w:tcPr>
+            <w:tcW w:w="2212" w:type="dxa"/>
+          </w:tcPr>
+          <w:p>
+            <w:pPr>
+              <w:rPr>
+                <w:b w:val="0"/>
+              </w:rPr>
+            </w:pPr>
+            <w:r>
+              <w:rPr>
+                <w:b w:val="0"/>
+              </w:rPr>
+              <w:t>Номер выходного реле</w:t>
+            </w:r>
+          </w:p>
+        </w:tc>
+        <w:tc>
+          <w:tcPr>
+            <w:tcW w:w="4914" w:type="dxa"/>
+          </w:tcPr>
+          <w:p>
+            <w:pPr>
+              <w:rPr>
+                <w:b w:val="0"/>
+              </w:rPr>
+            </w:pPr>
+            <w:r>
+              <w:rPr>
+                <w:b w:val="0"/>
+              </w:rPr>
+              <w:t>Наименование сигнала на ФСУ</w:t>
+            </w:r>
+          </w:p>
+        </w:tc>
+      </w:tr>
+      <w:tr>
+        <w:tc>
+          <w:tcPr>
+            <w:tcW w:w="2479" w:type="dxa"/>
+          </w:tcPr>
+          <w:p>
+            <w:pPr>
+              <w:pStyle w:val="af0"/>
+            </w:pPr>
+            <w:r>
+              <w:t>М9.</w:t>
+            </w:r>
+            <w:r>
+              <w:rPr>
+                <w:lang w:val="en-US"/>
+              </w:rPr>
+              <w:t>X</w:t>
+            </w:r>
+            <w:r>
+              <w:t>В</w:t>
+            </w:r>
+            <w:r>
+              <w:rPr>
+                <w:lang w:val="en-US"/>
+              </w:rPr>
+              <w:t>:1</w:t>
+            </w:r>
+            <w:r>
+              <w:t xml:space="preserve"> – М9.</w:t>
+            </w:r>
+            <w:r>
+              <w:rPr>
+                <w:lang w:val="en-US"/>
+              </w:rPr>
+              <w:t>XB:2</w:t>
+            </w:r>
+          </w:p>
+        </w:tc>
+        <w:tc>
+          <w:tcPr>
+            <w:tcW w:w="2212" w:type="dxa"/>
+          </w:tcPr>
+          <w:p>
+            <w:pPr>
+              <w:pStyle w:val="af0"/>
+            </w:pPr>
+            <w:r>
+              <w:t>М9.К1</w:t>
+            </w:r>
+          </w:p>
+        </w:tc>
+        <w:tc>
+          <w:tcPr>
+            <w:tcW w:w="4914" w:type="dxa"/>
+            <w:shd w:val="clear" w:color="auto" w:fill="auto"/>
+          </w:tcPr>
+          <w:p>
+            <w:pPr>
+              <w:pStyle w:val="af0"/>
+              <w:jc w:val="left"/>
+            </w:pPr>
+            <w:r>
+              <w:t>ЗП: Ввод</w:t>
+            </w:r>
+          </w:p>
+        </w:tc>
+      </w:tr>
+      <w:tr>
+        <w:tc>
+          <w:tcPr>
+            <w:tcW w:w="2479" w:type="dxa"/>
+          </w:tcPr>
+          <w:p>
+            <w:pPr>
+              <w:pStyle w:val="af0"/>
+            </w:pPr>
+            <w:r>
+              <w:t>М9.</w:t>
+            </w:r>
+            <w:r>
+              <w:rPr>
+                <w:lang w:val="en-US"/>
+              </w:rPr>
+              <w:t>X</w:t>
+            </w:r>
+            <w:r>
+              <w:t>В:3 – М9.</w:t>
+            </w:r>
+            <w:r>
+              <w:rPr>
+                <w:lang w:val="en-US"/>
+              </w:rPr>
+              <w:t>XB</w:t>
+            </w:r>
+            <w:r>
+              <w:t>:4</w:t>
+            </w:r>
+          </w:p>
+        </w:tc>
+        <w:tc>
+          <w:tcPr>
+            <w:tcW w:w="2212" w:type="dxa"/>
+          </w:tcPr>
+          <w:p>
+            <w:pPr>
+              <w:pStyle w:val="af0"/>
+            </w:pPr>
+            <w:r>
+              <w:t>М9.К2</w:t>
+            </w:r>
+          </w:p>
+        </w:tc>
+        <w:tc>
+          <w:tcPr>
+            <w:tcW w:w="4914" w:type="dxa"/>
+            <w:shd w:val="clear" w:color="auto" w:fill="auto"/>
+          </w:tcPr>
+          <w:p>
+            <w:pPr>
+              <w:pStyle w:val="af0"/>
+              <w:jc w:val="left"/>
+            </w:pPr>
+            <w:r>
+              <w:t>ЗП: Оперативный вывод</w:t>
+            </w:r>
+          </w:p>
+        </w:tc>
+      </w:tr>
+      <w:tr>
+        <w:tc>
+          <w:tcPr>
+            <w:tcW w:w="2479" w:type="dxa"/>
+          </w:tcPr>
+          <w:p>
+            <w:pPr>
+              <w:pStyle w:val="af0"/>
+              <w:rPr>
+                <w:lang w:val="en-US"/>
+              </w:rPr>
+            </w:pPr>
+            <w:r>
+              <w:t>М9.</w:t>
+            </w:r>
+            <w:r>
+              <w:rPr>
+                <w:lang w:val="en-US"/>
+              </w:rPr>
+              <w:t>X</w:t>
+            </w:r>
+            <w:r>
+              <w:t>В:</w:t>
+            </w:r>
+            <w:r>
+              <w:rPr>
+                <w:lang w:val="en-US"/>
+              </w:rPr>
+              <w:t>7</w:t>
+            </w:r>
+            <w:r>
+              <w:t xml:space="preserve"> – М9.</w:t>
+            </w:r>
+            <w:r>
+              <w:rPr>
+                <w:lang w:val="en-US"/>
+              </w:rPr>
+              <w:t>XB</w:t>
+            </w:r>
+            <w:r>
+              <w:t>:</w:t>
+            </w:r>
+            <w:r>
+              <w:rPr>
+                <w:lang w:val="en-US"/>
+              </w:rPr>
+              <w:t>5</w:t>
+            </w:r>
+          </w:p>
+        </w:tc>
+        <w:tc>
+          <w:tcPr>
+            <w:tcW w:w="2212" w:type="dxa"/>
+          </w:tcPr>
+          <w:p>
+            <w:pPr>
+              <w:pStyle w:val="af0"/>
+            </w:pPr>
+            <w:r>
+              <w:t>М9.К3</w:t>
+            </w:r>
+          </w:p>
+        </w:tc>
+        <w:tc>
+          <w:tcPr>
+            <w:tcW w:w="4914" w:type="dxa"/>
+            <w:shd w:val="clear" w:color="auto" w:fill="auto"/>
+          </w:tcPr>
+          <w:p>
+            <w:pPr>
+              <w:pStyle w:val="af0"/>
+              <w:jc w:val="left"/>
+            </w:pPr>
+            <w:r>
+              <w:t>ЗП: Пуск</w:t>
+            </w:r>
+          </w:p>
+        </w:tc>
+      </w:tr>
+      <w:tr>
+        <w:tc>
+          <w:tcPr>
+            <w:tcW w:w="2479" w:type="dxa"/>
+          </w:tcPr>
+          <w:p>
+            <w:pPr>
+              <w:pStyle w:val="af0"/>
+              <w:rPr>
+                <w:lang w:val="en-US"/>
+              </w:rPr>
+            </w:pPr>
+            <w:r>
+              <w:t>М9.</w:t>
+            </w:r>
+            <w:r>
+              <w:rPr>
+                <w:lang w:val="en-US"/>
+              </w:rPr>
+              <w:t>X</w:t>
+            </w:r>
+            <w:r>
+              <w:t>В:</w:t>
+            </w:r>
+            <w:r>
+              <w:rPr>
+                <w:lang w:val="en-US"/>
+              </w:rPr>
+              <w:t>7</w:t>
+            </w:r>
+            <w:r>
+              <w:t xml:space="preserve"> – М9.</w:t>
+            </w:r>
+            <w:r>
+              <w:rPr>
+                <w:lang w:val="en-US"/>
+              </w:rPr>
+              <w:t>XB</w:t>
+            </w:r>
+            <w:r>
+              <w:t>:</w:t>
+            </w:r>
+            <w:r>
+              <w:rPr>
+                <w:lang w:val="en-US"/>
+              </w:rPr>
+              <w:t>6</w:t>
+            </w:r>
+          </w:p>
+        </w:tc>
+        <w:tc>
+          <w:tcPr>
+            <w:tcW w:w="2212" w:type="dxa"/>
+          </w:tcPr>
+          <w:p>
+            <w:pPr>
+              <w:pStyle w:val="af0"/>
+              <w:rPr>
+                <w:lang w:val="en-US"/>
+              </w:rPr>
+            </w:pPr>
+            <w:r>
+              <w:t>М9.К4</w:t>
+            </w:r>
+          </w:p>
+        </w:tc>
+        <w:tc>
+          <w:tcPr>
+            <w:tcW w:w="4914" w:type="dxa"/>
+            <w:shd w:val="clear" w:color="auto" w:fill="auto"/>
+          </w:tcPr>
+          <w:p>
+            <w:pPr>
+              <w:pStyle w:val="af0"/>
+              <w:jc w:val="left"/>
+            </w:pPr>
+            <w:r>
+              <w:t>ЗП ИО I</w:t>
+            </w:r>
+          </w:p>
+        </w:tc>
+      </w:tr>
+      <w:tr>
+        <w:tc>
+          <w:tcPr>
+            <w:tcW w:w="2479" w:type="dxa"/>
+          </w:tcPr>
+          <w:p>
+            <w:pPr>
+              <w:pStyle w:val="af0"/>
+              <w:rPr>
+                <w:lang w:val="en-US"/>
+              </w:rPr>
+            </w:pPr>
+            <w:r>
+              <w:t>М9.</w:t>
+            </w:r>
+            <w:r>
+              <w:rPr>
+                <w:lang w:val="en-US"/>
+              </w:rPr>
+              <w:t>X</w:t>
+            </w:r>
+            <w:r>
+              <w:t>В</w:t>
+            </w:r>
+            <w:r>
+              <w:rPr>
+                <w:lang w:val="en-US"/>
+              </w:rPr>
+              <w:t>:10</w:t>
+            </w:r>
+            <w:r>
+              <w:t xml:space="preserve"> – М9.</w:t>
+            </w:r>
+            <w:r>
+              <w:rPr>
+                <w:lang w:val="en-US"/>
+              </w:rPr>
+              <w:t>XB:8</w:t>
+            </w:r>
+          </w:p>
+        </w:tc>
+        <w:tc>
+          <w:tcPr>
+            <w:tcW w:w="2212" w:type="dxa"/>
+          </w:tcPr>
+          <w:p>
+            <w:pPr>
+              <w:pStyle w:val="af0"/>
+              <w:rPr>
+                <w:lang w:val="en-US"/>
+              </w:rPr>
+            </w:pPr>
+            <w:r>
+              <w:t>М9.К5</w:t>
+            </w:r>
+          </w:p>
+        </w:tc>
+        <w:tc>
+          <w:tcPr>
+            <w:tcW w:w="4914" w:type="dxa"/>
+            <w:shd w:val="clear" w:color="auto" w:fill="auto"/>
+          </w:tcPr>
+          <w:p>
+            <w:pPr>
+              <w:pStyle w:val="af0"/>
+              <w:jc w:val="left"/>
+            </w:pPr>
+            <w:r>
               <w:t>ЗП: Срабатывание</w:t>
             </w:r>
           </w:p>
@@ -16757,6 +16488,81 @@
               <w:jc w:val="left"/>
             </w:pPr>
             <w:r>
+              <w:t>ПС: Пуск</w:t>
+            </w:r>
+          </w:p>
+        </w:tc>
+      </w:tr>
+      <w:tr>
+        <w:tc>
+          <w:tcPr>
+            <w:tcW w:w="2479" w:type="dxa"/>
+          </w:tcPr>
+          <w:p>
+            <w:pPr>
+              <w:pStyle w:val="af0"/>
+            </w:pPr>
+            <w:r>
+              <w:t>М10.</w:t>
+            </w:r>
+            <w:r>
+              <w:rPr>
+                <w:lang w:val="en-US"/>
+              </w:rPr>
+              <w:t>X</w:t>
+            </w:r>
+            <w:r>
+              <w:t>В:</w:t>
+            </w:r>
+            <w:r>
+              <w:rPr>
+                <w:lang w:val="en-US"/>
+              </w:rPr>
+              <w:t>7</w:t>
+            </w:r>
+            <w:r>
+              <w:t xml:space="preserve"> – М10.</w:t>
+            </w:r>
+            <w:r>
+              <w:rPr>
+                <w:lang w:val="en-US"/>
+              </w:rPr>
+              <w:t>XB</w:t>
+            </w:r>
+            <w:r>
+              <w:t>:</w:t>
+            </w:r>
+            <w:r>
+              <w:rPr>
+                <w:lang w:val="en-US"/>
+              </w:rPr>
+              <w:t>5</w:t>
+            </w:r>
+          </w:p>
+        </w:tc>
+        <w:tc>
+          <w:tcPr>
+            <w:tcW w:w="2212" w:type="dxa"/>
+          </w:tcPr>
+          <w:p>
+            <w:pPr>
+              <w:pStyle w:val="af0"/>
+            </w:pPr>
+            <w:r>
+              <w:t>М10.К3</w:t>
+            </w:r>
+          </w:p>
+        </w:tc>
+        <w:tc>
+          <w:tcPr>
+            <w:tcW w:w="4914" w:type="dxa"/>
+          </w:tcPr>
+          <w:p>
+            <w:pPr>
+              <w:pStyle w:val="af0"/>
+              <w:jc w:val="left"/>
+            </w:pPr>
+            <w:r>
               <w:t>Резерв</w:t>
             </w:r>
           </w:p>
@@ -16805,7 +16611,7 @@
               <w:rPr>
                 <w:lang w:val="en-US"/>
               </w:rPr>
-              <w:t>5</w:t>
+              <w:t>6</w:t>
             </w:r>
           </w:p>
         </w:tc>
@@ -16818,7 +16624,7 @@
               <w:pStyle w:val="af0"/>
             </w:pPr>
             <w:r>
-              <w:t>М10.К3</w:t>
+              <w:t>М10.К4</w:t>
             </w:r>
           </w:p>
         </w:tc>
@@ -16856,7 +16662,173 @@
               <w:t>X</w:t>
             </w:r>
             <w:r>
-              <w:t>В:</w:t>
+              <w:t>В</w:t>
+            </w:r>
+            <w:r>
+              <w:rPr>
+                <w:lang w:val="en-US"/>
+              </w:rPr>
+              <w:t>:10</w:t>
+            </w:r>
+            <w:r>
+              <w:t xml:space="preserve"> – М10.</w:t>
+            </w:r>
+            <w:r>
+              <w:rPr>
+                <w:lang w:val="en-US"/>
+              </w:rPr>
+              <w:t>XB:8</w:t>
+            </w:r>
+          </w:p>
+        </w:tc>
+        <w:tc>
+          <w:tcPr>
+            <w:tcW w:w="2212" w:type="dxa"/>
+          </w:tcPr>
+          <w:p>
+            <w:pPr>
+              <w:pStyle w:val="af0"/>
+            </w:pPr>
+            <w:r>
+              <w:t>М10.К5</w:t>
+            </w:r>
+          </w:p>
+        </w:tc>
+        <w:tc>
+          <w:tcPr>
+            <w:tcW w:w="4914" w:type="dxa"/>
+          </w:tcPr>
+          <w:p>
+            <w:pPr>
+              <w:pStyle w:val="af0"/>
+              <w:jc w:val="left"/>
+            </w:pPr>
+            <w:r>
+              <w:t>Резерв</w:t>
+            </w:r>
+          </w:p>
+        </w:tc>
+      </w:tr>
+      <w:tr>
+        <w:tc>
+          <w:tcPr>
+            <w:tcW w:w="2479" w:type="dxa"/>
+          </w:tcPr>
+          <w:p>
+            <w:pPr>
+              <w:pStyle w:val="af0"/>
+            </w:pPr>
+            <w:r>
+              <w:t>М10</w:t>
+            </w:r>
+            <w:r>
+              <w:rPr>
+                <w:lang w:val="en-US"/>
+              </w:rPr>
+              <w:t>.X</w:t>
+            </w:r>
+            <w:r>
+              <w:t>В</w:t>
+            </w:r>
+            <w:r>
+              <w:rPr>
+                <w:lang w:val="en-US"/>
+              </w:rPr>
+              <w:t xml:space="preserve">:10 – </w:t>
+            </w:r>
+            <w:r>
+              <w:t>М10</w:t>
+            </w:r>
+            <w:r>
+              <w:rPr>
+                <w:lang w:val="en-US"/>
+              </w:rPr>
+              <w:t>.XB:9</w:t>
+            </w:r>
+          </w:p>
+        </w:tc>
+        <w:tc>
+          <w:tcPr>
+            <w:tcW w:w="2212" w:type="dxa"/>
+          </w:tcPr>
+          <w:p>
+            <w:pPr>
+              <w:pStyle w:val="af0"/>
+            </w:pPr>
+            <w:r>
+              <w:t>М10.К</w:t>
+            </w:r>
+            <w:r>
+              <w:rPr>
+                <w:lang w:val="en-US"/>
+              </w:rPr>
+              <w:t>6</w:t>
+            </w:r>
+          </w:p>
+        </w:tc>
+        <w:tc>
+          <w:tcPr>
+            <w:tcW w:w="4914" w:type="dxa"/>
+          </w:tcPr>
+          <w:p>
+            <w:pPr>
+              <w:pStyle w:val="af0"/>
+              <w:jc w:val="left"/>
+            </w:pPr>
+            <w:r>
+              <w:t>Резерв</w:t>
+            </w:r>
+          </w:p>
+        </w:tc>
+      </w:tr>
+      <w:tr>
+        <w:tc>
+          <w:tcPr>
+            <w:tcW w:w="2479" w:type="dxa"/>
+          </w:tcPr>
+          <w:p>
+            <w:pPr>
+              <w:pStyle w:val="af0"/>
+            </w:pPr>
+            <w:r>
+              <w:t>М10</w:t>
+            </w:r>
+            <w:r>
+              <w:rPr>
+                <w:lang w:val="en-US"/>
+              </w:rPr>
+              <w:t>.X</w:t>
+            </w:r>
+            <w:r>
+              <w:t>В</w:t>
+            </w:r>
+            <w:r>
+              <w:rPr>
+                <w:lang w:val="en-US"/>
+              </w:rPr>
+              <w:t xml:space="preserve">:13 – </w:t>
+            </w:r>
+            <w:r>
+              <w:t>М10</w:t>
+            </w:r>
+            <w:r>
+              <w:rPr>
+                <w:lang w:val="en-US"/>
+              </w:rPr>
+              <w:t>.XB:12</w:t>
+            </w:r>
+          </w:p>
+        </w:tc>
+        <w:tc>
+          <w:tcPr>
+            <w:tcW w:w="2212" w:type="dxa"/>
+          </w:tcPr>
+          <w:p>
+            <w:pPr>
+              <w:pStyle w:val="af0"/>
+            </w:pPr>
+            <w:r>
+              <w:t>М10.К</w:t>
             </w:r>
             <w:r>
               <w:rPr>
@@ -16864,23 +16836,58 @@
               </w:rPr>
               <w:t>7</w:t>
             </w:r>
-            <w:r>
-              <w:t xml:space="preserve"> – М10.</w:t>
-            </w:r>
-            <w:r>
-              <w:rPr>
-                <w:lang w:val="en-US"/>
-              </w:rPr>
-              <w:t>XB</w:t>
-            </w:r>
-            <w:r>
-              <w:t>:</w:t>
-            </w:r>
-            <w:r>
-              <w:rPr>
-                <w:lang w:val="en-US"/>
-              </w:rPr>
-              <w:t>6</w:t>
+          </w:p>
+        </w:tc>
+        <w:tc>
+          <w:tcPr>
+            <w:tcW w:w="4914" w:type="dxa"/>
+          </w:tcPr>
+          <w:p>
+            <w:pPr>
+              <w:pStyle w:val="af0"/>
+              <w:jc w:val="left"/>
+            </w:pPr>
+            <w:r>
+              <w:t>Резерв</w:t>
+            </w:r>
+          </w:p>
+        </w:tc>
+      </w:tr>
+      <w:tr>
+        <w:tc>
+          <w:tcPr>
+            <w:tcW w:w="2479" w:type="dxa"/>
+          </w:tcPr>
+          <w:p>
+            <w:pPr>
+              <w:pStyle w:val="af0"/>
+            </w:pPr>
+            <w:r>
+              <w:t>М10</w:t>
+            </w:r>
+            <w:r>
+              <w:rPr>
+                <w:lang w:val="en-US"/>
+              </w:rPr>
+              <w:t>.X</w:t>
+            </w:r>
+            <w:r>
+              <w:t>В</w:t>
+            </w:r>
+            <w:r>
+              <w:rPr>
+                <w:lang w:val="en-US"/>
+              </w:rPr>
+              <w:t xml:space="preserve">:16 – </w:t>
+            </w:r>
+            <w:r>
+              <w:t>М10</w:t>
+            </w:r>
+            <w:r>
+              <w:rPr>
+                <w:lang w:val="en-US"/>
+              </w:rPr>
+              <w:t>.XB:15</w:t>
             </w:r>
           </w:p>
         </w:tc>
@@ -16893,7 +16900,7 @@
               <w:pStyle w:val="af0"/>
             </w:pPr>
             <w:r>
-              <w:t>М10.К4</w:t>
+              <w:t>М10.К8</w:t>
             </w:r>
           </w:p>
         </w:tc>
@@ -16908,339 +16915,6 @@
             </w:pPr>
             <w:r>
               <w:t>Резерв</w:t>
-            </w:r>
-          </w:p>
-        </w:tc>
-      </w:tr>
-      <w:tr>
-        <w:tc>
-          <w:tcPr>
-            <w:tcW w:w="2479" w:type="dxa"/>
-          </w:tcPr>
-          <w:p>
-            <w:pPr>
-              <w:pStyle w:val="af0"/>
-            </w:pPr>
-            <w:r>
-              <w:t>М10.</w:t>
-            </w:r>
-            <w:r>
-              <w:rPr>
-                <w:lang w:val="en-US"/>
-              </w:rPr>
-              <w:t>X</w:t>
-            </w:r>
-            <w:r>
-              <w:t>В</w:t>
-            </w:r>
-            <w:r>
-              <w:rPr>
-                <w:lang w:val="en-US"/>
-              </w:rPr>
-              <w:t>:10</w:t>
-            </w:r>
-            <w:r>
-              <w:t xml:space="preserve"> – М10.</w:t>
-            </w:r>
-            <w:r>
-              <w:rPr>
-                <w:lang w:val="en-US"/>
-              </w:rPr>
-              <w:t>XB:8</w:t>
-            </w:r>
-          </w:p>
-        </w:tc>
-        <w:tc>
-          <w:tcPr>
-            <w:tcW w:w="2212" w:type="dxa"/>
-          </w:tcPr>
-          <w:p>
-            <w:pPr>
-              <w:pStyle w:val="af0"/>
-            </w:pPr>
-            <w:r>
-              <w:t>М10.К5</w:t>
-            </w:r>
-          </w:p>
-        </w:tc>
-        <w:tc>
-          <w:tcPr>
-            <w:tcW w:w="4914" w:type="dxa"/>
-          </w:tcPr>
-          <w:p>
-            <w:pPr>
-              <w:pStyle w:val="af0"/>
-              <w:jc w:val="left"/>
-            </w:pPr>
-            <w:r>
-              <w:t>Резерв</w:t>
-            </w:r>
-          </w:p>
-        </w:tc>
-      </w:tr>
-      <w:tr>
-        <w:tc>
-          <w:tcPr>
-            <w:tcW w:w="2479" w:type="dxa"/>
-          </w:tcPr>
-          <w:p>
-            <w:pPr>
-              <w:pStyle w:val="af0"/>
-            </w:pPr>
-            <w:r>
-              <w:t>М10</w:t>
-            </w:r>
-            <w:r>
-              <w:rPr>
-                <w:lang w:val="en-US"/>
-              </w:rPr>
-              <w:t>.X</w:t>
-            </w:r>
-            <w:r>
-              <w:t>В</w:t>
-            </w:r>
-            <w:r>
-              <w:rPr>
-                <w:lang w:val="en-US"/>
-              </w:rPr>
-              <w:t xml:space="preserve">:10 – </w:t>
-            </w:r>
-            <w:r>
-              <w:t>М10</w:t>
-            </w:r>
-            <w:r>
-              <w:rPr>
-                <w:lang w:val="en-US"/>
-              </w:rPr>
-              <w:t>.XB:9</w:t>
-            </w:r>
-          </w:p>
-        </w:tc>
-        <w:tc>
-          <w:tcPr>
-            <w:tcW w:w="2212" w:type="dxa"/>
-          </w:tcPr>
-          <w:p>
-            <w:pPr>
-              <w:pStyle w:val="af0"/>
-            </w:pPr>
-            <w:r>
-              <w:t>М10.К</w:t>
-            </w:r>
-            <w:r>
-              <w:rPr>
-                <w:lang w:val="en-US"/>
-              </w:rPr>
-              <w:t>6</w:t>
-            </w:r>
-          </w:p>
-        </w:tc>
-        <w:tc>
-          <w:tcPr>
-            <w:tcW w:w="4914" w:type="dxa"/>
-          </w:tcPr>
-          <w:p>
-            <w:pPr>
-              <w:pStyle w:val="af0"/>
-              <w:jc w:val="left"/>
-            </w:pPr>
-            <w:r>
-              <w:t>Резерв</w:t>
-            </w:r>
-          </w:p>
-        </w:tc>
-      </w:tr>
-      <w:tr>
-        <w:tc>
-          <w:tcPr>
-            <w:tcW w:w="2479" w:type="dxa"/>
-          </w:tcPr>
-          <w:p>
-            <w:pPr>
-              <w:pStyle w:val="af0"/>
-            </w:pPr>
-            <w:r>
-              <w:t>М10</w:t>
-            </w:r>
-            <w:r>
-              <w:rPr>
-                <w:lang w:val="en-US"/>
-              </w:rPr>
-              <w:t>.X</w:t>
-            </w:r>
-            <w:r>
-              <w:t>В</w:t>
-            </w:r>
-            <w:r>
-              <w:rPr>
-                <w:lang w:val="en-US"/>
-              </w:rPr>
-              <w:t xml:space="preserve">:13 – </w:t>
-            </w:r>
-            <w:r>
-              <w:t>М10</w:t>
-            </w:r>
-            <w:r>
-              <w:rPr>
-                <w:lang w:val="en-US"/>
-              </w:rPr>
-              <w:t>.XB:12</w:t>
-            </w:r>
-          </w:p>
-        </w:tc>
-        <w:tc>
-          <w:tcPr>
-            <w:tcW w:w="2212" w:type="dxa"/>
-          </w:tcPr>
-          <w:p>
-            <w:pPr>
-              <w:pStyle w:val="af0"/>
-            </w:pPr>
-            <w:r>
-              <w:t>М10.К</w:t>
-            </w:r>
-            <w:r>
-              <w:rPr>
-                <w:lang w:val="en-US"/>
-              </w:rPr>
-              <w:t>7</w:t>
-            </w:r>
-          </w:p>
-        </w:tc>
-        <w:tc>
-          <w:tcPr>
-            <w:tcW w:w="4914" w:type="dxa"/>
-          </w:tcPr>
-          <w:p>
-            <w:pPr>
-              <w:pStyle w:val="af0"/>
-              <w:jc w:val="left"/>
-            </w:pPr>
-            <w:r>
-              <w:t>Резерв</w:t>
-            </w:r>
-          </w:p>
-        </w:tc>
-      </w:tr>
-      <w:tr>
-        <w:tc>
-          <w:tcPr>
-            <w:tcW w:w="2479" w:type="dxa"/>
-          </w:tcPr>
-          <w:p>
-            <w:pPr>
-              <w:pStyle w:val="af0"/>
-            </w:pPr>
-            <w:r>
-              <w:t>М10</w:t>
-            </w:r>
-            <w:r>
-              <w:rPr>
-                <w:lang w:val="en-US"/>
-              </w:rPr>
-              <w:t>.X</w:t>
-            </w:r>
-            <w:r>
-              <w:t>В</w:t>
-            </w:r>
-            <w:r>
-              <w:rPr>
-                <w:lang w:val="en-US"/>
-              </w:rPr>
-              <w:t xml:space="preserve">:16 – </w:t>
-            </w:r>
-            <w:r>
-              <w:t>М10</w:t>
-            </w:r>
-            <w:r>
-              <w:rPr>
-                <w:lang w:val="en-US"/>
-              </w:rPr>
-              <w:t>.XB:15</w:t>
-            </w:r>
-          </w:p>
-        </w:tc>
-        <w:tc>
-          <w:tcPr>
-            <w:tcW w:w="2212" w:type="dxa"/>
-          </w:tcPr>
-          <w:p>
-            <w:pPr>
-              <w:pStyle w:val="af0"/>
-            </w:pPr>
-            <w:r>
-              <w:t>М10.К8</w:t>
-            </w:r>
-          </w:p>
-        </w:tc>
-        <w:tc>
-          <w:tcPr>
-            <w:tcW w:w="4914" w:type="dxa"/>
-          </w:tcPr>
-          <w:p>
-            <w:pPr>
-              <w:pStyle w:val="af0"/>
-              <w:jc w:val="left"/>
-            </w:pPr>
-            <w:r>
-              <w:t>Резерв</w:t>
-            </w:r>
-          </w:p>
-        </w:tc>
-      </w:tr>
-      <w:tr>
-        <w:tc>
-          <w:tcPr>
-            <w:tcW w:w="2479" w:type="dxa"/>
-          </w:tcPr>
-          <w:p>
-            <w:pPr>
-              <w:pStyle w:val="af0"/>
-            </w:pPr>
-            <w:r>
-              <w:t>М</w:t>
-            </w:r>
-            <w:r>
-              <w:rPr>
-                <w:lang w:val="en-US"/>
-              </w:rPr>
-              <w:t xml:space="preserve">1.XP:2 - </w:t>
-            </w:r>
-            <w:r>
-              <w:t>М</w:t>
-            </w:r>
-            <w:r>
-              <w:rPr>
-                <w:lang w:val="en-US"/>
-              </w:rPr>
-              <w:t>1.XP:1</w:t>
-            </w:r>
-          </w:p>
-        </w:tc>
-        <w:tc>
-          <w:tcPr>
-            <w:tcW w:w="2212" w:type="dxa"/>
-          </w:tcPr>
-          <w:p>
-            <w:pPr>
-              <w:pStyle w:val="af0"/>
-            </w:pPr>
-            <w:r>
-              <w:t>М1.К1</w:t>
-            </w:r>
-          </w:p>
-        </w:tc>
-        <w:tc>
-          <w:tcPr>
-            <w:tcW w:w="4914" w:type="dxa"/>
-          </w:tcPr>
-          <w:p>
-            <w:pPr>
-              <w:pStyle w:val="af0"/>
-              <w:jc w:val="left"/>
-            </w:pPr>
-            <w:r>
-              <w:t>ПС: Пуск</w:t>
             </w:r>
           </w:p>
         </w:tc>
@@ -17257,8 +16931,8 @@
       </w:pPr>
     </w:p>
     <w:sectPr>
-      <w:headerReference w:type="default" r:id="rId12"/>
-      <w:footerReference w:type="default" r:id="rId13"/>
+      <w:headerReference w:type="default" r:id="rId16"/>
+      <w:footerReference w:type="default" r:id="rId17"/>
       <w:pgSz w:w="11906" w:h="16838"/>
       <w:pgMar w:top="720" w:right="720" w:bottom="720" w:left="720" w:header="709" w:footer="283" w:gutter="851"/>
       <w:cols w:space="708"/>
@@ -17713,7 +17387,7 @@
             <w:rPr>
               <w:noProof/>
             </w:rPr>
-            <w:t>10</w:t>
+            <w:t>12</w:t>
           </w:r>
           <w:r>
             <w:rPr>
@@ -17805,27 +17479,14 @@
           <w:r>
             <w:t xml:space="preserve"> из </w:t>
           </w:r>
-          <w:r>
-            <w:fldChar w:fldCharType="begin"/>
-          </w:r>
-          <w:r>
-            <w:instrText xml:space="preserve"> NUMPAGES </w:instrText>
-          </w:r>
-          <w:r>
-            <w:fldChar w:fldCharType="separate"/>
-          </w:r>
-          <w:r>
-            <w:rPr>
-              <w:noProof/>
-            </w:rPr>
-            <w:t>10</w:t>
-          </w:r>
-          <w:r>
-            <w:rPr>
-              <w:noProof/>
-            </w:rPr>
-            <w:fldChar w:fldCharType="end"/>
-          </w:r>
+          <w:fldSimple w:instr=" NUMPAGES ">
+            <w:r>
+              <w:rPr>
+                <w:noProof/>
+              </w:rPr>
+              <w:t>12</w:t>
+            </w:r>
+          </w:fldSimple>
           <w:r>
             <w:t xml:space="preserve"> </w:t>
           </w:r>
@@ -19956,7 +19617,7 @@
 </file>
 
 <file path=customXml/itemProps1.xml><?xml version="1.0" encoding="utf-8"?>
-<ds:datastoreItem xmlns:ds="http://schemas.openxmlformats.org/officeDocument/2006/customXml" ds:itemID="{8487CFB5-EFB9-4EC4-AE12-32E6237C5B2B}">
+<ds:datastoreItem xmlns:ds="http://schemas.openxmlformats.org/officeDocument/2006/customXml" ds:itemID="{42BAAE29-2E02-4D92-A8F6-CD1926E6A8AA}">
   <ds:schemaRefs>
     <ds:schemaRef ds:uri="http://schemas.openxmlformats.org/officeDocument/2006/bibliography"/>
   </ds:schemaRefs>
